--- a/docs/business-plan/2026_ICT융합공모전_한글복붙용_표모음.docx
+++ b/docs/business-plan/2026_ICT융합공모전_한글복붙용_표모음.docx
@@ -14,6 +14,3410 @@
           <w:sz w:val="24"/>
         </w:rPr>
         <w:t>그림 1. 비자부기 전체 서비스 흐름</w:t>
+      </w:r>
+    </w:p>
+    <w:tbl>
+      <w:tblPr>
+        <w:tblW w:type="dxa" w:w="10080"/>
+        <w:jc w:val="left"/>
+        <w:tblLayout w:type="fixed"/>
+        <w:tblLook w:firstColumn="1" w:firstRow="1" w:lastColumn="0" w:lastRow="0" w:noHBand="0" w:noVBand="1" w:val="04A0"/>
+        <w:tblInd w:w="120" w:type="dxa"/>
+      </w:tblPr>
+      <w:tblGrid>
+        <w:gridCol w:w="1776"/>
+        <w:gridCol w:w="300"/>
+        <w:gridCol w:w="1776"/>
+        <w:gridCol w:w="300"/>
+        <w:gridCol w:w="1776"/>
+        <w:gridCol w:w="300"/>
+        <w:gridCol w:w="1776"/>
+        <w:gridCol w:w="300"/>
+        <w:gridCol w:w="1776"/>
+      </w:tblGrid>
+      <w:tr>
+        <w:trPr>
+          <w:cantSplit/>
+        </w:trPr>
+        <w:tc>
+          <w:tcPr>
+            <w:tcW w:type="dxa" w:w="1776"/>
+            <w:shd w:fill="173F36" w:val="clear"/>
+            <w:tcMar>
+              <w:top w:w="140" w:type="dxa"/>
+              <w:start w:w="100" w:type="dxa"/>
+              <w:bottom w:w="140" w:type="dxa"/>
+              <w:end w:w="100" w:type="dxa"/>
+            </w:tcMar>
+            <w:vAlign w:val="center"/>
+            <w:tcBorders>
+              <w:top w:val="single" w:sz="10" w:space="0" w:color="000000"/>
+              <w:bottom w:val="single" w:sz="10" w:space="0" w:color="000000"/>
+              <w:start w:val="single" w:sz="10" w:space="0" w:color="000000"/>
+              <w:end w:val="single" w:sz="10" w:space="0" w:color="000000"/>
+            </w:tcBorders>
+          </w:tcPr>
+          <w:p>
+            <w:pPr>
+              <w:spacing w:before="0" w:after="0" w:line="324" w:lineRule="auto"/>
+              <w:jc w:val="center"/>
+            </w:pPr>
+            <w:r/>
+            <w:r>
+              <w:rPr>
+                <w:rFonts w:ascii="휴먼명조" w:hAnsi="휴먼명조" w:eastAsia="휴먼명조" w:cs="휴먼명조"/>
+                <w:b/>
+                <w:color w:val="FFFFFF"/>
+                <w:sz w:val="22"/>
+              </w:rPr>
+              <w:t>1. 사용자 확인</w:t>
+            </w:r>
+          </w:p>
+        </w:tc>
+        <w:tc>
+          <w:tcPr>
+            <w:tcW w:type="dxa" w:w="300"/>
+            <w:vMerge w:val="restart"/>
+            <w:shd w:fill="FFFFFF" w:val="clear"/>
+            <w:tcMar>
+              <w:top w:w="0" w:type="dxa"/>
+              <w:start w:w="0" w:type="dxa"/>
+              <w:bottom w:w="0" w:type="dxa"/>
+              <w:end w:w="0" w:type="dxa"/>
+            </w:tcMar>
+            <w:vAlign w:val="center"/>
+            <w:tcBorders>
+              <w:top w:val="nil" w:sz="0" w:space="0" w:color="FFFFFF"/>
+              <w:bottom w:val="nil" w:sz="0" w:space="0" w:color="FFFFFF"/>
+              <w:start w:val="nil" w:sz="0" w:space="0" w:color="FFFFFF"/>
+              <w:end w:val="nil" w:sz="0" w:space="0" w:color="FFFFFF"/>
+            </w:tcBorders>
+          </w:tcPr>
+          <w:p>
+            <w:pPr>
+              <w:spacing w:before="0" w:after="0" w:line="240" w:lineRule="auto"/>
+              <w:jc w:val="center"/>
+            </w:pPr>
+            <w:r/>
+            <w:r>
+              <w:rPr>
+                <w:rFonts w:ascii="휴먼명조" w:hAnsi="휴먼명조" w:eastAsia="휴먼명조" w:cs="휴먼명조"/>
+                <w:b/>
+                <w:color w:val="173F36"/>
+                <w:sz w:val="36"/>
+              </w:rPr>
+              <w:t>→</w:t>
+            </w:r>
+          </w:p>
+        </w:tc>
+        <w:tc>
+          <w:tcPr>
+            <w:tcW w:type="dxa" w:w="1776"/>
+            <w:shd w:fill="173F36" w:val="clear"/>
+            <w:tcMar>
+              <w:top w:w="140" w:type="dxa"/>
+              <w:start w:w="100" w:type="dxa"/>
+              <w:bottom w:w="140" w:type="dxa"/>
+              <w:end w:w="100" w:type="dxa"/>
+            </w:tcMar>
+            <w:vAlign w:val="center"/>
+            <w:tcBorders>
+              <w:top w:val="single" w:sz="10" w:space="0" w:color="000000"/>
+              <w:bottom w:val="single" w:sz="10" w:space="0" w:color="000000"/>
+              <w:start w:val="single" w:sz="10" w:space="0" w:color="000000"/>
+              <w:end w:val="single" w:sz="10" w:space="0" w:color="000000"/>
+            </w:tcBorders>
+          </w:tcPr>
+          <w:p>
+            <w:pPr>
+              <w:spacing w:before="0" w:after="0" w:line="324" w:lineRule="auto"/>
+              <w:jc w:val="center"/>
+            </w:pPr>
+            <w:r/>
+            <w:r>
+              <w:rPr>
+                <w:rFonts w:ascii="휴먼명조" w:hAnsi="휴먼명조" w:eastAsia="휴먼명조" w:cs="휴먼명조"/>
+                <w:b/>
+                <w:color w:val="FFFFFF"/>
+                <w:sz w:val="22"/>
+              </w:rPr>
+              <w:t>2. 상황 입력</w:t>
+            </w:r>
+          </w:p>
+        </w:tc>
+        <w:tc>
+          <w:tcPr>
+            <w:tcW w:type="dxa" w:w="300"/>
+            <w:vMerge w:val="restart"/>
+            <w:shd w:fill="FFFFFF" w:val="clear"/>
+            <w:tcMar>
+              <w:top w:w="0" w:type="dxa"/>
+              <w:start w:w="0" w:type="dxa"/>
+              <w:bottom w:w="0" w:type="dxa"/>
+              <w:end w:w="0" w:type="dxa"/>
+            </w:tcMar>
+            <w:vAlign w:val="center"/>
+            <w:tcBorders>
+              <w:top w:val="nil" w:sz="0" w:space="0" w:color="FFFFFF"/>
+              <w:bottom w:val="nil" w:sz="0" w:space="0" w:color="FFFFFF"/>
+              <w:start w:val="nil" w:sz="0" w:space="0" w:color="FFFFFF"/>
+              <w:end w:val="nil" w:sz="0" w:space="0" w:color="FFFFFF"/>
+            </w:tcBorders>
+          </w:tcPr>
+          <w:p>
+            <w:pPr>
+              <w:spacing w:before="0" w:after="0" w:line="240" w:lineRule="auto"/>
+              <w:jc w:val="center"/>
+            </w:pPr>
+            <w:r/>
+            <w:r>
+              <w:rPr>
+                <w:rFonts w:ascii="휴먼명조" w:hAnsi="휴먼명조" w:eastAsia="휴먼명조" w:cs="휴먼명조"/>
+                <w:b/>
+                <w:color w:val="173F36"/>
+                <w:sz w:val="36"/>
+              </w:rPr>
+              <w:t>→</w:t>
+            </w:r>
+          </w:p>
+        </w:tc>
+        <w:tc>
+          <w:tcPr>
+            <w:tcW w:type="dxa" w:w="1776"/>
+            <w:shd w:fill="173F36" w:val="clear"/>
+            <w:tcMar>
+              <w:top w:w="140" w:type="dxa"/>
+              <w:start w:w="100" w:type="dxa"/>
+              <w:bottom w:w="140" w:type="dxa"/>
+              <w:end w:w="100" w:type="dxa"/>
+            </w:tcMar>
+            <w:vAlign w:val="center"/>
+            <w:tcBorders>
+              <w:top w:val="single" w:sz="10" w:space="0" w:color="000000"/>
+              <w:bottom w:val="single" w:sz="10" w:space="0" w:color="000000"/>
+              <w:start w:val="single" w:sz="10" w:space="0" w:color="000000"/>
+              <w:end w:val="single" w:sz="10" w:space="0" w:color="000000"/>
+            </w:tcBorders>
+          </w:tcPr>
+          <w:p>
+            <w:pPr>
+              <w:spacing w:before="0" w:after="0" w:line="324" w:lineRule="auto"/>
+              <w:jc w:val="center"/>
+            </w:pPr>
+            <w:r/>
+            <w:r>
+              <w:rPr>
+                <w:rFonts w:ascii="휴먼명조" w:hAnsi="휴먼명조" w:eastAsia="휴먼명조" w:cs="휴먼명조"/>
+                <w:b/>
+                <w:color w:val="FFFFFF"/>
+                <w:sz w:val="22"/>
+              </w:rPr>
+              <w:t>3. 규칙 처리</w:t>
+            </w:r>
+          </w:p>
+        </w:tc>
+        <w:tc>
+          <w:tcPr>
+            <w:tcW w:type="dxa" w:w="300"/>
+            <w:vMerge w:val="restart"/>
+            <w:shd w:fill="FFFFFF" w:val="clear"/>
+            <w:tcMar>
+              <w:top w:w="0" w:type="dxa"/>
+              <w:start w:w="0" w:type="dxa"/>
+              <w:bottom w:w="0" w:type="dxa"/>
+              <w:end w:w="0" w:type="dxa"/>
+            </w:tcMar>
+            <w:vAlign w:val="center"/>
+            <w:tcBorders>
+              <w:top w:val="nil" w:sz="0" w:space="0" w:color="FFFFFF"/>
+              <w:bottom w:val="nil" w:sz="0" w:space="0" w:color="FFFFFF"/>
+              <w:start w:val="nil" w:sz="0" w:space="0" w:color="FFFFFF"/>
+              <w:end w:val="nil" w:sz="0" w:space="0" w:color="FFFFFF"/>
+            </w:tcBorders>
+          </w:tcPr>
+          <w:p>
+            <w:pPr>
+              <w:spacing w:before="0" w:after="0" w:line="240" w:lineRule="auto"/>
+              <w:jc w:val="center"/>
+            </w:pPr>
+            <w:r/>
+            <w:r>
+              <w:rPr>
+                <w:rFonts w:ascii="휴먼명조" w:hAnsi="휴먼명조" w:eastAsia="휴먼명조" w:cs="휴먼명조"/>
+                <w:b/>
+                <w:color w:val="173F36"/>
+                <w:sz w:val="36"/>
+              </w:rPr>
+              <w:t>→</w:t>
+            </w:r>
+          </w:p>
+        </w:tc>
+        <w:tc>
+          <w:tcPr>
+            <w:tcW w:type="dxa" w:w="1776"/>
+            <w:shd w:fill="173F36" w:val="clear"/>
+            <w:tcMar>
+              <w:top w:w="140" w:type="dxa"/>
+              <w:start w:w="100" w:type="dxa"/>
+              <w:bottom w:w="140" w:type="dxa"/>
+              <w:end w:w="100" w:type="dxa"/>
+            </w:tcMar>
+            <w:vAlign w:val="center"/>
+            <w:tcBorders>
+              <w:top w:val="single" w:sz="10" w:space="0" w:color="000000"/>
+              <w:bottom w:val="single" w:sz="10" w:space="0" w:color="000000"/>
+              <w:start w:val="single" w:sz="10" w:space="0" w:color="000000"/>
+              <w:end w:val="single" w:sz="10" w:space="0" w:color="000000"/>
+            </w:tcBorders>
+          </w:tcPr>
+          <w:p>
+            <w:pPr>
+              <w:spacing w:before="0" w:after="0" w:line="324" w:lineRule="auto"/>
+              <w:jc w:val="center"/>
+            </w:pPr>
+            <w:r/>
+            <w:r>
+              <w:rPr>
+                <w:rFonts w:ascii="휴먼명조" w:hAnsi="휴먼명조" w:eastAsia="휴먼명조" w:cs="휴먼명조"/>
+                <w:b/>
+                <w:color w:val="FFFFFF"/>
+                <w:sz w:val="22"/>
+              </w:rPr>
+              <w:t>4. 행동 안내</w:t>
+            </w:r>
+          </w:p>
+        </w:tc>
+        <w:tc>
+          <w:tcPr>
+            <w:tcW w:type="dxa" w:w="300"/>
+            <w:vMerge w:val="restart"/>
+            <w:shd w:fill="FFFFFF" w:val="clear"/>
+            <w:tcMar>
+              <w:top w:w="0" w:type="dxa"/>
+              <w:start w:w="0" w:type="dxa"/>
+              <w:bottom w:w="0" w:type="dxa"/>
+              <w:end w:w="0" w:type="dxa"/>
+            </w:tcMar>
+            <w:vAlign w:val="center"/>
+            <w:tcBorders>
+              <w:top w:val="nil" w:sz="0" w:space="0" w:color="FFFFFF"/>
+              <w:bottom w:val="nil" w:sz="0" w:space="0" w:color="FFFFFF"/>
+              <w:start w:val="nil" w:sz="0" w:space="0" w:color="FFFFFF"/>
+              <w:end w:val="nil" w:sz="0" w:space="0" w:color="FFFFFF"/>
+            </w:tcBorders>
+          </w:tcPr>
+          <w:p>
+            <w:pPr>
+              <w:spacing w:before="0" w:after="0" w:line="240" w:lineRule="auto"/>
+              <w:jc w:val="center"/>
+            </w:pPr>
+            <w:r/>
+            <w:r>
+              <w:rPr>
+                <w:rFonts w:ascii="휴먼명조" w:hAnsi="휴먼명조" w:eastAsia="휴먼명조" w:cs="휴먼명조"/>
+                <w:b/>
+                <w:color w:val="173F36"/>
+                <w:sz w:val="36"/>
+              </w:rPr>
+              <w:t>→</w:t>
+            </w:r>
+          </w:p>
+        </w:tc>
+        <w:tc>
+          <w:tcPr>
+            <w:tcW w:type="dxa" w:w="1776"/>
+            <w:shd w:fill="173F36" w:val="clear"/>
+            <w:tcMar>
+              <w:top w:w="140" w:type="dxa"/>
+              <w:start w:w="100" w:type="dxa"/>
+              <w:bottom w:w="140" w:type="dxa"/>
+              <w:end w:w="100" w:type="dxa"/>
+            </w:tcMar>
+            <w:vAlign w:val="center"/>
+            <w:tcBorders>
+              <w:top w:val="single" w:sz="10" w:space="0" w:color="000000"/>
+              <w:bottom w:val="single" w:sz="10" w:space="0" w:color="000000"/>
+              <w:start w:val="single" w:sz="10" w:space="0" w:color="000000"/>
+              <w:end w:val="single" w:sz="10" w:space="0" w:color="000000"/>
+            </w:tcBorders>
+          </w:tcPr>
+          <w:p>
+            <w:pPr>
+              <w:spacing w:before="0" w:after="0" w:line="324" w:lineRule="auto"/>
+              <w:jc w:val="center"/>
+            </w:pPr>
+            <w:r/>
+            <w:r>
+              <w:rPr>
+                <w:rFonts w:ascii="휴먼명조" w:hAnsi="휴먼명조" w:eastAsia="휴먼명조" w:cs="휴먼명조"/>
+                <w:b/>
+                <w:color w:val="FFFFFF"/>
+                <w:sz w:val="22"/>
+              </w:rPr>
+              <w:t>5. 기관 연결</w:t>
+            </w:r>
+          </w:p>
+        </w:tc>
+      </w:tr>
+      <w:tr>
+        <w:trPr>
+          <w:cantSplit/>
+        </w:trPr>
+        <w:tc>
+          <w:tcPr>
+            <w:tcW w:type="dxa" w:w="1776"/>
+            <w:shd w:fill="FFFFFF" w:val="clear"/>
+            <w:tcMar>
+              <w:top w:w="180" w:type="dxa"/>
+              <w:start w:w="100" w:type="dxa"/>
+              <w:bottom w:w="180" w:type="dxa"/>
+              <w:end w:w="100" w:type="dxa"/>
+            </w:tcMar>
+            <w:vAlign w:val="center"/>
+            <w:tcBorders>
+              <w:top w:val="single" w:sz="10" w:space="0" w:color="000000"/>
+              <w:bottom w:val="single" w:sz="10" w:space="0" w:color="000000"/>
+              <w:start w:val="single" w:sz="10" w:space="0" w:color="000000"/>
+              <w:end w:val="single" w:sz="10" w:space="0" w:color="000000"/>
+            </w:tcBorders>
+          </w:tcPr>
+          <w:p>
+            <w:pPr>
+              <w:spacing w:before="0" w:after="0" w:line="348" w:lineRule="auto"/>
+              <w:jc w:val="center"/>
+            </w:pPr>
+            <w:r/>
+            <w:r>
+              <w:rPr>
+                <w:rFonts w:ascii="휴먼명조" w:hAnsi="휴먼명조" w:eastAsia="휴먼명조" w:cs="휴먼명조"/>
+                <w:b w:val="0"/>
+                <w:color w:val="000000"/>
+                <w:sz w:val="22"/>
+              </w:rPr>
+              <w:t>언어·국적·지역</w:t>
+            </w:r>
+            <w:r>
+              <w:br/>
+            </w:r>
+            <w:r>
+              <w:rPr>
+                <w:rFonts w:ascii="휴먼명조" w:hAnsi="휴먼명조" w:eastAsia="휴먼명조" w:cs="휴먼명조"/>
+                <w:b w:val="0"/>
+                <w:color w:val="000000"/>
+                <w:sz w:val="22"/>
+              </w:rPr>
+              <w:t>관심 체류자격</w:t>
+            </w:r>
+          </w:p>
+        </w:tc>
+        <w:tc>
+          <w:tcPr>
+            <w:tcW w:type="dxa" w:w="300"/>
+            <w:vMerge/>
+          </w:tcPr>
+          <w:p/>
+        </w:tc>
+        <w:tc>
+          <w:tcPr>
+            <w:tcW w:type="dxa" w:w="1776"/>
+            <w:shd w:fill="FFFFFF" w:val="clear"/>
+            <w:tcMar>
+              <w:top w:w="180" w:type="dxa"/>
+              <w:start w:w="100" w:type="dxa"/>
+              <w:bottom w:w="180" w:type="dxa"/>
+              <w:end w:w="100" w:type="dxa"/>
+            </w:tcMar>
+            <w:vAlign w:val="center"/>
+            <w:tcBorders>
+              <w:top w:val="single" w:sz="10" w:space="0" w:color="000000"/>
+              <w:bottom w:val="single" w:sz="10" w:space="0" w:color="000000"/>
+              <w:start w:val="single" w:sz="10" w:space="0" w:color="000000"/>
+              <w:end w:val="single" w:sz="10" w:space="0" w:color="000000"/>
+            </w:tcBorders>
+          </w:tcPr>
+          <w:p>
+            <w:pPr>
+              <w:spacing w:before="0" w:after="0" w:line="348" w:lineRule="auto"/>
+              <w:jc w:val="center"/>
+            </w:pPr>
+            <w:r/>
+            <w:r>
+              <w:rPr>
+                <w:rFonts w:ascii="휴먼명조" w:hAnsi="휴먼명조" w:eastAsia="휴먼명조" w:cs="휴먼명조"/>
+                <w:b w:val="0"/>
+                <w:color w:val="000000"/>
+                <w:sz w:val="22"/>
+              </w:rPr>
+              <w:t>대화형 질문</w:t>
+            </w:r>
+            <w:r>
+              <w:br/>
+            </w:r>
+            <w:r>
+              <w:rPr>
+                <w:rFonts w:ascii="휴먼명조" w:hAnsi="휴먼명조" w:eastAsia="휴먼명조" w:cs="휴먼명조"/>
+                <w:b w:val="0"/>
+                <w:color w:val="000000"/>
+                <w:sz w:val="22"/>
+              </w:rPr>
+              <w:t>공문서·일정</w:t>
+            </w:r>
+          </w:p>
+        </w:tc>
+        <w:tc>
+          <w:tcPr>
+            <w:tcW w:type="dxa" w:w="300"/>
+            <w:vMerge/>
+          </w:tcPr>
+          <w:p/>
+        </w:tc>
+        <w:tc>
+          <w:tcPr>
+            <w:tcW w:type="dxa" w:w="1776"/>
+            <w:shd w:fill="FFFFFF" w:val="clear"/>
+            <w:tcMar>
+              <w:top w:w="180" w:type="dxa"/>
+              <w:start w:w="100" w:type="dxa"/>
+              <w:bottom w:w="180" w:type="dxa"/>
+              <w:end w:w="100" w:type="dxa"/>
+            </w:tcMar>
+            <w:vAlign w:val="center"/>
+            <w:tcBorders>
+              <w:top w:val="single" w:sz="10" w:space="0" w:color="000000"/>
+              <w:bottom w:val="single" w:sz="10" w:space="0" w:color="000000"/>
+              <w:start w:val="single" w:sz="10" w:space="0" w:color="000000"/>
+              <w:end w:val="single" w:sz="10" w:space="0" w:color="000000"/>
+            </w:tcBorders>
+          </w:tcPr>
+          <w:p>
+            <w:pPr>
+              <w:spacing w:before="0" w:after="0" w:line="348" w:lineRule="auto"/>
+              <w:jc w:val="center"/>
+            </w:pPr>
+            <w:r/>
+            <w:r>
+              <w:rPr>
+                <w:rFonts w:ascii="휴먼명조" w:hAnsi="휴먼명조" w:eastAsia="휴먼명조" w:cs="휴먼명조"/>
+                <w:b w:val="0"/>
+                <w:color w:val="000000"/>
+                <w:sz w:val="22"/>
+              </w:rPr>
+              <w:t>AND/OR 계산</w:t>
+            </w:r>
+            <w:r>
+              <w:br/>
+            </w:r>
+            <w:r>
+              <w:rPr>
+                <w:rFonts w:ascii="휴먼명조" w:hAnsi="휴먼명조" w:eastAsia="휴먼명조" w:cs="휴먼명조"/>
+                <w:b w:val="0"/>
+                <w:color w:val="000000"/>
+                <w:sz w:val="22"/>
+              </w:rPr>
+              <w:t>검토 필요 분리</w:t>
+            </w:r>
+          </w:p>
+        </w:tc>
+        <w:tc>
+          <w:tcPr>
+            <w:tcW w:type="dxa" w:w="300"/>
+            <w:vMerge/>
+          </w:tcPr>
+          <w:p/>
+        </w:tc>
+        <w:tc>
+          <w:tcPr>
+            <w:tcW w:type="dxa" w:w="1776"/>
+            <w:shd w:fill="FFFFFF" w:val="clear"/>
+            <w:tcMar>
+              <w:top w:w="180" w:type="dxa"/>
+              <w:start w:w="100" w:type="dxa"/>
+              <w:bottom w:w="180" w:type="dxa"/>
+              <w:end w:w="100" w:type="dxa"/>
+            </w:tcMar>
+            <w:vAlign w:val="center"/>
+            <w:tcBorders>
+              <w:top w:val="single" w:sz="10" w:space="0" w:color="000000"/>
+              <w:bottom w:val="single" w:sz="10" w:space="0" w:color="000000"/>
+              <w:start w:val="single" w:sz="10" w:space="0" w:color="000000"/>
+              <w:end w:val="single" w:sz="10" w:space="0" w:color="000000"/>
+            </w:tcBorders>
+          </w:tcPr>
+          <w:p>
+            <w:pPr>
+              <w:spacing w:before="0" w:after="0" w:line="348" w:lineRule="auto"/>
+              <w:jc w:val="center"/>
+            </w:pPr>
+            <w:r/>
+            <w:r>
+              <w:rPr>
+                <w:rFonts w:ascii="휴먼명조" w:hAnsi="휴먼명조" w:eastAsia="휴먼명조" w:cs="휴먼명조"/>
+                <w:b w:val="0"/>
+                <w:color w:val="000000"/>
+                <w:sz w:val="22"/>
+              </w:rPr>
+              <w:t>서류·다음 할 일</w:t>
+            </w:r>
+            <w:r>
+              <w:br/>
+            </w:r>
+            <w:r>
+              <w:rPr>
+                <w:rFonts w:ascii="휴먼명조" w:hAnsi="휴먼명조" w:eastAsia="휴먼명조" w:cs="휴먼명조"/>
+                <w:b w:val="0"/>
+                <w:color w:val="000000"/>
+                <w:sz w:val="22"/>
+              </w:rPr>
+              <w:t>확정 일정 관리</w:t>
+            </w:r>
+          </w:p>
+        </w:tc>
+        <w:tc>
+          <w:tcPr>
+            <w:tcW w:type="dxa" w:w="300"/>
+            <w:vMerge/>
+          </w:tcPr>
+          <w:p/>
+        </w:tc>
+        <w:tc>
+          <w:tcPr>
+            <w:tcW w:type="dxa" w:w="1776"/>
+            <w:shd w:fill="FFFFFF" w:val="clear"/>
+            <w:tcMar>
+              <w:top w:w="180" w:type="dxa"/>
+              <w:start w:w="100" w:type="dxa"/>
+              <w:bottom w:w="180" w:type="dxa"/>
+              <w:end w:w="100" w:type="dxa"/>
+            </w:tcMar>
+            <w:vAlign w:val="center"/>
+            <w:tcBorders>
+              <w:top w:val="single" w:sz="10" w:space="0" w:color="000000"/>
+              <w:bottom w:val="single" w:sz="10" w:space="0" w:color="000000"/>
+              <w:start w:val="single" w:sz="10" w:space="0" w:color="000000"/>
+              <w:end w:val="single" w:sz="10" w:space="0" w:color="000000"/>
+            </w:tcBorders>
+          </w:tcPr>
+          <w:p>
+            <w:pPr>
+              <w:spacing w:before="0" w:after="0" w:line="348" w:lineRule="auto"/>
+              <w:jc w:val="center"/>
+            </w:pPr>
+            <w:r/>
+            <w:r>
+              <w:rPr>
+                <w:rFonts w:ascii="휴먼명조" w:hAnsi="휴먼명조" w:eastAsia="휴먼명조" w:cs="휴먼명조"/>
+                <w:b w:val="0"/>
+                <w:color w:val="000000"/>
+                <w:sz w:val="22"/>
+              </w:rPr>
+              <w:t>전화·길찾기</w:t>
+            </w:r>
+            <w:r>
+              <w:br/>
+            </w:r>
+            <w:r>
+              <w:rPr>
+                <w:rFonts w:ascii="휴먼명조" w:hAnsi="휴먼명조" w:eastAsia="휴먼명조" w:cs="휴먼명조"/>
+                <w:b w:val="0"/>
+                <w:color w:val="000000"/>
+                <w:sz w:val="22"/>
+              </w:rPr>
+              <w:t>공식 문의 경로</w:t>
+            </w:r>
+          </w:p>
+        </w:tc>
+      </w:tr>
+    </w:tbl>
+    <w:p>
+      <w:pPr>
+        <w:spacing w:before="140" w:after="0" w:line="312" w:lineRule="auto"/>
+        <w:jc w:val="center"/>
+      </w:pPr>
+      <w:r>
+        <w:rPr>
+          <w:rFonts w:ascii="휴먼명조" w:hAnsi="휴먼명조" w:eastAsia="휴먼명조" w:cs="휴먼명조"/>
+          <w:b/>
+          <w:color w:val="173F36"/>
+          <w:sz w:val="20"/>
+        </w:rPr>
+        <w:t>공식 근거와 검증일을 표시하고 사용자가 동의한 정보만 저장</w:t>
+      </w:r>
+    </w:p>
+    <w:p>
+      <w:r>
+        <w:br w:type="page"/>
+      </w:r>
+    </w:p>
+    <w:p>
+      <w:pPr>
+        <w:keepNext/>
+        <w:spacing w:before="0" w:after="120" w:line="240" w:lineRule="auto"/>
+      </w:pPr>
+      <w:r>
+        <w:rPr>
+          <w:rFonts w:ascii="휴먼명조" w:hAnsi="휴먼명조" w:eastAsia="휴먼명조" w:cs="휴먼명조"/>
+          <w:b/>
+          <w:sz w:val="24"/>
+        </w:rPr>
+        <w:t>그림 2. 공식 문서를 서비스 정보로 전환하는 데이터 신뢰 구조</w:t>
+      </w:r>
+    </w:p>
+    <w:tbl>
+      <w:tblPr>
+        <w:tblW w:type="dxa" w:w="10080"/>
+        <w:jc w:val="left"/>
+        <w:tblLayout w:type="fixed"/>
+        <w:tblLook w:firstColumn="1" w:firstRow="1" w:lastColumn="0" w:lastRow="0" w:noHBand="0" w:noVBand="1" w:val="04A0"/>
+        <w:tblInd w:w="120" w:type="dxa"/>
+      </w:tblPr>
+      <w:tblGrid>
+        <w:gridCol w:w="2250"/>
+        <w:gridCol w:w="360"/>
+        <w:gridCol w:w="2250"/>
+        <w:gridCol w:w="360"/>
+        <w:gridCol w:w="2250"/>
+        <w:gridCol w:w="360"/>
+        <w:gridCol w:w="2250"/>
+      </w:tblGrid>
+      <w:tr>
+        <w:trPr>
+          <w:cantSplit/>
+        </w:trPr>
+        <w:tc>
+          <w:tcPr>
+            <w:tcW w:type="dxa" w:w="2250"/>
+            <w:shd w:fill="173F36" w:val="clear"/>
+            <w:tcMar>
+              <w:top w:w="140" w:type="dxa"/>
+              <w:start w:w="100" w:type="dxa"/>
+              <w:bottom w:w="140" w:type="dxa"/>
+              <w:end w:w="100" w:type="dxa"/>
+            </w:tcMar>
+            <w:vAlign w:val="center"/>
+            <w:tcBorders>
+              <w:top w:val="single" w:sz="10" w:space="0" w:color="000000"/>
+              <w:bottom w:val="single" w:sz="10" w:space="0" w:color="000000"/>
+              <w:start w:val="single" w:sz="10" w:space="0" w:color="000000"/>
+              <w:end w:val="single" w:sz="10" w:space="0" w:color="000000"/>
+            </w:tcBorders>
+          </w:tcPr>
+          <w:p>
+            <w:pPr>
+              <w:spacing w:before="0" w:after="0" w:line="324" w:lineRule="auto"/>
+              <w:jc w:val="center"/>
+            </w:pPr>
+            <w:r/>
+            <w:r>
+              <w:rPr>
+                <w:rFonts w:ascii="휴먼명조" w:hAnsi="휴먼명조" w:eastAsia="휴먼명조" w:cs="휴먼명조"/>
+                <w:b/>
+                <w:color w:val="FFFFFF"/>
+                <w:sz w:val="22"/>
+              </w:rPr>
+              <w:t>1. 공식 원문</w:t>
+            </w:r>
+          </w:p>
+        </w:tc>
+        <w:tc>
+          <w:tcPr>
+            <w:tcW w:type="dxa" w:w="360"/>
+            <w:vMerge w:val="restart"/>
+            <w:shd w:fill="FFFFFF" w:val="clear"/>
+            <w:tcMar>
+              <w:top w:w="0" w:type="dxa"/>
+              <w:start w:w="0" w:type="dxa"/>
+              <w:bottom w:w="0" w:type="dxa"/>
+              <w:end w:w="0" w:type="dxa"/>
+            </w:tcMar>
+            <w:vAlign w:val="center"/>
+            <w:tcBorders>
+              <w:top w:val="nil" w:sz="0" w:space="0" w:color="FFFFFF"/>
+              <w:bottom w:val="nil" w:sz="0" w:space="0" w:color="FFFFFF"/>
+              <w:start w:val="nil" w:sz="0" w:space="0" w:color="FFFFFF"/>
+              <w:end w:val="nil" w:sz="0" w:space="0" w:color="FFFFFF"/>
+            </w:tcBorders>
+          </w:tcPr>
+          <w:p>
+            <w:pPr>
+              <w:spacing w:before="0" w:after="0" w:line="240" w:lineRule="auto"/>
+              <w:jc w:val="center"/>
+            </w:pPr>
+            <w:r/>
+            <w:r>
+              <w:rPr>
+                <w:rFonts w:ascii="휴먼명조" w:hAnsi="휴먼명조" w:eastAsia="휴먼명조" w:cs="휴먼명조"/>
+                <w:b/>
+                <w:color w:val="173F36"/>
+                <w:sz w:val="36"/>
+              </w:rPr>
+              <w:t>→</w:t>
+            </w:r>
+          </w:p>
+        </w:tc>
+        <w:tc>
+          <w:tcPr>
+            <w:tcW w:type="dxa" w:w="2250"/>
+            <w:shd w:fill="173F36" w:val="clear"/>
+            <w:tcMar>
+              <w:top w:w="140" w:type="dxa"/>
+              <w:start w:w="100" w:type="dxa"/>
+              <w:bottom w:w="140" w:type="dxa"/>
+              <w:end w:w="100" w:type="dxa"/>
+            </w:tcMar>
+            <w:vAlign w:val="center"/>
+            <w:tcBorders>
+              <w:top w:val="single" w:sz="10" w:space="0" w:color="000000"/>
+              <w:bottom w:val="single" w:sz="10" w:space="0" w:color="000000"/>
+              <w:start w:val="single" w:sz="10" w:space="0" w:color="000000"/>
+              <w:end w:val="single" w:sz="10" w:space="0" w:color="000000"/>
+            </w:tcBorders>
+          </w:tcPr>
+          <w:p>
+            <w:pPr>
+              <w:spacing w:before="0" w:after="0" w:line="324" w:lineRule="auto"/>
+              <w:jc w:val="center"/>
+            </w:pPr>
+            <w:r/>
+            <w:r>
+              <w:rPr>
+                <w:rFonts w:ascii="휴먼명조" w:hAnsi="휴먼명조" w:eastAsia="휴먼명조" w:cs="휴먼명조"/>
+                <w:b/>
+                <w:color w:val="FFFFFF"/>
+                <w:sz w:val="22"/>
+              </w:rPr>
+              <w:t>2. 추출·사람 검수</w:t>
+            </w:r>
+          </w:p>
+        </w:tc>
+        <w:tc>
+          <w:tcPr>
+            <w:tcW w:type="dxa" w:w="360"/>
+            <w:vMerge w:val="restart"/>
+            <w:shd w:fill="FFFFFF" w:val="clear"/>
+            <w:tcMar>
+              <w:top w:w="0" w:type="dxa"/>
+              <w:start w:w="0" w:type="dxa"/>
+              <w:bottom w:w="0" w:type="dxa"/>
+              <w:end w:w="0" w:type="dxa"/>
+            </w:tcMar>
+            <w:vAlign w:val="center"/>
+            <w:tcBorders>
+              <w:top w:val="nil" w:sz="0" w:space="0" w:color="FFFFFF"/>
+              <w:bottom w:val="nil" w:sz="0" w:space="0" w:color="FFFFFF"/>
+              <w:start w:val="nil" w:sz="0" w:space="0" w:color="FFFFFF"/>
+              <w:end w:val="nil" w:sz="0" w:space="0" w:color="FFFFFF"/>
+            </w:tcBorders>
+          </w:tcPr>
+          <w:p>
+            <w:pPr>
+              <w:spacing w:before="0" w:after="0" w:line="240" w:lineRule="auto"/>
+              <w:jc w:val="center"/>
+            </w:pPr>
+            <w:r/>
+            <w:r>
+              <w:rPr>
+                <w:rFonts w:ascii="휴먼명조" w:hAnsi="휴먼명조" w:eastAsia="휴먼명조" w:cs="휴먼명조"/>
+                <w:b/>
+                <w:color w:val="173F36"/>
+                <w:sz w:val="36"/>
+              </w:rPr>
+              <w:t>→</w:t>
+            </w:r>
+          </w:p>
+        </w:tc>
+        <w:tc>
+          <w:tcPr>
+            <w:tcW w:type="dxa" w:w="2250"/>
+            <w:shd w:fill="173F36" w:val="clear"/>
+            <w:tcMar>
+              <w:top w:w="140" w:type="dxa"/>
+              <w:start w:w="100" w:type="dxa"/>
+              <w:bottom w:w="140" w:type="dxa"/>
+              <w:end w:w="100" w:type="dxa"/>
+            </w:tcMar>
+            <w:vAlign w:val="center"/>
+            <w:tcBorders>
+              <w:top w:val="single" w:sz="10" w:space="0" w:color="000000"/>
+              <w:bottom w:val="single" w:sz="10" w:space="0" w:color="000000"/>
+              <w:start w:val="single" w:sz="10" w:space="0" w:color="000000"/>
+              <w:end w:val="single" w:sz="10" w:space="0" w:color="000000"/>
+            </w:tcBorders>
+          </w:tcPr>
+          <w:p>
+            <w:pPr>
+              <w:spacing w:before="0" w:after="0" w:line="324" w:lineRule="auto"/>
+              <w:jc w:val="center"/>
+            </w:pPr>
+            <w:r/>
+            <w:r>
+              <w:rPr>
+                <w:rFonts w:ascii="휴먼명조" w:hAnsi="휴먼명조" w:eastAsia="휴먼명조" w:cs="휴먼명조"/>
+                <w:b/>
+                <w:color w:val="FFFFFF"/>
+                <w:sz w:val="22"/>
+              </w:rPr>
+              <w:t>3. 공통 데이터 구조</w:t>
+            </w:r>
+          </w:p>
+        </w:tc>
+        <w:tc>
+          <w:tcPr>
+            <w:tcW w:type="dxa" w:w="360"/>
+            <w:vMerge w:val="restart"/>
+            <w:shd w:fill="FFFFFF" w:val="clear"/>
+            <w:tcMar>
+              <w:top w:w="0" w:type="dxa"/>
+              <w:start w:w="0" w:type="dxa"/>
+              <w:bottom w:w="0" w:type="dxa"/>
+              <w:end w:w="0" w:type="dxa"/>
+            </w:tcMar>
+            <w:vAlign w:val="center"/>
+            <w:tcBorders>
+              <w:top w:val="nil" w:sz="0" w:space="0" w:color="FFFFFF"/>
+              <w:bottom w:val="nil" w:sz="0" w:space="0" w:color="FFFFFF"/>
+              <w:start w:val="nil" w:sz="0" w:space="0" w:color="FFFFFF"/>
+              <w:end w:val="nil" w:sz="0" w:space="0" w:color="FFFFFF"/>
+            </w:tcBorders>
+          </w:tcPr>
+          <w:p>
+            <w:pPr>
+              <w:spacing w:before="0" w:after="0" w:line="240" w:lineRule="auto"/>
+              <w:jc w:val="center"/>
+            </w:pPr>
+            <w:r/>
+            <w:r>
+              <w:rPr>
+                <w:rFonts w:ascii="휴먼명조" w:hAnsi="휴먼명조" w:eastAsia="휴먼명조" w:cs="휴먼명조"/>
+                <w:b/>
+                <w:color w:val="173F36"/>
+                <w:sz w:val="36"/>
+              </w:rPr>
+              <w:t>→</w:t>
+            </w:r>
+          </w:p>
+        </w:tc>
+        <w:tc>
+          <w:tcPr>
+            <w:tcW w:type="dxa" w:w="2250"/>
+            <w:shd w:fill="173F36" w:val="clear"/>
+            <w:tcMar>
+              <w:top w:w="140" w:type="dxa"/>
+              <w:start w:w="100" w:type="dxa"/>
+              <w:bottom w:w="140" w:type="dxa"/>
+              <w:end w:w="100" w:type="dxa"/>
+            </w:tcMar>
+            <w:vAlign w:val="center"/>
+            <w:tcBorders>
+              <w:top w:val="single" w:sz="10" w:space="0" w:color="000000"/>
+              <w:bottom w:val="single" w:sz="10" w:space="0" w:color="000000"/>
+              <w:start w:val="single" w:sz="10" w:space="0" w:color="000000"/>
+              <w:end w:val="single" w:sz="10" w:space="0" w:color="000000"/>
+            </w:tcBorders>
+          </w:tcPr>
+          <w:p>
+            <w:pPr>
+              <w:spacing w:before="0" w:after="0" w:line="324" w:lineRule="auto"/>
+              <w:jc w:val="center"/>
+            </w:pPr>
+            <w:r/>
+            <w:r>
+              <w:rPr>
+                <w:rFonts w:ascii="휴먼명조" w:hAnsi="휴먼명조" w:eastAsia="휴먼명조" w:cs="휴먼명조"/>
+                <w:b/>
+                <w:color w:val="FFFFFF"/>
+                <w:sz w:val="22"/>
+              </w:rPr>
+              <w:t>4. 서비스 제공</w:t>
+            </w:r>
+          </w:p>
+        </w:tc>
+      </w:tr>
+      <w:tr>
+        <w:trPr>
+          <w:cantSplit/>
+        </w:trPr>
+        <w:tc>
+          <w:tcPr>
+            <w:tcW w:type="dxa" w:w="2250"/>
+            <w:shd w:fill="FFFFFF" w:val="clear"/>
+            <w:tcMar>
+              <w:top w:w="180" w:type="dxa"/>
+              <w:start w:w="100" w:type="dxa"/>
+              <w:bottom w:w="180" w:type="dxa"/>
+              <w:end w:w="100" w:type="dxa"/>
+            </w:tcMar>
+            <w:vAlign w:val="center"/>
+            <w:tcBorders>
+              <w:top w:val="single" w:sz="10" w:space="0" w:color="000000"/>
+              <w:bottom w:val="single" w:sz="10" w:space="0" w:color="000000"/>
+              <w:start w:val="single" w:sz="10" w:space="0" w:color="000000"/>
+              <w:end w:val="single" w:sz="10" w:space="0" w:color="000000"/>
+            </w:tcBorders>
+          </w:tcPr>
+          <w:p>
+            <w:pPr>
+              <w:spacing w:before="0" w:after="0" w:line="348" w:lineRule="auto"/>
+              <w:jc w:val="center"/>
+            </w:pPr>
+            <w:r/>
+            <w:r>
+              <w:rPr>
+                <w:rFonts w:ascii="휴먼명조" w:hAnsi="휴먼명조" w:eastAsia="휴먼명조" w:cs="휴먼명조"/>
+                <w:b w:val="0"/>
+                <w:color w:val="000000"/>
+                <w:sz w:val="22"/>
+              </w:rPr>
+              <w:t>공고·지침·서식</w:t>
+            </w:r>
+            <w:r>
+              <w:br/>
+            </w:r>
+            <w:r>
+              <w:rPr>
+                <w:rFonts w:ascii="휴먼명조" w:hAnsi="휴먼명조" w:eastAsia="휴먼명조" w:cs="휴먼명조"/>
+                <w:b w:val="0"/>
+                <w:color w:val="000000"/>
+                <w:sz w:val="22"/>
+              </w:rPr>
+              <w:t>페이지·적용기간 보존</w:t>
+            </w:r>
+          </w:p>
+        </w:tc>
+        <w:tc>
+          <w:tcPr>
+            <w:tcW w:type="dxa" w:w="360"/>
+            <w:vMerge/>
+          </w:tcPr>
+          <w:p/>
+        </w:tc>
+        <w:tc>
+          <w:tcPr>
+            <w:tcW w:type="dxa" w:w="2250"/>
+            <w:shd w:fill="FFFFFF" w:val="clear"/>
+            <w:tcMar>
+              <w:top w:w="180" w:type="dxa"/>
+              <w:start w:w="100" w:type="dxa"/>
+              <w:bottom w:w="180" w:type="dxa"/>
+              <w:end w:w="100" w:type="dxa"/>
+            </w:tcMar>
+            <w:vAlign w:val="center"/>
+            <w:tcBorders>
+              <w:top w:val="single" w:sz="10" w:space="0" w:color="000000"/>
+              <w:bottom w:val="single" w:sz="10" w:space="0" w:color="000000"/>
+              <w:start w:val="single" w:sz="10" w:space="0" w:color="000000"/>
+              <w:end w:val="single" w:sz="10" w:space="0" w:color="000000"/>
+            </w:tcBorders>
+          </w:tcPr>
+          <w:p>
+            <w:pPr>
+              <w:spacing w:before="0" w:after="0" w:line="348" w:lineRule="auto"/>
+              <w:jc w:val="center"/>
+            </w:pPr>
+            <w:r/>
+            <w:r>
+              <w:rPr>
+                <w:rFonts w:ascii="휴먼명조" w:hAnsi="휴먼명조" w:eastAsia="휴먼명조" w:cs="휴먼명조"/>
+                <w:b w:val="0"/>
+                <w:color w:val="000000"/>
+                <w:sz w:val="22"/>
+              </w:rPr>
+              <w:t>표·각주 대조</w:t>
+            </w:r>
+            <w:r>
+              <w:br/>
+            </w:r>
+            <w:r>
+              <w:rPr>
+                <w:rFonts w:ascii="휴먼명조" w:hAnsi="휴먼명조" w:eastAsia="휴먼명조" w:cs="휴먼명조"/>
+                <w:b w:val="0"/>
+                <w:color w:val="000000"/>
+                <w:sz w:val="22"/>
+              </w:rPr>
+              <w:t>충돌·미확인 기록</w:t>
+            </w:r>
+          </w:p>
+        </w:tc>
+        <w:tc>
+          <w:tcPr>
+            <w:tcW w:type="dxa" w:w="360"/>
+            <w:vMerge/>
+          </w:tcPr>
+          <w:p/>
+        </w:tc>
+        <w:tc>
+          <w:tcPr>
+            <w:tcW w:type="dxa" w:w="2250"/>
+            <w:shd w:fill="FFFFFF" w:val="clear"/>
+            <w:tcMar>
+              <w:top w:w="180" w:type="dxa"/>
+              <w:start w:w="100" w:type="dxa"/>
+              <w:bottom w:w="180" w:type="dxa"/>
+              <w:end w:w="100" w:type="dxa"/>
+            </w:tcMar>
+            <w:vAlign w:val="center"/>
+            <w:tcBorders>
+              <w:top w:val="single" w:sz="10" w:space="0" w:color="000000"/>
+              <w:bottom w:val="single" w:sz="10" w:space="0" w:color="000000"/>
+              <w:start w:val="single" w:sz="10" w:space="0" w:color="000000"/>
+              <w:end w:val="single" w:sz="10" w:space="0" w:color="000000"/>
+            </w:tcBorders>
+          </w:tcPr>
+          <w:p>
+            <w:pPr>
+              <w:spacing w:before="0" w:after="0" w:line="348" w:lineRule="auto"/>
+              <w:jc w:val="center"/>
+            </w:pPr>
+            <w:r/>
+            <w:r>
+              <w:rPr>
+                <w:rFonts w:ascii="휴먼명조" w:hAnsi="휴먼명조" w:eastAsia="휴먼명조" w:cs="휴먼명조"/>
+                <w:b w:val="0"/>
+                <w:color w:val="000000"/>
+                <w:sz w:val="22"/>
+              </w:rPr>
+              <w:t>13개 관계형 테이블</w:t>
+            </w:r>
+            <w:r>
+              <w:br/>
+            </w:r>
+            <w:r>
+              <w:rPr>
+                <w:rFonts w:ascii="휴먼명조" w:hAnsi="휴먼명조" w:eastAsia="휴먼명조" w:cs="휴먼명조"/>
+                <w:b w:val="0"/>
+                <w:color w:val="000000"/>
+                <w:sz w:val="22"/>
+              </w:rPr>
+              <w:t>조건·절차·서류·출처</w:t>
+            </w:r>
+          </w:p>
+        </w:tc>
+        <w:tc>
+          <w:tcPr>
+            <w:tcW w:type="dxa" w:w="360"/>
+            <w:vMerge/>
+          </w:tcPr>
+          <w:p/>
+        </w:tc>
+        <w:tc>
+          <w:tcPr>
+            <w:tcW w:type="dxa" w:w="2250"/>
+            <w:shd w:fill="FFFFFF" w:val="clear"/>
+            <w:tcMar>
+              <w:top w:w="180" w:type="dxa"/>
+              <w:start w:w="100" w:type="dxa"/>
+              <w:bottom w:w="180" w:type="dxa"/>
+              <w:end w:w="100" w:type="dxa"/>
+            </w:tcMar>
+            <w:vAlign w:val="center"/>
+            <w:tcBorders>
+              <w:top w:val="single" w:sz="10" w:space="0" w:color="000000"/>
+              <w:bottom w:val="single" w:sz="10" w:space="0" w:color="000000"/>
+              <w:start w:val="single" w:sz="10" w:space="0" w:color="000000"/>
+              <w:end w:val="single" w:sz="10" w:space="0" w:color="000000"/>
+            </w:tcBorders>
+          </w:tcPr>
+          <w:p>
+            <w:pPr>
+              <w:spacing w:before="0" w:after="0" w:line="348" w:lineRule="auto"/>
+              <w:jc w:val="center"/>
+            </w:pPr>
+            <w:r/>
+            <w:r>
+              <w:rPr>
+                <w:rFonts w:ascii="휴먼명조" w:hAnsi="휴먼명조" w:eastAsia="휴먼명조" w:cs="휴먼명조"/>
+                <w:b w:val="0"/>
+                <w:color w:val="000000"/>
+                <w:sz w:val="22"/>
+              </w:rPr>
+              <w:t>규칙 계산·OCR</w:t>
+            </w:r>
+            <w:r>
+              <w:br/>
+            </w:r>
+            <w:r>
+              <w:rPr>
+                <w:rFonts w:ascii="휴먼명조" w:hAnsi="휴먼명조" w:eastAsia="휴먼명조" w:cs="휴먼명조"/>
+                <w:b w:val="0"/>
+                <w:color w:val="000000"/>
+                <w:sz w:val="22"/>
+              </w:rPr>
+              <w:t>다국어·기관 연결</w:t>
+            </w:r>
+          </w:p>
+        </w:tc>
+      </w:tr>
+    </w:tbl>
+    <w:p>
+      <w:pPr>
+        <w:spacing w:before="140" w:after="0" w:line="312" w:lineRule="auto"/>
+        <w:jc w:val="center"/>
+      </w:pPr>
+      <w:r>
+        <w:rPr>
+          <w:rFonts w:ascii="휴먼명조" w:hAnsi="휴먼명조" w:eastAsia="휴먼명조" w:cs="휴먼명조"/>
+          <w:b/>
+          <w:color w:val="173F36"/>
+          <w:sz w:val="20"/>
+        </w:rPr>
+        <w:t>생성형 AI가 자격을 추측하지 않고 검수된 규칙과 사람이 판단</w:t>
+      </w:r>
+    </w:p>
+    <w:p>
+      <w:r>
+        <w:br w:type="page"/>
+      </w:r>
+    </w:p>
+    <w:p>
+      <w:pPr>
+        <w:keepNext/>
+        <w:spacing w:before="0" w:after="120" w:line="240" w:lineRule="auto"/>
+      </w:pPr>
+      <w:r>
+        <w:rPr>
+          <w:rFonts w:ascii="휴먼명조" w:hAnsi="휴먼명조" w:eastAsia="휴먼명조" w:cs="휴먼명조"/>
+          <w:b/>
+          <w:sz w:val="24"/>
+        </w:rPr>
+        <w:t>그림 3. 비자 여정 단계별 서비스 책임 경계</w:t>
+      </w:r>
+    </w:p>
+    <w:tbl>
+      <w:tblPr>
+        <w:tblW w:type="dxa" w:w="10080"/>
+        <w:jc w:val="left"/>
+        <w:tblLayout w:type="fixed"/>
+        <w:tblLook w:firstColumn="1" w:firstRow="1" w:lastColumn="0" w:lastRow="0" w:noHBand="0" w:noVBand="1" w:val="04A0"/>
+        <w:tblInd w:w="120" w:type="dxa"/>
+      </w:tblPr>
+      <w:tblGrid>
+        <w:gridCol w:w="2250"/>
+        <w:gridCol w:w="360"/>
+        <w:gridCol w:w="2250"/>
+        <w:gridCol w:w="360"/>
+        <w:gridCol w:w="2250"/>
+        <w:gridCol w:w="360"/>
+        <w:gridCol w:w="2250"/>
+      </w:tblGrid>
+      <w:tr>
+        <w:trPr>
+          <w:cantSplit/>
+        </w:trPr>
+        <w:tc>
+          <w:tcPr>
+            <w:tcW w:type="dxa" w:w="2250"/>
+            <w:shd w:fill="173F36" w:val="clear"/>
+            <w:tcMar>
+              <w:top w:w="140" w:type="dxa"/>
+              <w:start w:w="100" w:type="dxa"/>
+              <w:bottom w:w="140" w:type="dxa"/>
+              <w:end w:w="100" w:type="dxa"/>
+            </w:tcMar>
+            <w:vAlign w:val="center"/>
+            <w:tcBorders>
+              <w:top w:val="single" w:sz="10" w:space="0" w:color="000000"/>
+              <w:bottom w:val="single" w:sz="10" w:space="0" w:color="000000"/>
+              <w:start w:val="single" w:sz="10" w:space="0" w:color="000000"/>
+              <w:end w:val="single" w:sz="10" w:space="0" w:color="000000"/>
+            </w:tcBorders>
+          </w:tcPr>
+          <w:p>
+            <w:pPr>
+              <w:spacing w:before="0" w:after="0" w:line="324" w:lineRule="auto"/>
+              <w:jc w:val="center"/>
+            </w:pPr>
+            <w:r/>
+            <w:r>
+              <w:rPr>
+                <w:rFonts w:ascii="휴먼명조" w:hAnsi="휴먼명조" w:eastAsia="휴먼명조" w:cs="휴먼명조"/>
+                <w:b/>
+                <w:color w:val="FFFFFF"/>
+                <w:sz w:val="22"/>
+              </w:rPr>
+              <w:t>1. 추적</w:t>
+            </w:r>
+          </w:p>
+        </w:tc>
+        <w:tc>
+          <w:tcPr>
+            <w:tcW w:type="dxa" w:w="360"/>
+            <w:vMerge w:val="restart"/>
+            <w:shd w:fill="FFFFFF" w:val="clear"/>
+            <w:tcMar>
+              <w:top w:w="0" w:type="dxa"/>
+              <w:start w:w="0" w:type="dxa"/>
+              <w:bottom w:w="0" w:type="dxa"/>
+              <w:end w:w="0" w:type="dxa"/>
+            </w:tcMar>
+            <w:vAlign w:val="center"/>
+            <w:tcBorders>
+              <w:top w:val="nil" w:sz="0" w:space="0" w:color="FFFFFF"/>
+              <w:bottom w:val="nil" w:sz="0" w:space="0" w:color="FFFFFF"/>
+              <w:start w:val="nil" w:sz="0" w:space="0" w:color="FFFFFF"/>
+              <w:end w:val="nil" w:sz="0" w:space="0" w:color="FFFFFF"/>
+            </w:tcBorders>
+          </w:tcPr>
+          <w:p>
+            <w:pPr>
+              <w:spacing w:before="0" w:after="0" w:line="240" w:lineRule="auto"/>
+              <w:jc w:val="center"/>
+            </w:pPr>
+            <w:r/>
+            <w:r>
+              <w:rPr>
+                <w:rFonts w:ascii="휴먼명조" w:hAnsi="휴먼명조" w:eastAsia="휴먼명조" w:cs="휴먼명조"/>
+                <w:b/>
+                <w:color w:val="173F36"/>
+                <w:sz w:val="36"/>
+              </w:rPr>
+              <w:t>→</w:t>
+            </w:r>
+          </w:p>
+        </w:tc>
+        <w:tc>
+          <w:tcPr>
+            <w:tcW w:type="dxa" w:w="2250"/>
+            <w:shd w:fill="173F36" w:val="clear"/>
+            <w:tcMar>
+              <w:top w:w="140" w:type="dxa"/>
+              <w:start w:w="100" w:type="dxa"/>
+              <w:bottom w:w="140" w:type="dxa"/>
+              <w:end w:w="100" w:type="dxa"/>
+            </w:tcMar>
+            <w:vAlign w:val="center"/>
+            <w:tcBorders>
+              <w:top w:val="single" w:sz="10" w:space="0" w:color="000000"/>
+              <w:bottom w:val="single" w:sz="10" w:space="0" w:color="000000"/>
+              <w:start w:val="single" w:sz="10" w:space="0" w:color="000000"/>
+              <w:end w:val="single" w:sz="10" w:space="0" w:color="000000"/>
+            </w:tcBorders>
+          </w:tcPr>
+          <w:p>
+            <w:pPr>
+              <w:spacing w:before="0" w:after="0" w:line="324" w:lineRule="auto"/>
+              <w:jc w:val="center"/>
+            </w:pPr>
+            <w:r/>
+            <w:r>
+              <w:rPr>
+                <w:rFonts w:ascii="휴먼명조" w:hAnsi="휴먼명조" w:eastAsia="휴먼명조" w:cs="휴먼명조"/>
+                <w:b/>
+                <w:color w:val="FFFFFF"/>
+                <w:sz w:val="22"/>
+              </w:rPr>
+              <w:t>2. 준비</w:t>
+            </w:r>
+          </w:p>
+        </w:tc>
+        <w:tc>
+          <w:tcPr>
+            <w:tcW w:type="dxa" w:w="360"/>
+            <w:vMerge w:val="restart"/>
+            <w:shd w:fill="FFFFFF" w:val="clear"/>
+            <w:tcMar>
+              <w:top w:w="0" w:type="dxa"/>
+              <w:start w:w="0" w:type="dxa"/>
+              <w:bottom w:w="0" w:type="dxa"/>
+              <w:end w:w="0" w:type="dxa"/>
+            </w:tcMar>
+            <w:vAlign w:val="center"/>
+            <w:tcBorders>
+              <w:top w:val="nil" w:sz="0" w:space="0" w:color="FFFFFF"/>
+              <w:bottom w:val="nil" w:sz="0" w:space="0" w:color="FFFFFF"/>
+              <w:start w:val="nil" w:sz="0" w:space="0" w:color="FFFFFF"/>
+              <w:end w:val="nil" w:sz="0" w:space="0" w:color="FFFFFF"/>
+            </w:tcBorders>
+          </w:tcPr>
+          <w:p>
+            <w:pPr>
+              <w:spacing w:before="0" w:after="0" w:line="240" w:lineRule="auto"/>
+              <w:jc w:val="center"/>
+            </w:pPr>
+            <w:r/>
+            <w:r>
+              <w:rPr>
+                <w:rFonts w:ascii="휴먼명조" w:hAnsi="휴먼명조" w:eastAsia="휴먼명조" w:cs="휴먼명조"/>
+                <w:b/>
+                <w:color w:val="173F36"/>
+                <w:sz w:val="36"/>
+              </w:rPr>
+              <w:t>→</w:t>
+            </w:r>
+          </w:p>
+        </w:tc>
+        <w:tc>
+          <w:tcPr>
+            <w:tcW w:type="dxa" w:w="2250"/>
+            <w:shd w:fill="173F36" w:val="clear"/>
+            <w:tcMar>
+              <w:top w:w="140" w:type="dxa"/>
+              <w:start w:w="100" w:type="dxa"/>
+              <w:bottom w:w="140" w:type="dxa"/>
+              <w:end w:w="100" w:type="dxa"/>
+            </w:tcMar>
+            <w:vAlign w:val="center"/>
+            <w:tcBorders>
+              <w:top w:val="single" w:sz="10" w:space="0" w:color="000000"/>
+              <w:bottom w:val="single" w:sz="10" w:space="0" w:color="000000"/>
+              <w:start w:val="single" w:sz="10" w:space="0" w:color="000000"/>
+              <w:end w:val="single" w:sz="10" w:space="0" w:color="000000"/>
+            </w:tcBorders>
+          </w:tcPr>
+          <w:p>
+            <w:pPr>
+              <w:spacing w:before="0" w:after="0" w:line="324" w:lineRule="auto"/>
+              <w:jc w:val="center"/>
+            </w:pPr>
+            <w:r/>
+            <w:r>
+              <w:rPr>
+                <w:rFonts w:ascii="휴먼명조" w:hAnsi="휴먼명조" w:eastAsia="휴먼명조" w:cs="휴먼명조"/>
+                <w:b/>
+                <w:color w:val="FFFFFF"/>
+                <w:sz w:val="22"/>
+              </w:rPr>
+              <w:t>3. 제출</w:t>
+            </w:r>
+          </w:p>
+        </w:tc>
+        <w:tc>
+          <w:tcPr>
+            <w:tcW w:type="dxa" w:w="360"/>
+            <w:vMerge w:val="restart"/>
+            <w:shd w:fill="FFFFFF" w:val="clear"/>
+            <w:tcMar>
+              <w:top w:w="0" w:type="dxa"/>
+              <w:start w:w="0" w:type="dxa"/>
+              <w:bottom w:w="0" w:type="dxa"/>
+              <w:end w:w="0" w:type="dxa"/>
+            </w:tcMar>
+            <w:vAlign w:val="center"/>
+            <w:tcBorders>
+              <w:top w:val="nil" w:sz="0" w:space="0" w:color="FFFFFF"/>
+              <w:bottom w:val="nil" w:sz="0" w:space="0" w:color="FFFFFF"/>
+              <w:start w:val="nil" w:sz="0" w:space="0" w:color="FFFFFF"/>
+              <w:end w:val="nil" w:sz="0" w:space="0" w:color="FFFFFF"/>
+            </w:tcBorders>
+          </w:tcPr>
+          <w:p>
+            <w:pPr>
+              <w:spacing w:before="0" w:after="0" w:line="240" w:lineRule="auto"/>
+              <w:jc w:val="center"/>
+            </w:pPr>
+            <w:r/>
+            <w:r>
+              <w:rPr>
+                <w:rFonts w:ascii="휴먼명조" w:hAnsi="휴먼명조" w:eastAsia="휴먼명조" w:cs="휴먼명조"/>
+                <w:b/>
+                <w:color w:val="173F36"/>
+                <w:sz w:val="36"/>
+              </w:rPr>
+              <w:t>→</w:t>
+            </w:r>
+          </w:p>
+        </w:tc>
+        <w:tc>
+          <w:tcPr>
+            <w:tcW w:type="dxa" w:w="2250"/>
+            <w:shd w:fill="173F36" w:val="clear"/>
+            <w:tcMar>
+              <w:top w:w="140" w:type="dxa"/>
+              <w:start w:w="100" w:type="dxa"/>
+              <w:bottom w:w="140" w:type="dxa"/>
+              <w:end w:w="100" w:type="dxa"/>
+            </w:tcMar>
+            <w:vAlign w:val="center"/>
+            <w:tcBorders>
+              <w:top w:val="single" w:sz="10" w:space="0" w:color="000000"/>
+              <w:bottom w:val="single" w:sz="10" w:space="0" w:color="000000"/>
+              <w:start w:val="single" w:sz="10" w:space="0" w:color="000000"/>
+              <w:end w:val="single" w:sz="10" w:space="0" w:color="000000"/>
+            </w:tcBorders>
+          </w:tcPr>
+          <w:p>
+            <w:pPr>
+              <w:spacing w:before="0" w:after="0" w:line="324" w:lineRule="auto"/>
+              <w:jc w:val="center"/>
+            </w:pPr>
+            <w:r/>
+            <w:r>
+              <w:rPr>
+                <w:rFonts w:ascii="휴먼명조" w:hAnsi="휴먼명조" w:eastAsia="휴먼명조" w:cs="휴먼명조"/>
+                <w:b/>
+                <w:color w:val="FFFFFF"/>
+                <w:sz w:val="22"/>
+              </w:rPr>
+              <w:t>4. 판정</w:t>
+            </w:r>
+          </w:p>
+        </w:tc>
+      </w:tr>
+      <w:tr>
+        <w:trPr>
+          <w:cantSplit/>
+        </w:trPr>
+        <w:tc>
+          <w:tcPr>
+            <w:tcW w:type="dxa" w:w="2250"/>
+            <w:shd w:fill="FFFFFF" w:val="clear"/>
+            <w:tcMar>
+              <w:top w:w="180" w:type="dxa"/>
+              <w:start w:w="100" w:type="dxa"/>
+              <w:bottom w:w="180" w:type="dxa"/>
+              <w:end w:w="100" w:type="dxa"/>
+            </w:tcMar>
+            <w:vAlign w:val="center"/>
+            <w:tcBorders>
+              <w:top w:val="single" w:sz="10" w:space="0" w:color="000000"/>
+              <w:bottom w:val="single" w:sz="10" w:space="0" w:color="000000"/>
+              <w:start w:val="single" w:sz="10" w:space="0" w:color="000000"/>
+              <w:end w:val="single" w:sz="10" w:space="0" w:color="000000"/>
+            </w:tcBorders>
+          </w:tcPr>
+          <w:p>
+            <w:pPr>
+              <w:spacing w:before="0" w:after="0" w:line="348" w:lineRule="auto"/>
+              <w:jc w:val="center"/>
+            </w:pPr>
+            <w:r/>
+            <w:r>
+              <w:rPr>
+                <w:rFonts w:ascii="휴먼명조" w:hAnsi="휴먼명조" w:eastAsia="휴먼명조" w:cs="휴먼명조"/>
+                <w:b w:val="0"/>
+                <w:color w:val="000000"/>
+                <w:sz w:val="22"/>
+              </w:rPr>
+              <w:t>요건·진행 현황</w:t>
+            </w:r>
+            <w:r>
+              <w:br/>
+            </w:r>
+            <w:r>
+              <w:rPr>
+                <w:rFonts w:ascii="휴먼명조" w:hAnsi="휴먼명조" w:eastAsia="휴먼명조" w:cs="휴먼명조"/>
+                <w:b w:val="0"/>
+                <w:color w:val="000000"/>
+                <w:sz w:val="22"/>
+              </w:rPr>
+              <w:t>비자부기 지원</w:t>
+            </w:r>
+          </w:p>
+        </w:tc>
+        <w:tc>
+          <w:tcPr>
+            <w:tcW w:type="dxa" w:w="360"/>
+            <w:vMerge/>
+          </w:tcPr>
+          <w:p/>
+        </w:tc>
+        <w:tc>
+          <w:tcPr>
+            <w:tcW w:type="dxa" w:w="2250"/>
+            <w:shd w:fill="FFFFFF" w:val="clear"/>
+            <w:tcMar>
+              <w:top w:w="180" w:type="dxa"/>
+              <w:start w:w="100" w:type="dxa"/>
+              <w:bottom w:w="180" w:type="dxa"/>
+              <w:end w:w="100" w:type="dxa"/>
+            </w:tcMar>
+            <w:vAlign w:val="center"/>
+            <w:tcBorders>
+              <w:top w:val="single" w:sz="10" w:space="0" w:color="000000"/>
+              <w:bottom w:val="single" w:sz="10" w:space="0" w:color="000000"/>
+              <w:start w:val="single" w:sz="10" w:space="0" w:color="000000"/>
+              <w:end w:val="single" w:sz="10" w:space="0" w:color="000000"/>
+            </w:tcBorders>
+          </w:tcPr>
+          <w:p>
+            <w:pPr>
+              <w:spacing w:before="0" w:after="0" w:line="348" w:lineRule="auto"/>
+              <w:jc w:val="center"/>
+            </w:pPr>
+            <w:r/>
+            <w:r>
+              <w:rPr>
+                <w:rFonts w:ascii="휴먼명조" w:hAnsi="휴먼명조" w:eastAsia="휴먼명조" w:cs="휴먼명조"/>
+                <w:b w:val="0"/>
+                <w:color w:val="000000"/>
+                <w:sz w:val="22"/>
+              </w:rPr>
+              <w:t>서류·OCR·일정</w:t>
+            </w:r>
+            <w:r>
+              <w:br/>
+            </w:r>
+            <w:r>
+              <w:rPr>
+                <w:rFonts w:ascii="휴먼명조" w:hAnsi="휴먼명조" w:eastAsia="휴먼명조" w:cs="휴먼명조"/>
+                <w:b w:val="0"/>
+                <w:color w:val="000000"/>
+                <w:sz w:val="22"/>
+              </w:rPr>
+              <w:t>비자부기+사용자</w:t>
+            </w:r>
+          </w:p>
+        </w:tc>
+        <w:tc>
+          <w:tcPr>
+            <w:tcW w:type="dxa" w:w="360"/>
+            <w:vMerge/>
+          </w:tcPr>
+          <w:p/>
+        </w:tc>
+        <w:tc>
+          <w:tcPr>
+            <w:tcW w:type="dxa" w:w="2250"/>
+            <w:shd w:fill="FFFFFF" w:val="clear"/>
+            <w:tcMar>
+              <w:top w:w="180" w:type="dxa"/>
+              <w:start w:w="100" w:type="dxa"/>
+              <w:bottom w:w="180" w:type="dxa"/>
+              <w:end w:w="100" w:type="dxa"/>
+            </w:tcMar>
+            <w:vAlign w:val="center"/>
+            <w:tcBorders>
+              <w:top w:val="single" w:sz="10" w:space="0" w:color="000000"/>
+              <w:bottom w:val="single" w:sz="10" w:space="0" w:color="000000"/>
+              <w:start w:val="single" w:sz="10" w:space="0" w:color="000000"/>
+              <w:end w:val="single" w:sz="10" w:space="0" w:color="000000"/>
+            </w:tcBorders>
+          </w:tcPr>
+          <w:p>
+            <w:pPr>
+              <w:spacing w:before="0" w:after="0" w:line="348" w:lineRule="auto"/>
+              <w:jc w:val="center"/>
+            </w:pPr>
+            <w:r/>
+            <w:r>
+              <w:rPr>
+                <w:rFonts w:ascii="휴먼명조" w:hAnsi="휴먼명조" w:eastAsia="휴먼명조" w:cs="휴먼명조"/>
+                <w:b w:val="0"/>
+                <w:color w:val="000000"/>
+                <w:sz w:val="22"/>
+              </w:rPr>
+              <w:t>공식 링크·제출처</w:t>
+            </w:r>
+            <w:r>
+              <w:br/>
+            </w:r>
+            <w:r>
+              <w:rPr>
+                <w:rFonts w:ascii="휴먼명조" w:hAnsi="휴먼명조" w:eastAsia="휴먼명조" w:cs="휴먼명조"/>
+                <w:b w:val="0"/>
+                <w:color w:val="000000"/>
+                <w:sz w:val="22"/>
+              </w:rPr>
+              <w:t>공식 접수기관</w:t>
+            </w:r>
+          </w:p>
+        </w:tc>
+        <w:tc>
+          <w:tcPr>
+            <w:tcW w:type="dxa" w:w="360"/>
+            <w:vMerge/>
+          </w:tcPr>
+          <w:p/>
+        </w:tc>
+        <w:tc>
+          <w:tcPr>
+            <w:tcW w:type="dxa" w:w="2250"/>
+            <w:shd w:fill="FFFFFF" w:val="clear"/>
+            <w:tcMar>
+              <w:top w:w="180" w:type="dxa"/>
+              <w:start w:w="100" w:type="dxa"/>
+              <w:bottom w:w="180" w:type="dxa"/>
+              <w:end w:w="100" w:type="dxa"/>
+            </w:tcMar>
+            <w:vAlign w:val="center"/>
+            <w:tcBorders>
+              <w:top w:val="single" w:sz="10" w:space="0" w:color="000000"/>
+              <w:bottom w:val="single" w:sz="10" w:space="0" w:color="000000"/>
+              <w:start w:val="single" w:sz="10" w:space="0" w:color="000000"/>
+              <w:end w:val="single" w:sz="10" w:space="0" w:color="000000"/>
+            </w:tcBorders>
+          </w:tcPr>
+          <w:p>
+            <w:pPr>
+              <w:spacing w:before="0" w:after="0" w:line="348" w:lineRule="auto"/>
+              <w:jc w:val="center"/>
+            </w:pPr>
+            <w:r/>
+            <w:r>
+              <w:rPr>
+                <w:rFonts w:ascii="휴먼명조" w:hAnsi="휴먼명조" w:eastAsia="휴먼명조" w:cs="휴먼명조"/>
+                <w:b w:val="0"/>
+                <w:color w:val="000000"/>
+                <w:sz w:val="22"/>
+              </w:rPr>
+              <w:t>승인·불허·보완</w:t>
+            </w:r>
+            <w:r>
+              <w:br/>
+            </w:r>
+            <w:r>
+              <w:rPr>
+                <w:rFonts w:ascii="휴먼명조" w:hAnsi="휴먼명조" w:eastAsia="휴먼명조" w:cs="휴먼명조"/>
+                <w:b w:val="0"/>
+                <w:color w:val="000000"/>
+                <w:sz w:val="22"/>
+              </w:rPr>
+              <w:t>관할 행정기관</w:t>
+            </w:r>
+          </w:p>
+        </w:tc>
+      </w:tr>
+    </w:tbl>
+    <w:p>
+      <w:pPr>
+        <w:spacing w:before="140" w:after="0" w:line="312" w:lineRule="auto"/>
+        <w:jc w:val="center"/>
+      </w:pPr>
+      <w:r>
+        <w:rPr>
+          <w:rFonts w:ascii="휴먼명조" w:hAnsi="휴먼명조" w:eastAsia="휴먼명조" w:cs="휴먼명조"/>
+          <w:b/>
+          <w:color w:val="173F36"/>
+          <w:sz w:val="20"/>
+        </w:rPr>
+        <w:t>준비까지는 비자부기가 지원하고 제출·판정은 공식기관에서 수행</w:t>
+      </w:r>
+    </w:p>
+    <w:p>
+      <w:r>
+        <w:br w:type="page"/>
+      </w:r>
+    </w:p>
+    <w:p>
+      <w:pPr>
+        <w:keepNext/>
+        <w:spacing w:before="0" w:after="120" w:line="240" w:lineRule="auto"/>
+      </w:pPr>
+      <w:r>
+        <w:rPr>
+          <w:rFonts w:ascii="휴먼명조" w:hAnsi="휴먼명조" w:eastAsia="휴먼명조" w:cs="휴먼명조"/>
+          <w:b/>
+          <w:sz w:val="24"/>
+        </w:rPr>
+        <w:t>그림 4. 이주노동자의 E-7-4R 준비 과정</w:t>
+      </w:r>
+    </w:p>
+    <w:tbl>
+      <w:tblPr>
+        <w:tblW w:type="dxa" w:w="10080"/>
+        <w:jc w:val="left"/>
+        <w:tblLayout w:type="fixed"/>
+        <w:tblLook w:firstColumn="1" w:firstRow="1" w:lastColumn="0" w:lastRow="0" w:noHBand="0" w:noVBand="1" w:val="04A0"/>
+        <w:tblInd w:w="120" w:type="dxa"/>
+      </w:tblPr>
+      <w:tblGrid>
+        <w:gridCol w:w="1776"/>
+        <w:gridCol w:w="300"/>
+        <w:gridCol w:w="1776"/>
+        <w:gridCol w:w="300"/>
+        <w:gridCol w:w="1776"/>
+        <w:gridCol w:w="300"/>
+        <w:gridCol w:w="1776"/>
+        <w:gridCol w:w="300"/>
+        <w:gridCol w:w="1776"/>
+      </w:tblGrid>
+      <w:tr>
+        <w:trPr>
+          <w:cantSplit/>
+        </w:trPr>
+        <w:tc>
+          <w:tcPr>
+            <w:tcW w:type="dxa" w:w="1776"/>
+            <w:shd w:fill="173F36" w:val="clear"/>
+            <w:tcMar>
+              <w:top w:w="140" w:type="dxa"/>
+              <w:start w:w="100" w:type="dxa"/>
+              <w:bottom w:w="140" w:type="dxa"/>
+              <w:end w:w="100" w:type="dxa"/>
+            </w:tcMar>
+            <w:vAlign w:val="center"/>
+            <w:tcBorders>
+              <w:top w:val="single" w:sz="10" w:space="0" w:color="000000"/>
+              <w:bottom w:val="single" w:sz="10" w:space="0" w:color="000000"/>
+              <w:start w:val="single" w:sz="10" w:space="0" w:color="000000"/>
+              <w:end w:val="single" w:sz="10" w:space="0" w:color="000000"/>
+            </w:tcBorders>
+          </w:tcPr>
+          <w:p>
+            <w:pPr>
+              <w:spacing w:before="0" w:after="0" w:line="324" w:lineRule="auto"/>
+              <w:jc w:val="center"/>
+            </w:pPr>
+            <w:r/>
+            <w:r>
+              <w:rPr>
+                <w:rFonts w:ascii="휴먼명조" w:hAnsi="휴먼명조" w:eastAsia="휴먼명조" w:cs="휴먼명조"/>
+                <w:b/>
+                <w:color w:val="FFFFFF"/>
+                <w:sz w:val="22"/>
+              </w:rPr>
+              <w:t>1. 상황 파악</w:t>
+            </w:r>
+          </w:p>
+        </w:tc>
+        <w:tc>
+          <w:tcPr>
+            <w:tcW w:type="dxa" w:w="300"/>
+            <w:vMerge w:val="restart"/>
+            <w:shd w:fill="FFFFFF" w:val="clear"/>
+            <w:tcMar>
+              <w:top w:w="0" w:type="dxa"/>
+              <w:start w:w="0" w:type="dxa"/>
+              <w:bottom w:w="0" w:type="dxa"/>
+              <w:end w:w="0" w:type="dxa"/>
+            </w:tcMar>
+            <w:vAlign w:val="center"/>
+            <w:tcBorders>
+              <w:top w:val="nil" w:sz="0" w:space="0" w:color="FFFFFF"/>
+              <w:bottom w:val="nil" w:sz="0" w:space="0" w:color="FFFFFF"/>
+              <w:start w:val="nil" w:sz="0" w:space="0" w:color="FFFFFF"/>
+              <w:end w:val="nil" w:sz="0" w:space="0" w:color="FFFFFF"/>
+            </w:tcBorders>
+          </w:tcPr>
+          <w:p>
+            <w:pPr>
+              <w:spacing w:before="0" w:after="0" w:line="240" w:lineRule="auto"/>
+              <w:jc w:val="center"/>
+            </w:pPr>
+            <w:r/>
+            <w:r>
+              <w:rPr>
+                <w:rFonts w:ascii="휴먼명조" w:hAnsi="휴먼명조" w:eastAsia="휴먼명조" w:cs="휴먼명조"/>
+                <w:b/>
+                <w:color w:val="173F36"/>
+                <w:sz w:val="36"/>
+              </w:rPr>
+              <w:t>→</w:t>
+            </w:r>
+          </w:p>
+        </w:tc>
+        <w:tc>
+          <w:tcPr>
+            <w:tcW w:type="dxa" w:w="1776"/>
+            <w:shd w:fill="173F36" w:val="clear"/>
+            <w:tcMar>
+              <w:top w:w="140" w:type="dxa"/>
+              <w:start w:w="100" w:type="dxa"/>
+              <w:bottom w:w="140" w:type="dxa"/>
+              <w:end w:w="100" w:type="dxa"/>
+            </w:tcMar>
+            <w:vAlign w:val="center"/>
+            <w:tcBorders>
+              <w:top w:val="single" w:sz="10" w:space="0" w:color="000000"/>
+              <w:bottom w:val="single" w:sz="10" w:space="0" w:color="000000"/>
+              <w:start w:val="single" w:sz="10" w:space="0" w:color="000000"/>
+              <w:end w:val="single" w:sz="10" w:space="0" w:color="000000"/>
+            </w:tcBorders>
+          </w:tcPr>
+          <w:p>
+            <w:pPr>
+              <w:spacing w:before="0" w:after="0" w:line="324" w:lineRule="auto"/>
+              <w:jc w:val="center"/>
+            </w:pPr>
+            <w:r/>
+            <w:r>
+              <w:rPr>
+                <w:rFonts w:ascii="휴먼명조" w:hAnsi="휴먼명조" w:eastAsia="휴먼명조" w:cs="휴먼명조"/>
+                <w:b/>
+                <w:color w:val="FFFFFF"/>
+                <w:sz w:val="22"/>
+              </w:rPr>
+              <w:t>2. 요건 대조</w:t>
+            </w:r>
+          </w:p>
+        </w:tc>
+        <w:tc>
+          <w:tcPr>
+            <w:tcW w:type="dxa" w:w="300"/>
+            <w:vMerge w:val="restart"/>
+            <w:shd w:fill="FFFFFF" w:val="clear"/>
+            <w:tcMar>
+              <w:top w:w="0" w:type="dxa"/>
+              <w:start w:w="0" w:type="dxa"/>
+              <w:bottom w:w="0" w:type="dxa"/>
+              <w:end w:w="0" w:type="dxa"/>
+            </w:tcMar>
+            <w:vAlign w:val="center"/>
+            <w:tcBorders>
+              <w:top w:val="nil" w:sz="0" w:space="0" w:color="FFFFFF"/>
+              <w:bottom w:val="nil" w:sz="0" w:space="0" w:color="FFFFFF"/>
+              <w:start w:val="nil" w:sz="0" w:space="0" w:color="FFFFFF"/>
+              <w:end w:val="nil" w:sz="0" w:space="0" w:color="FFFFFF"/>
+            </w:tcBorders>
+          </w:tcPr>
+          <w:p>
+            <w:pPr>
+              <w:spacing w:before="0" w:after="0" w:line="240" w:lineRule="auto"/>
+              <w:jc w:val="center"/>
+            </w:pPr>
+            <w:r/>
+            <w:r>
+              <w:rPr>
+                <w:rFonts w:ascii="휴먼명조" w:hAnsi="휴먼명조" w:eastAsia="휴먼명조" w:cs="휴먼명조"/>
+                <w:b/>
+                <w:color w:val="173F36"/>
+                <w:sz w:val="36"/>
+              </w:rPr>
+              <w:t>→</w:t>
+            </w:r>
+          </w:p>
+        </w:tc>
+        <w:tc>
+          <w:tcPr>
+            <w:tcW w:type="dxa" w:w="1776"/>
+            <w:shd w:fill="173F36" w:val="clear"/>
+            <w:tcMar>
+              <w:top w:w="140" w:type="dxa"/>
+              <w:start w:w="100" w:type="dxa"/>
+              <w:bottom w:w="140" w:type="dxa"/>
+              <w:end w:w="100" w:type="dxa"/>
+            </w:tcMar>
+            <w:vAlign w:val="center"/>
+            <w:tcBorders>
+              <w:top w:val="single" w:sz="10" w:space="0" w:color="000000"/>
+              <w:bottom w:val="single" w:sz="10" w:space="0" w:color="000000"/>
+              <w:start w:val="single" w:sz="10" w:space="0" w:color="000000"/>
+              <w:end w:val="single" w:sz="10" w:space="0" w:color="000000"/>
+            </w:tcBorders>
+          </w:tcPr>
+          <w:p>
+            <w:pPr>
+              <w:spacing w:before="0" w:after="0" w:line="324" w:lineRule="auto"/>
+              <w:jc w:val="center"/>
+            </w:pPr>
+            <w:r/>
+            <w:r>
+              <w:rPr>
+                <w:rFonts w:ascii="휴먼명조" w:hAnsi="휴먼명조" w:eastAsia="휴먼명조" w:cs="휴먼명조"/>
+                <w:b/>
+                <w:color w:val="FFFFFF"/>
+                <w:sz w:val="22"/>
+              </w:rPr>
+              <w:t>3. 일정 관리</w:t>
+            </w:r>
+          </w:p>
+        </w:tc>
+        <w:tc>
+          <w:tcPr>
+            <w:tcW w:type="dxa" w:w="300"/>
+            <w:vMerge w:val="restart"/>
+            <w:shd w:fill="FFFFFF" w:val="clear"/>
+            <w:tcMar>
+              <w:top w:w="0" w:type="dxa"/>
+              <w:start w:w="0" w:type="dxa"/>
+              <w:bottom w:w="0" w:type="dxa"/>
+              <w:end w:w="0" w:type="dxa"/>
+            </w:tcMar>
+            <w:vAlign w:val="center"/>
+            <w:tcBorders>
+              <w:top w:val="nil" w:sz="0" w:space="0" w:color="FFFFFF"/>
+              <w:bottom w:val="nil" w:sz="0" w:space="0" w:color="FFFFFF"/>
+              <w:start w:val="nil" w:sz="0" w:space="0" w:color="FFFFFF"/>
+              <w:end w:val="nil" w:sz="0" w:space="0" w:color="FFFFFF"/>
+            </w:tcBorders>
+          </w:tcPr>
+          <w:p>
+            <w:pPr>
+              <w:spacing w:before="0" w:after="0" w:line="240" w:lineRule="auto"/>
+              <w:jc w:val="center"/>
+            </w:pPr>
+            <w:r/>
+            <w:r>
+              <w:rPr>
+                <w:rFonts w:ascii="휴먼명조" w:hAnsi="휴먼명조" w:eastAsia="휴먼명조" w:cs="휴먼명조"/>
+                <w:b/>
+                <w:color w:val="173F36"/>
+                <w:sz w:val="36"/>
+              </w:rPr>
+              <w:t>→</w:t>
+            </w:r>
+          </w:p>
+        </w:tc>
+        <w:tc>
+          <w:tcPr>
+            <w:tcW w:type="dxa" w:w="1776"/>
+            <w:shd w:fill="173F36" w:val="clear"/>
+            <w:tcMar>
+              <w:top w:w="140" w:type="dxa"/>
+              <w:start w:w="100" w:type="dxa"/>
+              <w:bottom w:w="140" w:type="dxa"/>
+              <w:end w:w="100" w:type="dxa"/>
+            </w:tcMar>
+            <w:vAlign w:val="center"/>
+            <w:tcBorders>
+              <w:top w:val="single" w:sz="10" w:space="0" w:color="000000"/>
+              <w:bottom w:val="single" w:sz="10" w:space="0" w:color="000000"/>
+              <w:start w:val="single" w:sz="10" w:space="0" w:color="000000"/>
+              <w:end w:val="single" w:sz="10" w:space="0" w:color="000000"/>
+            </w:tcBorders>
+          </w:tcPr>
+          <w:p>
+            <w:pPr>
+              <w:spacing w:before="0" w:after="0" w:line="324" w:lineRule="auto"/>
+              <w:jc w:val="center"/>
+            </w:pPr>
+            <w:r/>
+            <w:r>
+              <w:rPr>
+                <w:rFonts w:ascii="휴먼명조" w:hAnsi="휴먼명조" w:eastAsia="휴먼명조" w:cs="휴먼명조"/>
+                <w:b/>
+                <w:color w:val="FFFFFF"/>
+                <w:sz w:val="22"/>
+              </w:rPr>
+              <w:t>4. 위험 확인</w:t>
+            </w:r>
+          </w:p>
+        </w:tc>
+        <w:tc>
+          <w:tcPr>
+            <w:tcW w:type="dxa" w:w="300"/>
+            <w:vMerge w:val="restart"/>
+            <w:shd w:fill="FFFFFF" w:val="clear"/>
+            <w:tcMar>
+              <w:top w:w="0" w:type="dxa"/>
+              <w:start w:w="0" w:type="dxa"/>
+              <w:bottom w:w="0" w:type="dxa"/>
+              <w:end w:w="0" w:type="dxa"/>
+            </w:tcMar>
+            <w:vAlign w:val="center"/>
+            <w:tcBorders>
+              <w:top w:val="nil" w:sz="0" w:space="0" w:color="FFFFFF"/>
+              <w:bottom w:val="nil" w:sz="0" w:space="0" w:color="FFFFFF"/>
+              <w:start w:val="nil" w:sz="0" w:space="0" w:color="FFFFFF"/>
+              <w:end w:val="nil" w:sz="0" w:space="0" w:color="FFFFFF"/>
+            </w:tcBorders>
+          </w:tcPr>
+          <w:p>
+            <w:pPr>
+              <w:spacing w:before="0" w:after="0" w:line="240" w:lineRule="auto"/>
+              <w:jc w:val="center"/>
+            </w:pPr>
+            <w:r/>
+            <w:r>
+              <w:rPr>
+                <w:rFonts w:ascii="휴먼명조" w:hAnsi="휴먼명조" w:eastAsia="휴먼명조" w:cs="휴먼명조"/>
+                <w:b/>
+                <w:color w:val="173F36"/>
+                <w:sz w:val="36"/>
+              </w:rPr>
+              <w:t>→</w:t>
+            </w:r>
+          </w:p>
+        </w:tc>
+        <w:tc>
+          <w:tcPr>
+            <w:tcW w:type="dxa" w:w="1776"/>
+            <w:shd w:fill="173F36" w:val="clear"/>
+            <w:tcMar>
+              <w:top w:w="140" w:type="dxa"/>
+              <w:start w:w="100" w:type="dxa"/>
+              <w:bottom w:w="140" w:type="dxa"/>
+              <w:end w:w="100" w:type="dxa"/>
+            </w:tcMar>
+            <w:vAlign w:val="center"/>
+            <w:tcBorders>
+              <w:top w:val="single" w:sz="10" w:space="0" w:color="000000"/>
+              <w:bottom w:val="single" w:sz="10" w:space="0" w:color="000000"/>
+              <w:start w:val="single" w:sz="10" w:space="0" w:color="000000"/>
+              <w:end w:val="single" w:sz="10" w:space="0" w:color="000000"/>
+            </w:tcBorders>
+          </w:tcPr>
+          <w:p>
+            <w:pPr>
+              <w:spacing w:before="0" w:after="0" w:line="324" w:lineRule="auto"/>
+              <w:jc w:val="center"/>
+            </w:pPr>
+            <w:r/>
+            <w:r>
+              <w:rPr>
+                <w:rFonts w:ascii="휴먼명조" w:hAnsi="휴먼명조" w:eastAsia="휴먼명조" w:cs="휴먼명조"/>
+                <w:b/>
+                <w:color w:val="FFFFFF"/>
+                <w:sz w:val="22"/>
+              </w:rPr>
+              <w:t>5. 전문기관 연결</w:t>
+            </w:r>
+          </w:p>
+        </w:tc>
+      </w:tr>
+      <w:tr>
+        <w:trPr>
+          <w:cantSplit/>
+        </w:trPr>
+        <w:tc>
+          <w:tcPr>
+            <w:tcW w:type="dxa" w:w="1776"/>
+            <w:shd w:fill="FFFFFF" w:val="clear"/>
+            <w:tcMar>
+              <w:top w:w="180" w:type="dxa"/>
+              <w:start w:w="100" w:type="dxa"/>
+              <w:bottom w:w="180" w:type="dxa"/>
+              <w:end w:w="100" w:type="dxa"/>
+            </w:tcMar>
+            <w:vAlign w:val="center"/>
+            <w:tcBorders>
+              <w:top w:val="single" w:sz="10" w:space="0" w:color="000000"/>
+              <w:bottom w:val="single" w:sz="10" w:space="0" w:color="000000"/>
+              <w:start w:val="single" w:sz="10" w:space="0" w:color="000000"/>
+              <w:end w:val="single" w:sz="10" w:space="0" w:color="000000"/>
+            </w:tcBorders>
+          </w:tcPr>
+          <w:p>
+            <w:pPr>
+              <w:spacing w:before="0" w:after="0" w:line="348" w:lineRule="auto"/>
+              <w:jc w:val="center"/>
+            </w:pPr>
+            <w:r/>
+            <w:r>
+              <w:rPr>
+                <w:rFonts w:ascii="휴먼명조" w:hAnsi="휴먼명조" w:eastAsia="휴먼명조" w:cs="휴먼명조"/>
+                <w:b w:val="0"/>
+                <w:color w:val="000000"/>
+                <w:sz w:val="22"/>
+              </w:rPr>
+              <w:t>체류기간·근무처</w:t>
+            </w:r>
+            <w:r>
+              <w:br/>
+            </w:r>
+            <w:r>
+              <w:rPr>
+                <w:rFonts w:ascii="휴먼명조" w:hAnsi="휴먼명조" w:eastAsia="휴먼명조" w:cs="휴먼명조"/>
+                <w:b w:val="0"/>
+                <w:color w:val="000000"/>
+                <w:sz w:val="22"/>
+              </w:rPr>
+              <w:t>연봉·한국어등급</w:t>
+            </w:r>
+          </w:p>
+        </w:tc>
+        <w:tc>
+          <w:tcPr>
+            <w:tcW w:type="dxa" w:w="300"/>
+            <w:vMerge/>
+          </w:tcPr>
+          <w:p/>
+        </w:tc>
+        <w:tc>
+          <w:tcPr>
+            <w:tcW w:type="dxa" w:w="1776"/>
+            <w:shd w:fill="FFFFFF" w:val="clear"/>
+            <w:tcMar>
+              <w:top w:w="180" w:type="dxa"/>
+              <w:start w:w="100" w:type="dxa"/>
+              <w:bottom w:w="180" w:type="dxa"/>
+              <w:end w:w="100" w:type="dxa"/>
+            </w:tcMar>
+            <w:vAlign w:val="center"/>
+            <w:tcBorders>
+              <w:top w:val="single" w:sz="10" w:space="0" w:color="000000"/>
+              <w:bottom w:val="single" w:sz="10" w:space="0" w:color="000000"/>
+              <w:start w:val="single" w:sz="10" w:space="0" w:color="000000"/>
+              <w:end w:val="single" w:sz="10" w:space="0" w:color="000000"/>
+            </w:tcBorders>
+          </w:tcPr>
+          <w:p>
+            <w:pPr>
+              <w:spacing w:before="0" w:after="0" w:line="348" w:lineRule="auto"/>
+              <w:jc w:val="center"/>
+            </w:pPr>
+            <w:r/>
+            <w:r>
+              <w:rPr>
+                <w:rFonts w:ascii="휴먼명조" w:hAnsi="휴먼명조" w:eastAsia="휴먼명조" w:cs="휴먼명조"/>
+                <w:b w:val="0"/>
+                <w:color w:val="000000"/>
+                <w:sz w:val="22"/>
+              </w:rPr>
+              <w:t>공식 기준 비교</w:t>
+            </w:r>
+            <w:r>
+              <w:br/>
+            </w:r>
+            <w:r>
+              <w:rPr>
+                <w:rFonts w:ascii="휴먼명조" w:hAnsi="휴먼명조" w:eastAsia="휴먼명조" w:cs="휴먼명조"/>
+                <w:b w:val="0"/>
+                <w:color w:val="000000"/>
+                <w:sz w:val="22"/>
+              </w:rPr>
+              <w:t>부족 항목 확인</w:t>
+            </w:r>
+          </w:p>
+        </w:tc>
+        <w:tc>
+          <w:tcPr>
+            <w:tcW w:type="dxa" w:w="300"/>
+            <w:vMerge/>
+          </w:tcPr>
+          <w:p/>
+        </w:tc>
+        <w:tc>
+          <w:tcPr>
+            <w:tcW w:type="dxa" w:w="1776"/>
+            <w:shd w:fill="FFFFFF" w:val="clear"/>
+            <w:tcMar>
+              <w:top w:w="180" w:type="dxa"/>
+              <w:start w:w="100" w:type="dxa"/>
+              <w:bottom w:w="180" w:type="dxa"/>
+              <w:end w:w="100" w:type="dxa"/>
+            </w:tcMar>
+            <w:vAlign w:val="center"/>
+            <w:tcBorders>
+              <w:top w:val="single" w:sz="10" w:space="0" w:color="000000"/>
+              <w:bottom w:val="single" w:sz="10" w:space="0" w:color="000000"/>
+              <w:start w:val="single" w:sz="10" w:space="0" w:color="000000"/>
+              <w:end w:val="single" w:sz="10" w:space="0" w:color="000000"/>
+            </w:tcBorders>
+          </w:tcPr>
+          <w:p>
+            <w:pPr>
+              <w:spacing w:before="0" w:after="0" w:line="348" w:lineRule="auto"/>
+              <w:jc w:val="center"/>
+            </w:pPr>
+            <w:r/>
+            <w:r>
+              <w:rPr>
+                <w:rFonts w:ascii="휴먼명조" w:hAnsi="휴먼명조" w:eastAsia="휴먼명조" w:cs="휴먼명조"/>
+                <w:b w:val="0"/>
+                <w:color w:val="000000"/>
+                <w:sz w:val="22"/>
+              </w:rPr>
+              <w:t>확정된 방문·제출</w:t>
+            </w:r>
+            <w:r>
+              <w:br/>
+            </w:r>
+            <w:r>
+              <w:rPr>
+                <w:rFonts w:ascii="휴먼명조" w:hAnsi="휴먼명조" w:eastAsia="휴먼명조" w:cs="휴먼명조"/>
+                <w:b w:val="0"/>
+                <w:color w:val="000000"/>
+                <w:sz w:val="22"/>
+              </w:rPr>
+              <w:t>일정만 관리</w:t>
+            </w:r>
+          </w:p>
+        </w:tc>
+        <w:tc>
+          <w:tcPr>
+            <w:tcW w:type="dxa" w:w="300"/>
+            <w:vMerge/>
+          </w:tcPr>
+          <w:p/>
+        </w:tc>
+        <w:tc>
+          <w:tcPr>
+            <w:tcW w:type="dxa" w:w="1776"/>
+            <w:shd w:fill="FFFFFF" w:val="clear"/>
+            <w:tcMar>
+              <w:top w:w="180" w:type="dxa"/>
+              <w:start w:w="100" w:type="dxa"/>
+              <w:bottom w:w="180" w:type="dxa"/>
+              <w:end w:w="100" w:type="dxa"/>
+            </w:tcMar>
+            <w:vAlign w:val="center"/>
+            <w:tcBorders>
+              <w:top w:val="single" w:sz="10" w:space="0" w:color="000000"/>
+              <w:bottom w:val="single" w:sz="10" w:space="0" w:color="000000"/>
+              <w:start w:val="single" w:sz="10" w:space="0" w:color="000000"/>
+              <w:end w:val="single" w:sz="10" w:space="0" w:color="000000"/>
+            </w:tcBorders>
+          </w:tcPr>
+          <w:p>
+            <w:pPr>
+              <w:spacing w:before="0" w:after="0" w:line="348" w:lineRule="auto"/>
+              <w:jc w:val="center"/>
+            </w:pPr>
+            <w:r/>
+            <w:r>
+              <w:rPr>
+                <w:rFonts w:ascii="휴먼명조" w:hAnsi="휴먼명조" w:eastAsia="휴먼명조" w:cs="휴먼명조"/>
+                <w:b w:val="0"/>
+                <w:color w:val="000000"/>
+                <w:sz w:val="22"/>
+              </w:rPr>
+              <w:t>계약조건 불일치</w:t>
+            </w:r>
+            <w:r>
+              <w:br/>
+            </w:r>
+            <w:r>
+              <w:rPr>
+                <w:rFonts w:ascii="휴먼명조" w:hAnsi="휴먼명조" w:eastAsia="휴먼명조" w:cs="휴먼명조"/>
+                <w:b w:val="0"/>
+                <w:color w:val="000000"/>
+                <w:sz w:val="22"/>
+              </w:rPr>
+              <w:t>일반 답변 중단</w:t>
+            </w:r>
+          </w:p>
+        </w:tc>
+        <w:tc>
+          <w:tcPr>
+            <w:tcW w:type="dxa" w:w="300"/>
+            <w:vMerge/>
+          </w:tcPr>
+          <w:p/>
+        </w:tc>
+        <w:tc>
+          <w:tcPr>
+            <w:tcW w:type="dxa" w:w="1776"/>
+            <w:shd w:fill="FFFFFF" w:val="clear"/>
+            <w:tcMar>
+              <w:top w:w="180" w:type="dxa"/>
+              <w:start w:w="100" w:type="dxa"/>
+              <w:bottom w:w="180" w:type="dxa"/>
+              <w:end w:w="100" w:type="dxa"/>
+            </w:tcMar>
+            <w:vAlign w:val="center"/>
+            <w:tcBorders>
+              <w:top w:val="single" w:sz="10" w:space="0" w:color="000000"/>
+              <w:bottom w:val="single" w:sz="10" w:space="0" w:color="000000"/>
+              <w:start w:val="single" w:sz="10" w:space="0" w:color="000000"/>
+              <w:end w:val="single" w:sz="10" w:space="0" w:color="000000"/>
+            </w:tcBorders>
+          </w:tcPr>
+          <w:p>
+            <w:pPr>
+              <w:spacing w:before="0" w:after="0" w:line="348" w:lineRule="auto"/>
+              <w:jc w:val="center"/>
+            </w:pPr>
+            <w:r/>
+            <w:r>
+              <w:rPr>
+                <w:rFonts w:ascii="휴먼명조" w:hAnsi="휴먼명조" w:eastAsia="휴먼명조" w:cs="휴먼명조"/>
+                <w:b w:val="0"/>
+                <w:color w:val="000000"/>
+                <w:sz w:val="22"/>
+              </w:rPr>
+              <w:t>노동·행정기관</w:t>
+            </w:r>
+            <w:r>
+              <w:br/>
+            </w:r>
+            <w:r>
+              <w:rPr>
+                <w:rFonts w:ascii="휴먼명조" w:hAnsi="휴먼명조" w:eastAsia="휴먼명조" w:cs="휴먼명조"/>
+                <w:b w:val="0"/>
+                <w:color w:val="000000"/>
+                <w:sz w:val="22"/>
+              </w:rPr>
+              <w:t>전화·위치 안내</w:t>
+            </w:r>
+          </w:p>
+        </w:tc>
+      </w:tr>
+    </w:tbl>
+    <w:p>
+      <w:pPr>
+        <w:spacing w:before="140" w:after="0" w:line="312" w:lineRule="auto"/>
+        <w:jc w:val="center"/>
+      </w:pPr>
+      <w:r>
+        <w:rPr>
+          <w:rFonts w:ascii="휴먼명조" w:hAnsi="휴먼명조" w:eastAsia="휴먼명조" w:cs="휴먼명조"/>
+          <w:b/>
+          <w:color w:val="173F36"/>
+          <w:sz w:val="20"/>
+        </w:rPr>
+        <w:t>자가진단·준비는 비자부기가 지원하고 신청·판정은 공식기관에서 수행</w:t>
+      </w:r>
+    </w:p>
+    <w:p>
+      <w:r>
+        <w:br w:type="page"/>
+      </w:r>
+    </w:p>
+    <w:p>
+      <w:pPr>
+        <w:keepNext/>
+        <w:spacing w:before="0" w:after="120" w:line="240" w:lineRule="auto"/>
+      </w:pPr>
+      <w:r>
+        <w:rPr>
+          <w:rFonts w:ascii="휴먼명조" w:hAnsi="휴먼명조" w:eastAsia="휴먼명조" w:cs="휴먼명조"/>
+          <w:b/>
+          <w:sz w:val="24"/>
+        </w:rPr>
+        <w:t>그림 5. 유학생의 유학→취업→정착 준비 과정</w:t>
+      </w:r>
+    </w:p>
+    <w:tbl>
+      <w:tblPr>
+        <w:tblW w:type="dxa" w:w="10080"/>
+        <w:jc w:val="left"/>
+        <w:tblLayout w:type="fixed"/>
+        <w:tblLook w:firstColumn="1" w:firstRow="1" w:lastColumn="0" w:lastRow="0" w:noHBand="0" w:noVBand="1" w:val="04A0"/>
+        <w:tblInd w:w="120" w:type="dxa"/>
+      </w:tblPr>
+      <w:tblGrid>
+        <w:gridCol w:w="1776"/>
+        <w:gridCol w:w="300"/>
+        <w:gridCol w:w="1776"/>
+        <w:gridCol w:w="300"/>
+        <w:gridCol w:w="1776"/>
+        <w:gridCol w:w="300"/>
+        <w:gridCol w:w="1776"/>
+        <w:gridCol w:w="300"/>
+        <w:gridCol w:w="1776"/>
+      </w:tblGrid>
+      <w:tr>
+        <w:trPr>
+          <w:cantSplit/>
+        </w:trPr>
+        <w:tc>
+          <w:tcPr>
+            <w:tcW w:type="dxa" w:w="1776"/>
+            <w:shd w:fill="173F36" w:val="clear"/>
+            <w:tcMar>
+              <w:top w:w="140" w:type="dxa"/>
+              <w:start w:w="100" w:type="dxa"/>
+              <w:bottom w:w="140" w:type="dxa"/>
+              <w:end w:w="100" w:type="dxa"/>
+            </w:tcMar>
+            <w:vAlign w:val="center"/>
+            <w:tcBorders>
+              <w:top w:val="single" w:sz="10" w:space="0" w:color="000000"/>
+              <w:bottom w:val="single" w:sz="10" w:space="0" w:color="000000"/>
+              <w:start w:val="single" w:sz="10" w:space="0" w:color="000000"/>
+              <w:end w:val="single" w:sz="10" w:space="0" w:color="000000"/>
+            </w:tcBorders>
+          </w:tcPr>
+          <w:p>
+            <w:pPr>
+              <w:spacing w:before="0" w:after="0" w:line="324" w:lineRule="auto"/>
+              <w:jc w:val="center"/>
+            </w:pPr>
+            <w:r/>
+            <w:r>
+              <w:rPr>
+                <w:rFonts w:ascii="휴먼명조" w:hAnsi="휴먼명조" w:eastAsia="휴먼명조" w:cs="휴먼명조"/>
+                <w:b/>
+                <w:color w:val="FFFFFF"/>
+                <w:sz w:val="22"/>
+              </w:rPr>
+              <w:t>1. 대상 확인</w:t>
+            </w:r>
+          </w:p>
+        </w:tc>
+        <w:tc>
+          <w:tcPr>
+            <w:tcW w:type="dxa" w:w="300"/>
+            <w:vMerge w:val="restart"/>
+            <w:shd w:fill="FFFFFF" w:val="clear"/>
+            <w:tcMar>
+              <w:top w:w="0" w:type="dxa"/>
+              <w:start w:w="0" w:type="dxa"/>
+              <w:bottom w:w="0" w:type="dxa"/>
+              <w:end w:w="0" w:type="dxa"/>
+            </w:tcMar>
+            <w:vAlign w:val="center"/>
+            <w:tcBorders>
+              <w:top w:val="nil" w:sz="0" w:space="0" w:color="FFFFFF"/>
+              <w:bottom w:val="nil" w:sz="0" w:space="0" w:color="FFFFFF"/>
+              <w:start w:val="nil" w:sz="0" w:space="0" w:color="FFFFFF"/>
+              <w:end w:val="nil" w:sz="0" w:space="0" w:color="FFFFFF"/>
+            </w:tcBorders>
+          </w:tcPr>
+          <w:p>
+            <w:pPr>
+              <w:spacing w:before="0" w:after="0" w:line="240" w:lineRule="auto"/>
+              <w:jc w:val="center"/>
+            </w:pPr>
+            <w:r/>
+            <w:r>
+              <w:rPr>
+                <w:rFonts w:ascii="휴먼명조" w:hAnsi="휴먼명조" w:eastAsia="휴먼명조" w:cs="휴먼명조"/>
+                <w:b/>
+                <w:color w:val="173F36"/>
+                <w:sz w:val="36"/>
+              </w:rPr>
+              <w:t>→</w:t>
+            </w:r>
+          </w:p>
+        </w:tc>
+        <w:tc>
+          <w:tcPr>
+            <w:tcW w:type="dxa" w:w="1776"/>
+            <w:shd w:fill="173F36" w:val="clear"/>
+            <w:tcMar>
+              <w:top w:w="140" w:type="dxa"/>
+              <w:start w:w="100" w:type="dxa"/>
+              <w:bottom w:w="140" w:type="dxa"/>
+              <w:end w:w="100" w:type="dxa"/>
+            </w:tcMar>
+            <w:vAlign w:val="center"/>
+            <w:tcBorders>
+              <w:top w:val="single" w:sz="10" w:space="0" w:color="000000"/>
+              <w:bottom w:val="single" w:sz="10" w:space="0" w:color="000000"/>
+              <w:start w:val="single" w:sz="10" w:space="0" w:color="000000"/>
+              <w:end w:val="single" w:sz="10" w:space="0" w:color="000000"/>
+            </w:tcBorders>
+          </w:tcPr>
+          <w:p>
+            <w:pPr>
+              <w:spacing w:before="0" w:after="0" w:line="324" w:lineRule="auto"/>
+              <w:jc w:val="center"/>
+            </w:pPr>
+            <w:r/>
+            <w:r>
+              <w:rPr>
+                <w:rFonts w:ascii="휴먼명조" w:hAnsi="휴먼명조" w:eastAsia="휴먼명조" w:cs="휴먼명조"/>
+                <w:b/>
+                <w:color w:val="FFFFFF"/>
+                <w:sz w:val="22"/>
+              </w:rPr>
+              <w:t>2. 기준 안내</w:t>
+            </w:r>
+          </w:p>
+        </w:tc>
+        <w:tc>
+          <w:tcPr>
+            <w:tcW w:type="dxa" w:w="300"/>
+            <w:vMerge w:val="restart"/>
+            <w:shd w:fill="FFFFFF" w:val="clear"/>
+            <w:tcMar>
+              <w:top w:w="0" w:type="dxa"/>
+              <w:start w:w="0" w:type="dxa"/>
+              <w:bottom w:w="0" w:type="dxa"/>
+              <w:end w:w="0" w:type="dxa"/>
+            </w:tcMar>
+            <w:vAlign w:val="center"/>
+            <w:tcBorders>
+              <w:top w:val="nil" w:sz="0" w:space="0" w:color="FFFFFF"/>
+              <w:bottom w:val="nil" w:sz="0" w:space="0" w:color="FFFFFF"/>
+              <w:start w:val="nil" w:sz="0" w:space="0" w:color="FFFFFF"/>
+              <w:end w:val="nil" w:sz="0" w:space="0" w:color="FFFFFF"/>
+            </w:tcBorders>
+          </w:tcPr>
+          <w:p>
+            <w:pPr>
+              <w:spacing w:before="0" w:after="0" w:line="240" w:lineRule="auto"/>
+              <w:jc w:val="center"/>
+            </w:pPr>
+            <w:r/>
+            <w:r>
+              <w:rPr>
+                <w:rFonts w:ascii="휴먼명조" w:hAnsi="휴먼명조" w:eastAsia="휴먼명조" w:cs="휴먼명조"/>
+                <w:b/>
+                <w:color w:val="173F36"/>
+                <w:sz w:val="36"/>
+              </w:rPr>
+              <w:t>→</w:t>
+            </w:r>
+          </w:p>
+        </w:tc>
+        <w:tc>
+          <w:tcPr>
+            <w:tcW w:type="dxa" w:w="1776"/>
+            <w:shd w:fill="173F36" w:val="clear"/>
+            <w:tcMar>
+              <w:top w:w="140" w:type="dxa"/>
+              <w:start w:w="100" w:type="dxa"/>
+              <w:bottom w:w="140" w:type="dxa"/>
+              <w:end w:w="100" w:type="dxa"/>
+            </w:tcMar>
+            <w:vAlign w:val="center"/>
+            <w:tcBorders>
+              <w:top w:val="single" w:sz="10" w:space="0" w:color="000000"/>
+              <w:bottom w:val="single" w:sz="10" w:space="0" w:color="000000"/>
+              <w:start w:val="single" w:sz="10" w:space="0" w:color="000000"/>
+              <w:end w:val="single" w:sz="10" w:space="0" w:color="000000"/>
+            </w:tcBorders>
+          </w:tcPr>
+          <w:p>
+            <w:pPr>
+              <w:spacing w:before="0" w:after="0" w:line="324" w:lineRule="auto"/>
+              <w:jc w:val="center"/>
+            </w:pPr>
+            <w:r/>
+            <w:r>
+              <w:rPr>
+                <w:rFonts w:ascii="휴먼명조" w:hAnsi="휴먼명조" w:eastAsia="휴먼명조" w:cs="휴먼명조"/>
+                <w:b/>
+                <w:color w:val="FFFFFF"/>
+                <w:sz w:val="22"/>
+              </w:rPr>
+              <w:t>3. 서류 이해</w:t>
+            </w:r>
+          </w:p>
+        </w:tc>
+        <w:tc>
+          <w:tcPr>
+            <w:tcW w:type="dxa" w:w="300"/>
+            <w:vMerge w:val="restart"/>
+            <w:shd w:fill="FFFFFF" w:val="clear"/>
+            <w:tcMar>
+              <w:top w:w="0" w:type="dxa"/>
+              <w:start w:w="0" w:type="dxa"/>
+              <w:bottom w:w="0" w:type="dxa"/>
+              <w:end w:w="0" w:type="dxa"/>
+            </w:tcMar>
+            <w:vAlign w:val="center"/>
+            <w:tcBorders>
+              <w:top w:val="nil" w:sz="0" w:space="0" w:color="FFFFFF"/>
+              <w:bottom w:val="nil" w:sz="0" w:space="0" w:color="FFFFFF"/>
+              <w:start w:val="nil" w:sz="0" w:space="0" w:color="FFFFFF"/>
+              <w:end w:val="nil" w:sz="0" w:space="0" w:color="FFFFFF"/>
+            </w:tcBorders>
+          </w:tcPr>
+          <w:p>
+            <w:pPr>
+              <w:spacing w:before="0" w:after="0" w:line="240" w:lineRule="auto"/>
+              <w:jc w:val="center"/>
+            </w:pPr>
+            <w:r/>
+            <w:r>
+              <w:rPr>
+                <w:rFonts w:ascii="휴먼명조" w:hAnsi="휴먼명조" w:eastAsia="휴먼명조" w:cs="휴먼명조"/>
+                <w:b/>
+                <w:color w:val="173F36"/>
+                <w:sz w:val="36"/>
+              </w:rPr>
+              <w:t>→</w:t>
+            </w:r>
+          </w:p>
+        </w:tc>
+        <w:tc>
+          <w:tcPr>
+            <w:tcW w:type="dxa" w:w="1776"/>
+            <w:shd w:fill="173F36" w:val="clear"/>
+            <w:tcMar>
+              <w:top w:w="140" w:type="dxa"/>
+              <w:start w:w="100" w:type="dxa"/>
+              <w:bottom w:w="140" w:type="dxa"/>
+              <w:end w:w="100" w:type="dxa"/>
+            </w:tcMar>
+            <w:vAlign w:val="center"/>
+            <w:tcBorders>
+              <w:top w:val="single" w:sz="10" w:space="0" w:color="000000"/>
+              <w:bottom w:val="single" w:sz="10" w:space="0" w:color="000000"/>
+              <w:start w:val="single" w:sz="10" w:space="0" w:color="000000"/>
+              <w:end w:val="single" w:sz="10" w:space="0" w:color="000000"/>
+            </w:tcBorders>
+          </w:tcPr>
+          <w:p>
+            <w:pPr>
+              <w:spacing w:before="0" w:after="0" w:line="324" w:lineRule="auto"/>
+              <w:jc w:val="center"/>
+            </w:pPr>
+            <w:r/>
+            <w:r>
+              <w:rPr>
+                <w:rFonts w:ascii="휴먼명조" w:hAnsi="휴먼명조" w:eastAsia="휴먼명조" w:cs="휴먼명조"/>
+                <w:b/>
+                <w:color w:val="FFFFFF"/>
+                <w:sz w:val="22"/>
+              </w:rPr>
+              <w:t>4. 서류 준비</w:t>
+            </w:r>
+          </w:p>
+        </w:tc>
+        <w:tc>
+          <w:tcPr>
+            <w:tcW w:type="dxa" w:w="300"/>
+            <w:vMerge w:val="restart"/>
+            <w:shd w:fill="FFFFFF" w:val="clear"/>
+            <w:tcMar>
+              <w:top w:w="0" w:type="dxa"/>
+              <w:start w:w="0" w:type="dxa"/>
+              <w:bottom w:w="0" w:type="dxa"/>
+              <w:end w:w="0" w:type="dxa"/>
+            </w:tcMar>
+            <w:vAlign w:val="center"/>
+            <w:tcBorders>
+              <w:top w:val="nil" w:sz="0" w:space="0" w:color="FFFFFF"/>
+              <w:bottom w:val="nil" w:sz="0" w:space="0" w:color="FFFFFF"/>
+              <w:start w:val="nil" w:sz="0" w:space="0" w:color="FFFFFF"/>
+              <w:end w:val="nil" w:sz="0" w:space="0" w:color="FFFFFF"/>
+            </w:tcBorders>
+          </w:tcPr>
+          <w:p>
+            <w:pPr>
+              <w:spacing w:before="0" w:after="0" w:line="240" w:lineRule="auto"/>
+              <w:jc w:val="center"/>
+            </w:pPr>
+            <w:r/>
+            <w:r>
+              <w:rPr>
+                <w:rFonts w:ascii="휴먼명조" w:hAnsi="휴먼명조" w:eastAsia="휴먼명조" w:cs="휴먼명조"/>
+                <w:b/>
+                <w:color w:val="173F36"/>
+                <w:sz w:val="36"/>
+              </w:rPr>
+              <w:t>→</w:t>
+            </w:r>
+          </w:p>
+        </w:tc>
+        <w:tc>
+          <w:tcPr>
+            <w:tcW w:type="dxa" w:w="1776"/>
+            <w:shd w:fill="173F36" w:val="clear"/>
+            <w:tcMar>
+              <w:top w:w="140" w:type="dxa"/>
+              <w:start w:w="100" w:type="dxa"/>
+              <w:bottom w:w="140" w:type="dxa"/>
+              <w:end w:w="100" w:type="dxa"/>
+            </w:tcMar>
+            <w:vAlign w:val="center"/>
+            <w:tcBorders>
+              <w:top w:val="single" w:sz="10" w:space="0" w:color="000000"/>
+              <w:bottom w:val="single" w:sz="10" w:space="0" w:color="000000"/>
+              <w:start w:val="single" w:sz="10" w:space="0" w:color="000000"/>
+              <w:end w:val="single" w:sz="10" w:space="0" w:color="000000"/>
+            </w:tcBorders>
+          </w:tcPr>
+          <w:p>
+            <w:pPr>
+              <w:spacing w:before="0" w:after="0" w:line="324" w:lineRule="auto"/>
+              <w:jc w:val="center"/>
+            </w:pPr>
+            <w:r/>
+            <w:r>
+              <w:rPr>
+                <w:rFonts w:ascii="휴먼명조" w:hAnsi="휴먼명조" w:eastAsia="휴먼명조" w:cs="휴먼명조"/>
+                <w:b/>
+                <w:color w:val="FFFFFF"/>
+                <w:sz w:val="22"/>
+              </w:rPr>
+              <w:t>5. 장기 준비</w:t>
+            </w:r>
+          </w:p>
+        </w:tc>
+      </w:tr>
+      <w:tr>
+        <w:trPr>
+          <w:cantSplit/>
+        </w:trPr>
+        <w:tc>
+          <w:tcPr>
+            <w:tcW w:type="dxa" w:w="1776"/>
+            <w:shd w:fill="FFFFFF" w:val="clear"/>
+            <w:tcMar>
+              <w:top w:w="180" w:type="dxa"/>
+              <w:start w:w="100" w:type="dxa"/>
+              <w:bottom w:w="180" w:type="dxa"/>
+              <w:end w:w="100" w:type="dxa"/>
+            </w:tcMar>
+            <w:vAlign w:val="center"/>
+            <w:tcBorders>
+              <w:top w:val="single" w:sz="10" w:space="0" w:color="000000"/>
+              <w:bottom w:val="single" w:sz="10" w:space="0" w:color="000000"/>
+              <w:start w:val="single" w:sz="10" w:space="0" w:color="000000"/>
+              <w:end w:val="single" w:sz="10" w:space="0" w:color="000000"/>
+            </w:tcBorders>
+          </w:tcPr>
+          <w:p>
+            <w:pPr>
+              <w:spacing w:before="0" w:after="0" w:line="348" w:lineRule="auto"/>
+              <w:jc w:val="center"/>
+            </w:pPr>
+            <w:r/>
+            <w:r>
+              <w:rPr>
+                <w:rFonts w:ascii="휴먼명조" w:hAnsi="휴먼명조" w:eastAsia="휴먼명조" w:cs="휴먼명조"/>
+                <w:b w:val="0"/>
+                <w:color w:val="000000"/>
+                <w:sz w:val="22"/>
+              </w:rPr>
+              <w:t>학적·TOPIK</w:t>
+            </w:r>
+            <w:r>
+              <w:br/>
+            </w:r>
+            <w:r>
+              <w:rPr>
+                <w:rFonts w:ascii="휴먼명조" w:hAnsi="휴먼명조" w:eastAsia="휴먼명조" w:cs="휴먼명조"/>
+                <w:b w:val="0"/>
+                <w:color w:val="000000"/>
+                <w:sz w:val="22"/>
+              </w:rPr>
+              <w:t>허가 필요성</w:t>
+            </w:r>
+          </w:p>
+        </w:tc>
+        <w:tc>
+          <w:tcPr>
+            <w:tcW w:type="dxa" w:w="300"/>
+            <w:vMerge/>
+          </w:tcPr>
+          <w:p/>
+        </w:tc>
+        <w:tc>
+          <w:tcPr>
+            <w:tcW w:type="dxa" w:w="1776"/>
+            <w:shd w:fill="FFFFFF" w:val="clear"/>
+            <w:tcMar>
+              <w:top w:w="180" w:type="dxa"/>
+              <w:start w:w="100" w:type="dxa"/>
+              <w:bottom w:w="180" w:type="dxa"/>
+              <w:end w:w="100" w:type="dxa"/>
+            </w:tcMar>
+            <w:vAlign w:val="center"/>
+            <w:tcBorders>
+              <w:top w:val="single" w:sz="10" w:space="0" w:color="000000"/>
+              <w:bottom w:val="single" w:sz="10" w:space="0" w:color="000000"/>
+              <w:start w:val="single" w:sz="10" w:space="0" w:color="000000"/>
+              <w:end w:val="single" w:sz="10" w:space="0" w:color="000000"/>
+            </w:tcBorders>
+          </w:tcPr>
+          <w:p>
+            <w:pPr>
+              <w:spacing w:before="0" w:after="0" w:line="348" w:lineRule="auto"/>
+              <w:jc w:val="center"/>
+            </w:pPr>
+            <w:r/>
+            <w:r>
+              <w:rPr>
+                <w:rFonts w:ascii="휴먼명조" w:hAnsi="휴먼명조" w:eastAsia="휴먼명조" w:cs="휴먼명조"/>
+                <w:b w:val="0"/>
+                <w:color w:val="000000"/>
+                <w:sz w:val="22"/>
+              </w:rPr>
+              <w:t>허용시간</w:t>
+            </w:r>
+            <w:r>
+              <w:br/>
+            </w:r>
+            <w:r>
+              <w:rPr>
+                <w:rFonts w:ascii="휴먼명조" w:hAnsi="휴먼명조" w:eastAsia="휴먼명조" w:cs="휴먼명조"/>
+                <w:b w:val="0"/>
+                <w:color w:val="000000"/>
+                <w:sz w:val="22"/>
+              </w:rPr>
+              <w:t>제한업종</w:t>
+            </w:r>
+          </w:p>
+        </w:tc>
+        <w:tc>
+          <w:tcPr>
+            <w:tcW w:type="dxa" w:w="300"/>
+            <w:vMerge/>
+          </w:tcPr>
+          <w:p/>
+        </w:tc>
+        <w:tc>
+          <w:tcPr>
+            <w:tcW w:type="dxa" w:w="1776"/>
+            <w:shd w:fill="FFFFFF" w:val="clear"/>
+            <w:tcMar>
+              <w:top w:w="180" w:type="dxa"/>
+              <w:start w:w="100" w:type="dxa"/>
+              <w:bottom w:w="180" w:type="dxa"/>
+              <w:end w:w="100" w:type="dxa"/>
+            </w:tcMar>
+            <w:vAlign w:val="center"/>
+            <w:tcBorders>
+              <w:top w:val="single" w:sz="10" w:space="0" w:color="000000"/>
+              <w:bottom w:val="single" w:sz="10" w:space="0" w:color="000000"/>
+              <w:start w:val="single" w:sz="10" w:space="0" w:color="000000"/>
+              <w:end w:val="single" w:sz="10" w:space="0" w:color="000000"/>
+            </w:tcBorders>
+          </w:tcPr>
+          <w:p>
+            <w:pPr>
+              <w:spacing w:before="0" w:after="0" w:line="348" w:lineRule="auto"/>
+              <w:jc w:val="center"/>
+            </w:pPr>
+            <w:r/>
+            <w:r>
+              <w:rPr>
+                <w:rFonts w:ascii="휴먼명조" w:hAnsi="휴먼명조" w:eastAsia="휴먼명조" w:cs="휴먼명조"/>
+                <w:b w:val="0"/>
+                <w:color w:val="000000"/>
+                <w:sz w:val="22"/>
+              </w:rPr>
+              <w:t>OCR 사전 점검</w:t>
+            </w:r>
+            <w:r>
+              <w:br/>
+            </w:r>
+            <w:r>
+              <w:rPr>
+                <w:rFonts w:ascii="휴먼명조" w:hAnsi="휴먼명조" w:eastAsia="휴먼명조" w:cs="휴먼명조"/>
+                <w:b w:val="0"/>
+                <w:color w:val="000000"/>
+                <w:sz w:val="22"/>
+              </w:rPr>
+              <w:t>기한·금액·제출처</w:t>
+            </w:r>
+          </w:p>
+        </w:tc>
+        <w:tc>
+          <w:tcPr>
+            <w:tcW w:type="dxa" w:w="300"/>
+            <w:vMerge/>
+          </w:tcPr>
+          <w:p/>
+        </w:tc>
+        <w:tc>
+          <w:tcPr>
+            <w:tcW w:type="dxa" w:w="1776"/>
+            <w:shd w:fill="FFFFFF" w:val="clear"/>
+            <w:tcMar>
+              <w:top w:w="180" w:type="dxa"/>
+              <w:start w:w="100" w:type="dxa"/>
+              <w:bottom w:w="180" w:type="dxa"/>
+              <w:end w:w="100" w:type="dxa"/>
+            </w:tcMar>
+            <w:vAlign w:val="center"/>
+            <w:tcBorders>
+              <w:top w:val="single" w:sz="10" w:space="0" w:color="000000"/>
+              <w:bottom w:val="single" w:sz="10" w:space="0" w:color="000000"/>
+              <w:start w:val="single" w:sz="10" w:space="0" w:color="000000"/>
+              <w:end w:val="single" w:sz="10" w:space="0" w:color="000000"/>
+            </w:tcBorders>
+          </w:tcPr>
+          <w:p>
+            <w:pPr>
+              <w:spacing w:before="0" w:after="0" w:line="348" w:lineRule="auto"/>
+              <w:jc w:val="center"/>
+            </w:pPr>
+            <w:r/>
+            <w:r>
+              <w:rPr>
+                <w:rFonts w:ascii="휴먼명조" w:hAnsi="휴먼명조" w:eastAsia="휴먼명조" w:cs="휴먼명조"/>
+                <w:b w:val="0"/>
+                <w:color w:val="000000"/>
+                <w:sz w:val="22"/>
+              </w:rPr>
+              <w:t>체크리스트</w:t>
+            </w:r>
+            <w:r>
+              <w:br/>
+            </w:r>
+            <w:r>
+              <w:rPr>
+                <w:rFonts w:ascii="휴먼명조" w:hAnsi="휴먼명조" w:eastAsia="휴먼명조" w:cs="휴먼명조"/>
+                <w:b w:val="0"/>
+                <w:color w:val="000000"/>
+                <w:sz w:val="22"/>
+              </w:rPr>
+              <w:t>확정 일정 관리</w:t>
+            </w:r>
+          </w:p>
+        </w:tc>
+        <w:tc>
+          <w:tcPr>
+            <w:tcW w:type="dxa" w:w="300"/>
+            <w:vMerge/>
+          </w:tcPr>
+          <w:p/>
+        </w:tc>
+        <w:tc>
+          <w:tcPr>
+            <w:tcW w:type="dxa" w:w="1776"/>
+            <w:shd w:fill="FFFFFF" w:val="clear"/>
+            <w:tcMar>
+              <w:top w:w="180" w:type="dxa"/>
+              <w:start w:w="100" w:type="dxa"/>
+              <w:bottom w:w="180" w:type="dxa"/>
+              <w:end w:w="100" w:type="dxa"/>
+            </w:tcMar>
+            <w:vAlign w:val="center"/>
+            <w:tcBorders>
+              <w:top w:val="single" w:sz="10" w:space="0" w:color="000000"/>
+              <w:bottom w:val="single" w:sz="10" w:space="0" w:color="000000"/>
+              <w:start w:val="single" w:sz="10" w:space="0" w:color="000000"/>
+              <w:end w:val="single" w:sz="10" w:space="0" w:color="000000"/>
+            </w:tcBorders>
+          </w:tcPr>
+          <w:p>
+            <w:pPr>
+              <w:spacing w:before="0" w:after="0" w:line="348" w:lineRule="auto"/>
+              <w:jc w:val="center"/>
+            </w:pPr>
+            <w:r/>
+            <w:r>
+              <w:rPr>
+                <w:rFonts w:ascii="휴먼명조" w:hAnsi="휴먼명조" w:eastAsia="휴먼명조" w:cs="휴먼명조"/>
+                <w:b w:val="0"/>
+                <w:color w:val="000000"/>
+                <w:sz w:val="22"/>
+              </w:rPr>
+              <w:t>졸업 후 F-2-R</w:t>
+            </w:r>
+            <w:r>
+              <w:br/>
+            </w:r>
+            <w:r>
+              <w:rPr>
+                <w:rFonts w:ascii="휴먼명조" w:hAnsi="휴먼명조" w:eastAsia="휴먼명조" w:cs="휴먼명조"/>
+                <w:b w:val="0"/>
+                <w:color w:val="000000"/>
+                <w:sz w:val="22"/>
+              </w:rPr>
+              <w:t>요건 사전 점검</w:t>
+            </w:r>
+          </w:p>
+        </w:tc>
+      </w:tr>
+    </w:tbl>
+    <w:p>
+      <w:pPr>
+        <w:spacing w:before="140" w:after="0" w:line="312" w:lineRule="auto"/>
+        <w:jc w:val="center"/>
+      </w:pPr>
+      <w:r>
+        <w:rPr>
+          <w:rFonts w:ascii="휴먼명조" w:hAnsi="휴먼명조" w:eastAsia="휴먼명조" w:cs="휴먼명조"/>
+          <w:b/>
+          <w:color w:val="173F36"/>
+          <w:sz w:val="20"/>
+        </w:rPr>
+        <w:t>학업·취업 허가와 졸업 후 정착 준비를 하나의 연속된 여정으로 관리</w:t>
+      </w:r>
+    </w:p>
+    <w:p>
+      <w:r>
+        <w:br w:type="page"/>
+      </w:r>
+    </w:p>
+    <w:p>
+      <w:pPr>
+        <w:keepNext/>
+        <w:spacing w:before="0" w:after="120" w:line="240" w:lineRule="auto"/>
+      </w:pPr>
+      <w:r>
+        <w:rPr>
+          <w:rFonts w:ascii="휴먼명조" w:hAnsi="휴먼명조" w:eastAsia="휴먼명조" w:cs="휴먼명조"/>
+          <w:b/>
+          <w:sz w:val="24"/>
+        </w:rPr>
+        <w:t>그림 6. 현재 구현 상태와 다음 단계</w:t>
+      </w:r>
+    </w:p>
+    <w:tbl>
+      <w:tblPr>
+        <w:tblW w:type="dxa" w:w="10080"/>
+        <w:jc w:val="left"/>
+        <w:tblLayout w:type="fixed"/>
+        <w:tblLook w:firstColumn="1" w:firstRow="1" w:lastColumn="0" w:lastRow="0" w:noHBand="0" w:noVBand="1" w:val="04A0"/>
+        <w:tblInd w:w="120" w:type="dxa"/>
+      </w:tblPr>
+      <w:tblGrid>
+        <w:gridCol w:w="3060"/>
+        <w:gridCol w:w="450"/>
+        <w:gridCol w:w="3060"/>
+        <w:gridCol w:w="450"/>
+        <w:gridCol w:w="3060"/>
+      </w:tblGrid>
+      <w:tr>
+        <w:trPr>
+          <w:cantSplit/>
+        </w:trPr>
+        <w:tc>
+          <w:tcPr>
+            <w:tcW w:type="dxa" w:w="3060"/>
+            <w:shd w:fill="173F36" w:val="clear"/>
+            <w:tcMar>
+              <w:top w:w="140" w:type="dxa"/>
+              <w:start w:w="100" w:type="dxa"/>
+              <w:bottom w:w="140" w:type="dxa"/>
+              <w:end w:w="100" w:type="dxa"/>
+            </w:tcMar>
+            <w:vAlign w:val="center"/>
+            <w:tcBorders>
+              <w:top w:val="single" w:sz="10" w:space="0" w:color="000000"/>
+              <w:bottom w:val="single" w:sz="10" w:space="0" w:color="000000"/>
+              <w:start w:val="single" w:sz="10" w:space="0" w:color="000000"/>
+              <w:end w:val="single" w:sz="10" w:space="0" w:color="000000"/>
+            </w:tcBorders>
+          </w:tcPr>
+          <w:p>
+            <w:pPr>
+              <w:spacing w:before="0" w:after="0" w:line="324" w:lineRule="auto"/>
+              <w:jc w:val="center"/>
+            </w:pPr>
+            <w:r/>
+            <w:r>
+              <w:rPr>
+                <w:rFonts w:ascii="휴먼명조" w:hAnsi="휴먼명조" w:eastAsia="휴먼명조" w:cs="휴먼명조"/>
+                <w:b/>
+                <w:color w:val="FFFFFF"/>
+                <w:sz w:val="22"/>
+              </w:rPr>
+              <w:t>완료</w:t>
+            </w:r>
+          </w:p>
+        </w:tc>
+        <w:tc>
+          <w:tcPr>
+            <w:tcW w:type="dxa" w:w="450"/>
+            <w:vMerge w:val="restart"/>
+            <w:shd w:fill="FFFFFF" w:val="clear"/>
+            <w:tcMar>
+              <w:top w:w="0" w:type="dxa"/>
+              <w:start w:w="0" w:type="dxa"/>
+              <w:bottom w:w="0" w:type="dxa"/>
+              <w:end w:w="0" w:type="dxa"/>
+            </w:tcMar>
+            <w:vAlign w:val="center"/>
+            <w:tcBorders>
+              <w:top w:val="nil" w:sz="0" w:space="0" w:color="FFFFFF"/>
+              <w:bottom w:val="nil" w:sz="0" w:space="0" w:color="FFFFFF"/>
+              <w:start w:val="nil" w:sz="0" w:space="0" w:color="FFFFFF"/>
+              <w:end w:val="nil" w:sz="0" w:space="0" w:color="FFFFFF"/>
+            </w:tcBorders>
+          </w:tcPr>
+          <w:p>
+            <w:pPr>
+              <w:spacing w:before="0" w:after="0" w:line="240" w:lineRule="auto"/>
+              <w:jc w:val="center"/>
+            </w:pPr>
+            <w:r/>
+            <w:r>
+              <w:rPr>
+                <w:rFonts w:ascii="휴먼명조" w:hAnsi="휴먼명조" w:eastAsia="휴먼명조" w:cs="휴먼명조"/>
+                <w:b/>
+                <w:color w:val="173F36"/>
+                <w:sz w:val="36"/>
+              </w:rPr>
+              <w:t>→</w:t>
+            </w:r>
+          </w:p>
+        </w:tc>
+        <w:tc>
+          <w:tcPr>
+            <w:tcW w:type="dxa" w:w="3060"/>
+            <w:shd w:fill="173F36" w:val="clear"/>
+            <w:tcMar>
+              <w:top w:w="140" w:type="dxa"/>
+              <w:start w:w="100" w:type="dxa"/>
+              <w:bottom w:w="140" w:type="dxa"/>
+              <w:end w:w="100" w:type="dxa"/>
+            </w:tcMar>
+            <w:vAlign w:val="center"/>
+            <w:tcBorders>
+              <w:top w:val="single" w:sz="10" w:space="0" w:color="000000"/>
+              <w:bottom w:val="single" w:sz="10" w:space="0" w:color="000000"/>
+              <w:start w:val="single" w:sz="10" w:space="0" w:color="000000"/>
+              <w:end w:val="single" w:sz="10" w:space="0" w:color="000000"/>
+            </w:tcBorders>
+          </w:tcPr>
+          <w:p>
+            <w:pPr>
+              <w:spacing w:before="0" w:after="0" w:line="324" w:lineRule="auto"/>
+              <w:jc w:val="center"/>
+            </w:pPr>
+            <w:r/>
+            <w:r>
+              <w:rPr>
+                <w:rFonts w:ascii="휴먼명조" w:hAnsi="휴먼명조" w:eastAsia="휴먼명조" w:cs="휴먼명조"/>
+                <w:b/>
+                <w:color w:val="FFFFFF"/>
+                <w:sz w:val="22"/>
+              </w:rPr>
+              <w:t>데모 구현</w:t>
+            </w:r>
+          </w:p>
+        </w:tc>
+        <w:tc>
+          <w:tcPr>
+            <w:tcW w:type="dxa" w:w="450"/>
+            <w:vMerge w:val="restart"/>
+            <w:shd w:fill="FFFFFF" w:val="clear"/>
+            <w:tcMar>
+              <w:top w:w="0" w:type="dxa"/>
+              <w:start w:w="0" w:type="dxa"/>
+              <w:bottom w:w="0" w:type="dxa"/>
+              <w:end w:w="0" w:type="dxa"/>
+            </w:tcMar>
+            <w:vAlign w:val="center"/>
+            <w:tcBorders>
+              <w:top w:val="nil" w:sz="0" w:space="0" w:color="FFFFFF"/>
+              <w:bottom w:val="nil" w:sz="0" w:space="0" w:color="FFFFFF"/>
+              <w:start w:val="nil" w:sz="0" w:space="0" w:color="FFFFFF"/>
+              <w:end w:val="nil" w:sz="0" w:space="0" w:color="FFFFFF"/>
+            </w:tcBorders>
+          </w:tcPr>
+          <w:p>
+            <w:pPr>
+              <w:spacing w:before="0" w:after="0" w:line="240" w:lineRule="auto"/>
+              <w:jc w:val="center"/>
+            </w:pPr>
+            <w:r/>
+            <w:r>
+              <w:rPr>
+                <w:rFonts w:ascii="휴먼명조" w:hAnsi="휴먼명조" w:eastAsia="휴먼명조" w:cs="휴먼명조"/>
+                <w:b/>
+                <w:color w:val="173F36"/>
+                <w:sz w:val="36"/>
+              </w:rPr>
+              <w:t>→</w:t>
+            </w:r>
+          </w:p>
+        </w:tc>
+        <w:tc>
+          <w:tcPr>
+            <w:tcW w:type="dxa" w:w="3060"/>
+            <w:shd w:fill="173F36" w:val="clear"/>
+            <w:tcMar>
+              <w:top w:w="140" w:type="dxa"/>
+              <w:start w:w="100" w:type="dxa"/>
+              <w:bottom w:w="140" w:type="dxa"/>
+              <w:end w:w="100" w:type="dxa"/>
+            </w:tcMar>
+            <w:vAlign w:val="center"/>
+            <w:tcBorders>
+              <w:top w:val="single" w:sz="10" w:space="0" w:color="000000"/>
+              <w:bottom w:val="single" w:sz="10" w:space="0" w:color="000000"/>
+              <w:start w:val="single" w:sz="10" w:space="0" w:color="000000"/>
+              <w:end w:val="single" w:sz="10" w:space="0" w:color="000000"/>
+            </w:tcBorders>
+          </w:tcPr>
+          <w:p>
+            <w:pPr>
+              <w:spacing w:before="0" w:after="0" w:line="324" w:lineRule="auto"/>
+              <w:jc w:val="center"/>
+            </w:pPr>
+            <w:r/>
+            <w:r>
+              <w:rPr>
+                <w:rFonts w:ascii="휴먼명조" w:hAnsi="휴먼명조" w:eastAsia="휴먼명조" w:cs="휴먼명조"/>
+                <w:b/>
+                <w:color w:val="FFFFFF"/>
+                <w:sz w:val="22"/>
+              </w:rPr>
+              <w:t>구현 예정</w:t>
+            </w:r>
+          </w:p>
+        </w:tc>
+      </w:tr>
+      <w:tr>
+        <w:trPr>
+          <w:cantSplit/>
+        </w:trPr>
+        <w:tc>
+          <w:tcPr>
+            <w:tcW w:type="dxa" w:w="3060"/>
+            <w:shd w:fill="FFFFFF" w:val="clear"/>
+            <w:tcMar>
+              <w:top w:w="180" w:type="dxa"/>
+              <w:start w:w="100" w:type="dxa"/>
+              <w:bottom w:w="180" w:type="dxa"/>
+              <w:end w:w="100" w:type="dxa"/>
+            </w:tcMar>
+            <w:vAlign w:val="center"/>
+            <w:tcBorders>
+              <w:top w:val="single" w:sz="10" w:space="0" w:color="000000"/>
+              <w:bottom w:val="single" w:sz="10" w:space="0" w:color="000000"/>
+              <w:start w:val="single" w:sz="10" w:space="0" w:color="000000"/>
+              <w:end w:val="single" w:sz="10" w:space="0" w:color="000000"/>
+            </w:tcBorders>
+          </w:tcPr>
+          <w:p>
+            <w:pPr>
+              <w:spacing w:before="0" w:after="0" w:line="348" w:lineRule="auto"/>
+              <w:jc w:val="center"/>
+            </w:pPr>
+            <w:r/>
+            <w:r>
+              <w:rPr>
+                <w:rFonts w:ascii="휴먼명조" w:hAnsi="휴먼명조" w:eastAsia="휴먼명조" w:cs="휴먼명조"/>
+                <w:b w:val="0"/>
+                <w:color w:val="000000"/>
+                <w:sz w:val="22"/>
+              </w:rPr>
+              <w:t>공통 데이터 구조</w:t>
+            </w:r>
+            <w:r>
+              <w:br/>
+            </w:r>
+            <w:r>
+              <w:rPr>
+                <w:rFonts w:ascii="휴먼명조" w:hAnsi="휴먼명조" w:eastAsia="휴먼명조" w:cs="휴먼명조"/>
+                <w:b w:val="0"/>
+                <w:color w:val="000000"/>
+                <w:sz w:val="22"/>
+              </w:rPr>
+              <w:t>온보딩·마이허브</w:t>
+            </w:r>
+            <w:r>
+              <w:br/>
+            </w:r>
+            <w:r>
+              <w:rPr>
+                <w:rFonts w:ascii="휴먼명조" w:hAnsi="휴먼명조" w:eastAsia="휴먼명조" w:cs="휴먼명조"/>
+                <w:b w:val="0"/>
+                <w:color w:val="000000"/>
+                <w:sz w:val="22"/>
+              </w:rPr>
+              <w:t>OCR 미리보기</w:t>
+            </w:r>
+          </w:p>
+        </w:tc>
+        <w:tc>
+          <w:tcPr>
+            <w:tcW w:type="dxa" w:w="450"/>
+            <w:vMerge/>
+          </w:tcPr>
+          <w:p/>
+        </w:tc>
+        <w:tc>
+          <w:tcPr>
+            <w:tcW w:type="dxa" w:w="3060"/>
+            <w:shd w:fill="FFFFFF" w:val="clear"/>
+            <w:tcMar>
+              <w:top w:w="180" w:type="dxa"/>
+              <w:start w:w="100" w:type="dxa"/>
+              <w:bottom w:w="180" w:type="dxa"/>
+              <w:end w:w="100" w:type="dxa"/>
+            </w:tcMar>
+            <w:vAlign w:val="center"/>
+            <w:tcBorders>
+              <w:top w:val="single" w:sz="10" w:space="0" w:color="000000"/>
+              <w:bottom w:val="single" w:sz="10" w:space="0" w:color="000000"/>
+              <w:start w:val="single" w:sz="10" w:space="0" w:color="000000"/>
+              <w:end w:val="single" w:sz="10" w:space="0" w:color="000000"/>
+            </w:tcBorders>
+          </w:tcPr>
+          <w:p>
+            <w:pPr>
+              <w:spacing w:before="0" w:after="0" w:line="348" w:lineRule="auto"/>
+              <w:jc w:val="center"/>
+            </w:pPr>
+            <w:r/>
+            <w:r>
+              <w:rPr>
+                <w:rFonts w:ascii="휴먼명조" w:hAnsi="휴먼명조" w:eastAsia="휴먼명조" w:cs="휴먼명조"/>
+                <w:b w:val="0"/>
+                <w:color w:val="000000"/>
+                <w:sz w:val="22"/>
+              </w:rPr>
+              <w:t>진행 캘린더</w:t>
+            </w:r>
+            <w:r>
+              <w:br/>
+            </w:r>
+            <w:r>
+              <w:rPr>
+                <w:rFonts w:ascii="휴먼명조" w:hAnsi="휴먼명조" w:eastAsia="휴먼명조" w:cs="휴먼명조"/>
+                <w:b w:val="0"/>
+                <w:color w:val="000000"/>
+                <w:sz w:val="22"/>
+              </w:rPr>
+              <w:t>기관 지도</w:t>
+            </w:r>
+            <w:r>
+              <w:br/>
+            </w:r>
+            <w:r>
+              <w:rPr>
+                <w:rFonts w:ascii="휴먼명조" w:hAnsi="휴먼명조" w:eastAsia="휴먼명조" w:cs="휴먼명조"/>
+                <w:b w:val="0"/>
+                <w:color w:val="000000"/>
+                <w:sz w:val="22"/>
+              </w:rPr>
+              <w:t>반응형 흐름</w:t>
+            </w:r>
+          </w:p>
+        </w:tc>
+        <w:tc>
+          <w:tcPr>
+            <w:tcW w:type="dxa" w:w="450"/>
+            <w:vMerge/>
+          </w:tcPr>
+          <w:p/>
+        </w:tc>
+        <w:tc>
+          <w:tcPr>
+            <w:tcW w:type="dxa" w:w="3060"/>
+            <w:shd w:fill="FFFFFF" w:val="clear"/>
+            <w:tcMar>
+              <w:top w:w="180" w:type="dxa"/>
+              <w:start w:w="100" w:type="dxa"/>
+              <w:bottom w:w="180" w:type="dxa"/>
+              <w:end w:w="100" w:type="dxa"/>
+            </w:tcMar>
+            <w:vAlign w:val="center"/>
+            <w:tcBorders>
+              <w:top w:val="single" w:sz="10" w:space="0" w:color="000000"/>
+              <w:bottom w:val="single" w:sz="10" w:space="0" w:color="000000"/>
+              <w:start w:val="single" w:sz="10" w:space="0" w:color="000000"/>
+              <w:end w:val="single" w:sz="10" w:space="0" w:color="000000"/>
+            </w:tcBorders>
+          </w:tcPr>
+          <w:p>
+            <w:pPr>
+              <w:spacing w:before="0" w:after="0" w:line="348" w:lineRule="auto"/>
+              <w:jc w:val="center"/>
+            </w:pPr>
+            <w:r/>
+            <w:r>
+              <w:rPr>
+                <w:rFonts w:ascii="휴먼명조" w:hAnsi="휴먼명조" w:eastAsia="휴먼명조" w:cs="휴먼명조"/>
+                <w:b w:val="0"/>
+                <w:color w:val="000000"/>
+                <w:sz w:val="22"/>
+              </w:rPr>
+              <w:t>규칙 계산 엔진</w:t>
+            </w:r>
+            <w:r>
+              <w:br/>
+            </w:r>
+            <w:r>
+              <w:rPr>
+                <w:rFonts w:ascii="휴먼명조" w:hAnsi="휴먼명조" w:eastAsia="휴먼명조" w:cs="휴먼명조"/>
+                <w:b w:val="0"/>
+                <w:color w:val="000000"/>
+                <w:sz w:val="22"/>
+              </w:rPr>
+              <w:t>다국어·근거 검색</w:t>
+            </w:r>
+            <w:r>
+              <w:br/>
+            </w:r>
+            <w:r>
+              <w:rPr>
+                <w:rFonts w:ascii="휴먼명조" w:hAnsi="휴먼명조" w:eastAsia="휴먼명조" w:cs="휴먼명조"/>
+                <w:b w:val="0"/>
+                <w:color w:val="000000"/>
+                <w:sz w:val="22"/>
+              </w:rPr>
+              <w:t>위험 상황 라우팅</w:t>
+            </w:r>
+          </w:p>
+        </w:tc>
+      </w:tr>
+    </w:tbl>
+    <w:p>
+      <w:pPr>
+        <w:spacing w:before="140" w:after="0" w:line="312" w:lineRule="auto"/>
+        <w:jc w:val="center"/>
+      </w:pPr>
+      <w:r>
+        <w:rPr>
+          <w:rFonts w:ascii="휴먼명조" w:hAnsi="휴먼명조" w:eastAsia="휴먼명조" w:cs="휴먼명조"/>
+          <w:b/>
+          <w:color w:val="173F36"/>
+          <w:sz w:val="20"/>
+        </w:rPr>
+        <w:t>1차 실증: 이주노동자 × E-7-4R 체류자격 트래커</w:t>
+      </w:r>
+    </w:p>
+    <w:p>
+      <w:r>
+        <w:br w:type="page"/>
+      </w:r>
+    </w:p>
+    <w:p>
+      <w:pPr>
+        <w:keepNext/>
+        <w:spacing w:before="0" w:after="120" w:line="240" w:lineRule="auto"/>
+      </w:pPr>
+      <w:r>
+        <w:rPr>
+          <w:rFonts w:ascii="휴먼명조" w:hAnsi="휴먼명조" w:eastAsia="휴먼명조" w:cs="휴먼명조"/>
+          <w:b/>
+          <w:sz w:val="24"/>
+        </w:rPr>
+        <w:t>상세 참고표 1. 비자부기 전체 서비스 흐름</w:t>
       </w:r>
     </w:p>
     <w:tbl>
@@ -68,6 +3472,7 @@
               <w:rPr>
                 <w:rFonts w:ascii="휴먼명조" w:hAnsi="휴먼명조" w:eastAsia="휴먼명조" w:cs="휴먼명조"/>
                 <w:b/>
+                <w:color w:val="000000"/>
                 <w:sz w:val="22"/>
               </w:rPr>
               <w:t>사용자 상황을 확인하고 근거 있는 다음 행동으로 연결</w:t>
@@ -110,6 +3515,7 @@
               <w:rPr>
                 <w:rFonts w:ascii="휴먼명조" w:hAnsi="휴먼명조" w:eastAsia="휴먼명조" w:cs="휴먼명조"/>
                 <w:b/>
+                <w:color w:val="000000"/>
                 <w:sz w:val="22"/>
               </w:rPr>
               <w:t>구분</w:t>
@@ -146,6 +3552,7 @@
               <w:rPr>
                 <w:rFonts w:ascii="휴먼명조" w:hAnsi="휴먼명조" w:eastAsia="휴먼명조" w:cs="휴먼명조"/>
                 <w:b/>
+                <w:color w:val="000000"/>
                 <w:sz w:val="22"/>
               </w:rPr>
               <w:t>1. 사용자 확인</w:t>
@@ -182,6 +3589,7 @@
               <w:rPr>
                 <w:rFonts w:ascii="휴먼명조" w:hAnsi="휴먼명조" w:eastAsia="휴먼명조" w:cs="휴먼명조"/>
                 <w:b/>
+                <w:color w:val="000000"/>
                 <w:sz w:val="22"/>
               </w:rPr>
               <w:t>2. 상황 입력</w:t>
@@ -218,6 +3626,7 @@
               <w:rPr>
                 <w:rFonts w:ascii="휴먼명조" w:hAnsi="휴먼명조" w:eastAsia="휴먼명조" w:cs="휴먼명조"/>
                 <w:b/>
+                <w:color w:val="000000"/>
                 <w:sz w:val="22"/>
               </w:rPr>
               <w:t>3. 규칙 처리</w:t>
@@ -254,6 +3663,7 @@
               <w:rPr>
                 <w:rFonts w:ascii="휴먼명조" w:hAnsi="휴먼명조" w:eastAsia="휴먼명조" w:cs="휴먼명조"/>
                 <w:b/>
+                <w:color w:val="000000"/>
                 <w:sz w:val="22"/>
               </w:rPr>
               <w:t>4. 행동 안내</w:t>
@@ -290,6 +3700,7 @@
               <w:rPr>
                 <w:rFonts w:ascii="휴먼명조" w:hAnsi="휴먼명조" w:eastAsia="휴먼명조" w:cs="휴먼명조"/>
                 <w:b/>
+                <w:color w:val="000000"/>
                 <w:sz w:val="22"/>
               </w:rPr>
               <w:t>5. 기관 연결</w:t>
@@ -331,6 +3742,7 @@
               <w:rPr>
                 <w:rFonts w:ascii="휴먼명조" w:hAnsi="휴먼명조" w:eastAsia="휴먼명조" w:cs="휴먼명조"/>
                 <w:b/>
+                <w:color w:val="000000"/>
                 <w:sz w:val="22"/>
               </w:rPr>
               <w:t>입력</w:t>
@@ -367,6 +3779,7 @@
               <w:rPr>
                 <w:rFonts w:ascii="휴먼명조" w:hAnsi="휴먼명조" w:eastAsia="휴먼명조" w:cs="휴먼명조"/>
                 <w:b w:val="0"/>
+                <w:color w:val="000000"/>
                 <w:sz w:val="22"/>
               </w:rPr>
               <w:t>언어·국적·지역</w:t>
@@ -378,6 +3791,7 @@
               <w:rPr>
                 <w:rFonts w:ascii="휴먼명조" w:hAnsi="휴먼명조" w:eastAsia="휴먼명조" w:cs="휴먼명조"/>
                 <w:b w:val="0"/>
+                <w:color w:val="000000"/>
                 <w:sz w:val="22"/>
               </w:rPr>
               <w:t>관심 체류자격</w:t>
@@ -414,6 +3828,7 @@
               <w:rPr>
                 <w:rFonts w:ascii="휴먼명조" w:hAnsi="휴먼명조" w:eastAsia="휴먼명조" w:cs="휴먼명조"/>
                 <w:b w:val="0"/>
+                <w:color w:val="000000"/>
                 <w:sz w:val="22"/>
               </w:rPr>
               <w:t>대화형 질문</w:t>
@@ -425,6 +3840,7 @@
               <w:rPr>
                 <w:rFonts w:ascii="휴먼명조" w:hAnsi="휴먼명조" w:eastAsia="휴먼명조" w:cs="휴먼명조"/>
                 <w:b w:val="0"/>
+                <w:color w:val="000000"/>
                 <w:sz w:val="22"/>
               </w:rPr>
               <w:t>공문서 사진·일정</w:t>
@@ -461,6 +3877,7 @@
               <w:rPr>
                 <w:rFonts w:ascii="휴먼명조" w:hAnsi="휴먼명조" w:eastAsia="휴먼명조" w:cs="휴먼명조"/>
                 <w:b w:val="0"/>
+                <w:color w:val="000000"/>
                 <w:sz w:val="22"/>
               </w:rPr>
               <w:t>구조화된 조건과</w:t>
@@ -472,6 +3889,7 @@
               <w:rPr>
                 <w:rFonts w:ascii="휴먼명조" w:hAnsi="휴먼명조" w:eastAsia="휴먼명조" w:cs="휴먼명조"/>
                 <w:b w:val="0"/>
+                <w:color w:val="000000"/>
                 <w:sz w:val="22"/>
               </w:rPr>
               <w:t>사용자 입력 대조</w:t>
@@ -508,6 +3926,7 @@
               <w:rPr>
                 <w:rFonts w:ascii="휴먼명조" w:hAnsi="휴먼명조" w:eastAsia="휴먼명조" w:cs="휴먼명조"/>
                 <w:b w:val="0"/>
+                <w:color w:val="000000"/>
                 <w:sz w:val="22"/>
               </w:rPr>
               <w:t>부족 요건·서류</w:t>
@@ -519,6 +3938,7 @@
               <w:rPr>
                 <w:rFonts w:ascii="휴먼명조" w:hAnsi="휴먼명조" w:eastAsia="휴먼명조" w:cs="휴먼명조"/>
                 <w:b w:val="0"/>
+                <w:color w:val="000000"/>
                 <w:sz w:val="22"/>
               </w:rPr>
               <w:t>다음 할 일 제시</w:t>
@@ -555,6 +3975,7 @@
               <w:rPr>
                 <w:rFonts w:ascii="휴먼명조" w:hAnsi="휴먼명조" w:eastAsia="휴먼명조" w:cs="휴먼명조"/>
                 <w:b w:val="0"/>
+                <w:color w:val="000000"/>
                 <w:sz w:val="22"/>
               </w:rPr>
               <w:t>지역·지원 분야에</w:t>
@@ -566,6 +3987,7 @@
               <w:rPr>
                 <w:rFonts w:ascii="휴먼명조" w:hAnsi="휴먼명조" w:eastAsia="휴먼명조" w:cs="휴먼명조"/>
                 <w:b w:val="0"/>
+                <w:color w:val="000000"/>
                 <w:sz w:val="22"/>
               </w:rPr>
               <w:t>맞는 기관 선택</w:t>
@@ -607,6 +4029,7 @@
               <w:rPr>
                 <w:rFonts w:ascii="휴먼명조" w:hAnsi="휴먼명조" w:eastAsia="휴먼명조" w:cs="휴먼명조"/>
                 <w:b/>
+                <w:color w:val="000000"/>
                 <w:sz w:val="22"/>
               </w:rPr>
               <w:t>처리 원칙</w:t>
@@ -643,6 +4066,7 @@
               <w:rPr>
                 <w:rFonts w:ascii="휴먼명조" w:hAnsi="휴먼명조" w:eastAsia="휴먼명조" w:cs="휴먼명조"/>
                 <w:b w:val="0"/>
+                <w:color w:val="000000"/>
                 <w:sz w:val="22"/>
               </w:rPr>
               <w:t>로그인 전 선택값은</w:t>
@@ -654,6 +4078,7 @@
               <w:rPr>
                 <w:rFonts w:ascii="휴먼명조" w:hAnsi="휴먼명조" w:eastAsia="휴먼명조" w:cs="휴먼명조"/>
                 <w:b w:val="0"/>
+                <w:color w:val="000000"/>
                 <w:sz w:val="22"/>
               </w:rPr>
               <w:t>현재 세션에만 보관</w:t>
@@ -665,6 +4090,7 @@
               <w:rPr>
                 <w:rFonts w:ascii="휴먼명조" w:hAnsi="휴먼명조" w:eastAsia="휴먼명조" w:cs="휴먼명조"/>
                 <w:b w:val="0"/>
+                <w:color w:val="000000"/>
                 <w:sz w:val="22"/>
               </w:rPr>
               <w:t>최소 정보만 사용</w:t>
@@ -701,6 +4127,7 @@
               <w:rPr>
                 <w:rFonts w:ascii="휴먼명조" w:hAnsi="휴먼명조" w:eastAsia="휴먼명조" w:cs="휴먼명조"/>
                 <w:b w:val="0"/>
+                <w:color w:val="000000"/>
                 <w:sz w:val="22"/>
               </w:rPr>
               <w:t>질문을 한 번에</w:t>
@@ -712,6 +4139,7 @@
               <w:rPr>
                 <w:rFonts w:ascii="휴먼명조" w:hAnsi="휴먼명조" w:eastAsia="휴먼명조" w:cs="휴먼명조"/>
                 <w:b w:val="0"/>
+                <w:color w:val="000000"/>
                 <w:sz w:val="22"/>
               </w:rPr>
               <w:t>하나씩 제시하고</w:t>
@@ -723,6 +4151,7 @@
               <w:rPr>
                 <w:rFonts w:ascii="휴먼명조" w:hAnsi="휴먼명조" w:eastAsia="휴먼명조" w:cs="휴먼명조"/>
                 <w:b w:val="0"/>
+                <w:color w:val="000000"/>
                 <w:sz w:val="22"/>
               </w:rPr>
               <w:t>불명확 항목 분리</w:t>
@@ -759,6 +4188,7 @@
               <w:rPr>
                 <w:rFonts w:ascii="휴먼명조" w:hAnsi="휴먼명조" w:eastAsia="휴먼명조" w:cs="휴먼명조"/>
                 <w:b w:val="0"/>
+                <w:color w:val="000000"/>
                 <w:sz w:val="22"/>
               </w:rPr>
               <w:t>자격·점수는</w:t>
@@ -770,6 +4200,7 @@
               <w:rPr>
                 <w:rFonts w:ascii="휴먼명조" w:hAnsi="휴먼명조" w:eastAsia="휴먼명조" w:cs="휴먼명조"/>
                 <w:b w:val="0"/>
+                <w:color w:val="000000"/>
                 <w:sz w:val="22"/>
               </w:rPr>
               <w:t>AND/OR 규칙으로</w:t>
@@ -781,6 +4212,7 @@
               <w:rPr>
                 <w:rFonts w:ascii="휴먼명조" w:hAnsi="휴먼명조" w:eastAsia="휴먼명조" w:cs="휴먼명조"/>
                 <w:b w:val="0"/>
+                <w:color w:val="000000"/>
                 <w:sz w:val="22"/>
               </w:rPr>
               <w:t>결정론적으로 계산</w:t>
@@ -817,6 +4249,7 @@
               <w:rPr>
                 <w:rFonts w:ascii="휴먼명조" w:hAnsi="휴먼명조" w:eastAsia="휴먼명조" w:cs="휴먼명조"/>
                 <w:b w:val="0"/>
+                <w:color w:val="000000"/>
                 <w:sz w:val="22"/>
               </w:rPr>
               <w:t>근거 없는 날짜와</w:t>
@@ -828,6 +4261,7 @@
               <w:rPr>
                 <w:rFonts w:ascii="휴먼명조" w:hAnsi="휴먼명조" w:eastAsia="휴먼명조" w:cs="휴먼명조"/>
                 <w:b w:val="0"/>
+                <w:color w:val="000000"/>
                 <w:sz w:val="22"/>
               </w:rPr>
               <w:t>미확인 조건을</w:t>
@@ -839,6 +4273,7 @@
               <w:rPr>
                 <w:rFonts w:ascii="휴먼명조" w:hAnsi="휴먼명조" w:eastAsia="휴먼명조" w:cs="휴먼명조"/>
                 <w:b w:val="0"/>
+                <w:color w:val="000000"/>
                 <w:sz w:val="22"/>
               </w:rPr>
               <w:t>임의로 추정하지 않음</w:t>
@@ -875,6 +4310,7 @@
               <w:rPr>
                 <w:rFonts w:ascii="휴먼명조" w:hAnsi="휴먼명조" w:eastAsia="휴먼명조" w:cs="휴먼명조"/>
                 <w:b w:val="0"/>
+                <w:color w:val="000000"/>
                 <w:sz w:val="22"/>
               </w:rPr>
               <w:t>위험 신호에는</w:t>
@@ -886,6 +4322,7 @@
               <w:rPr>
                 <w:rFonts w:ascii="휴먼명조" w:hAnsi="휴먼명조" w:eastAsia="휴먼명조" w:cs="휴먼명조"/>
                 <w:b w:val="0"/>
+                <w:color w:val="000000"/>
                 <w:sz w:val="22"/>
               </w:rPr>
               <w:t>일반 답변을 중단하고</w:t>
@@ -897,6 +4334,7 @@
               <w:rPr>
                 <w:rFonts w:ascii="휴먼명조" w:hAnsi="휴먼명조" w:eastAsia="휴먼명조" w:cs="휴먼명조"/>
                 <w:b w:val="0"/>
+                <w:color w:val="000000"/>
                 <w:sz w:val="22"/>
               </w:rPr>
               <w:t>전문기관으로 연결</w:t>
@@ -938,6 +4376,7 @@
               <w:rPr>
                 <w:rFonts w:ascii="휴먼명조" w:hAnsi="휴먼명조" w:eastAsia="휴먼명조" w:cs="휴먼명조"/>
                 <w:b/>
+                <w:color w:val="000000"/>
                 <w:sz w:val="22"/>
               </w:rPr>
               <w:t>결과</w:t>
@@ -974,6 +4413,7 @@
               <w:rPr>
                 <w:rFonts w:ascii="휴먼명조" w:hAnsi="휴먼명조" w:eastAsia="휴먼명조" w:cs="휴먼명조"/>
                 <w:b w:val="0"/>
+                <w:color w:val="000000"/>
                 <w:sz w:val="22"/>
               </w:rPr>
               <w:t>개인화된 홈</w:t>
@@ -985,6 +4425,7 @@
               <w:rPr>
                 <w:rFonts w:ascii="휴먼명조" w:hAnsi="휴먼명조" w:eastAsia="휴먼명조" w:cs="휴먼명조"/>
                 <w:b w:val="0"/>
+                <w:color w:val="000000"/>
                 <w:sz w:val="22"/>
               </w:rPr>
               <w:t>준비 현황</w:t>
@@ -1021,6 +4462,7 @@
               <w:rPr>
                 <w:rFonts w:ascii="휴먼명조" w:hAnsi="휴먼명조" w:eastAsia="휴먼명조" w:cs="휴먼명조"/>
                 <w:b w:val="0"/>
+                <w:color w:val="000000"/>
                 <w:sz w:val="22"/>
               </w:rPr>
               <w:t>확인된 사용자 상황</w:t>
@@ -1032,6 +4474,7 @@
               <w:rPr>
                 <w:rFonts w:ascii="휴먼명조" w:hAnsi="휴먼명조" w:eastAsia="휴먼명조" w:cs="휴먼명조"/>
                 <w:b w:val="0"/>
+                <w:color w:val="000000"/>
                 <w:sz w:val="22"/>
               </w:rPr>
               <w:t>검토 필요 항목</w:t>
@@ -1068,6 +4511,7 @@
               <w:rPr>
                 <w:rFonts w:ascii="휴먼명조" w:hAnsi="휴먼명조" w:eastAsia="휴먼명조" w:cs="휴먼명조"/>
                 <w:b w:val="0"/>
+                <w:color w:val="000000"/>
                 <w:sz w:val="22"/>
               </w:rPr>
               <w:t>충족·미충족</w:t>
@@ -1079,6 +4523,7 @@
               <w:rPr>
                 <w:rFonts w:ascii="휴먼명조" w:hAnsi="휴먼명조" w:eastAsia="휴먼명조" w:cs="휴먼명조"/>
                 <w:b w:val="0"/>
+                <w:color w:val="000000"/>
                 <w:sz w:val="22"/>
               </w:rPr>
               <w:t>검토 필요 구분</w:t>
@@ -1115,6 +4560,7 @@
               <w:rPr>
                 <w:rFonts w:ascii="휴먼명조" w:hAnsi="휴먼명조" w:eastAsia="휴먼명조" w:cs="휴먼명조"/>
                 <w:b w:val="0"/>
+                <w:color w:val="000000"/>
                 <w:sz w:val="22"/>
               </w:rPr>
               <w:t>서류 체크리스트</w:t>
@@ -1126,6 +4572,7 @@
               <w:rPr>
                 <w:rFonts w:ascii="휴먼명조" w:hAnsi="휴먼명조" w:eastAsia="휴먼명조" w:cs="휴먼명조"/>
                 <w:b w:val="0"/>
+                <w:color w:val="000000"/>
                 <w:sz w:val="22"/>
               </w:rPr>
               <w:t>확정 일정 관리</w:t>
@@ -1162,6 +4609,7 @@
               <w:rPr>
                 <w:rFonts w:ascii="휴먼명조" w:hAnsi="휴먼명조" w:eastAsia="휴먼명조" w:cs="휴먼명조"/>
                 <w:b w:val="0"/>
+                <w:color w:val="000000"/>
                 <w:sz w:val="22"/>
               </w:rPr>
               <w:t>전화·길찾기</w:t>
@@ -1173,6 +4621,7 @@
               <w:rPr>
                 <w:rFonts w:ascii="휴먼명조" w:hAnsi="휴먼명조" w:eastAsia="휴먼명조" w:cs="휴먼명조"/>
                 <w:b w:val="0"/>
+                <w:color w:val="000000"/>
                 <w:sz w:val="22"/>
               </w:rPr>
               <w:t>공식 문의 경로</w:t>
@@ -1214,6 +4663,7 @@
               <w:rPr>
                 <w:rFonts w:ascii="휴먼명조" w:hAnsi="휴먼명조" w:eastAsia="휴먼명조" w:cs="휴먼명조"/>
                 <w:b/>
+                <w:color w:val="000000"/>
                 <w:sz w:val="22"/>
               </w:rPr>
               <w:t>공통 원칙</w:t>
@@ -1251,6 +4701,7 @@
               <w:rPr>
                 <w:rFonts w:ascii="휴먼명조" w:hAnsi="휴먼명조" w:eastAsia="휴먼명조" w:cs="휴먼명조"/>
                 <w:b w:val="0"/>
+                <w:color w:val="000000"/>
                 <w:sz w:val="22"/>
               </w:rPr>
               <w:t>공식 근거·적용기간·마지막 검증일을 표시하고 사용자가 동의한 정보만 저장</w:t>
@@ -1275,7 +4726,7 @@
           <w:b/>
           <w:sz w:val="24"/>
         </w:rPr>
-        <w:t>그림 2. 공식 문서를 서비스 정보로 전환하는 데이터 신뢰 구조</w:t>
+        <w:t>상세 참고표 2. 공식 문서를 서비스 정보로 전환하는 데이터 신뢰 구조</w:t>
       </w:r>
     </w:p>
     <w:tbl>
@@ -1329,6 +4780,7 @@
               <w:rPr>
                 <w:rFonts w:ascii="휴먼명조" w:hAnsi="휴먼명조" w:eastAsia="휴먼명조" w:cs="휴먼명조"/>
                 <w:b/>
+                <w:color w:val="000000"/>
                 <w:sz w:val="22"/>
               </w:rPr>
               <w:t>원문 보존 → 항목 추출 → 사람 검수 → 구조화 → 서비스 제공</w:t>
@@ -1371,6 +4823,7 @@
               <w:rPr>
                 <w:rFonts w:ascii="휴먼명조" w:hAnsi="휴먼명조" w:eastAsia="휴먼명조" w:cs="휴먼명조"/>
                 <w:b/>
+                <w:color w:val="000000"/>
                 <w:sz w:val="22"/>
               </w:rPr>
               <w:t>구분</w:t>
@@ -1407,6 +4860,7 @@
               <w:rPr>
                 <w:rFonts w:ascii="휴먼명조" w:hAnsi="휴먼명조" w:eastAsia="휴먼명조" w:cs="휴먼명조"/>
                 <w:b/>
+                <w:color w:val="000000"/>
                 <w:sz w:val="22"/>
               </w:rPr>
               <w:t>1. 공식 원문</w:t>
@@ -1443,6 +4897,7 @@
               <w:rPr>
                 <w:rFonts w:ascii="휴먼명조" w:hAnsi="휴먼명조" w:eastAsia="휴먼명조" w:cs="휴먼명조"/>
                 <w:b/>
+                <w:color w:val="000000"/>
                 <w:sz w:val="22"/>
               </w:rPr>
               <w:t>2. 추출·검수</w:t>
@@ -1479,6 +4934,7 @@
               <w:rPr>
                 <w:rFonts w:ascii="휴먼명조" w:hAnsi="휴먼명조" w:eastAsia="휴먼명조" w:cs="휴먼명조"/>
                 <w:b/>
+                <w:color w:val="000000"/>
                 <w:sz w:val="22"/>
               </w:rPr>
               <w:t>3. 공통 데이터 구조</w:t>
@@ -1515,6 +4971,7 @@
               <w:rPr>
                 <w:rFonts w:ascii="휴먼명조" w:hAnsi="휴먼명조" w:eastAsia="휴먼명조" w:cs="휴먼명조"/>
                 <w:b/>
+                <w:color w:val="000000"/>
                 <w:sz w:val="22"/>
               </w:rPr>
               <w:t>4. 서비스 제공</w:t>
@@ -1556,6 +5013,7 @@
               <w:rPr>
                 <w:rFonts w:ascii="휴먼명조" w:hAnsi="휴먼명조" w:eastAsia="휴먼명조" w:cs="휴먼명조"/>
                 <w:b/>
+                <w:color w:val="000000"/>
                 <w:sz w:val="22"/>
               </w:rPr>
               <w:t>처리 내용</w:t>
@@ -1592,6 +5050,7 @@
               <w:rPr>
                 <w:rFonts w:ascii="휴먼명조" w:hAnsi="휴먼명조" w:eastAsia="휴먼명조" w:cs="휴먼명조"/>
                 <w:b w:val="0"/>
+                <w:color w:val="000000"/>
                 <w:sz w:val="22"/>
               </w:rPr>
               <w:t>법무부·충북도 공고</w:t>
@@ -1603,6 +5062,7 @@
               <w:rPr>
                 <w:rFonts w:ascii="휴먼명조" w:hAnsi="휴먼명조" w:eastAsia="휴먼명조" w:cs="휴먼명조"/>
                 <w:b w:val="0"/>
+                <w:color w:val="000000"/>
                 <w:sz w:val="22"/>
               </w:rPr>
               <w:t>PDF·HWPX·HWP</w:t>
@@ -1614,6 +5074,7 @@
               <w:rPr>
                 <w:rFonts w:ascii="휴먼명조" w:hAnsi="휴먼명조" w:eastAsia="휴먼명조" w:cs="휴먼명조"/>
                 <w:b w:val="0"/>
+                <w:color w:val="000000"/>
                 <w:sz w:val="22"/>
               </w:rPr>
               <w:t>원문·페이지 보존</w:t>
@@ -1650,6 +5111,7 @@
               <w:rPr>
                 <w:rFonts w:ascii="휴먼명조" w:hAnsi="휴먼명조" w:eastAsia="휴먼명조" w:cs="휴먼명조"/>
                 <w:b w:val="0"/>
+                <w:color w:val="000000"/>
                 <w:sz w:val="22"/>
               </w:rPr>
               <w:t>표·각주·붙임 분리</w:t>
@@ -1661,6 +5123,7 @@
               <w:rPr>
                 <w:rFonts w:ascii="휴먼명조" w:hAnsi="휴먼명조" w:eastAsia="휴먼명조" w:cs="휴먼명조"/>
                 <w:b w:val="0"/>
+                <w:color w:val="000000"/>
                 <w:sz w:val="22"/>
               </w:rPr>
               <w:t>사람이 원문 대조</w:t>
@@ -1672,6 +5135,7 @@
               <w:rPr>
                 <w:rFonts w:ascii="휴먼명조" w:hAnsi="휴먼명조" w:eastAsia="휴먼명조" w:cs="휴먼명조"/>
                 <w:b w:val="0"/>
+                <w:color w:val="000000"/>
                 <w:sz w:val="22"/>
               </w:rPr>
               <w:t>충돌·미확인 기록</w:t>
@@ -1708,6 +5172,7 @@
               <w:rPr>
                 <w:rFonts w:ascii="휴먼명조" w:hAnsi="휴먼명조" w:eastAsia="휴먼명조" w:cs="휴먼명조"/>
                 <w:b w:val="0"/>
+                <w:color w:val="000000"/>
                 <w:sz w:val="22"/>
               </w:rPr>
               <w:t>13개 관계형 테이블</w:t>
@@ -1719,6 +5184,7 @@
               <w:rPr>
                 <w:rFonts w:ascii="휴먼명조" w:hAnsi="휴먼명조" w:eastAsia="휴먼명조" w:cs="휴먼명조"/>
                 <w:b w:val="0"/>
+                <w:color w:val="000000"/>
                 <w:sz w:val="22"/>
               </w:rPr>
               <w:t>AND/OR 조건 논리</w:t>
@@ -1730,6 +5196,7 @@
               <w:rPr>
                 <w:rFonts w:ascii="휴먼명조" w:hAnsi="휴먼명조" w:eastAsia="휴먼명조" w:cs="휴먼명조"/>
                 <w:b w:val="0"/>
+                <w:color w:val="000000"/>
                 <w:sz w:val="22"/>
               </w:rPr>
               <w:t>절차·서류·출처 관리</w:t>
@@ -1766,6 +5233,7 @@
               <w:rPr>
                 <w:rFonts w:ascii="휴먼명조" w:hAnsi="휴먼명조" w:eastAsia="휴먼명조" w:cs="휴먼명조"/>
                 <w:b w:val="0"/>
+                <w:color w:val="000000"/>
                 <w:sz w:val="22"/>
               </w:rPr>
               <w:t>규칙 계산·OCR</w:t>
@@ -1777,6 +5245,7 @@
               <w:rPr>
                 <w:rFonts w:ascii="휴먼명조" w:hAnsi="휴먼명조" w:eastAsia="휴먼명조" w:cs="휴먼명조"/>
                 <w:b w:val="0"/>
+                <w:color w:val="000000"/>
                 <w:sz w:val="22"/>
               </w:rPr>
               <w:t>쉬운 설명·다국어</w:t>
@@ -1788,6 +5257,7 @@
               <w:rPr>
                 <w:rFonts w:ascii="휴먼명조" w:hAnsi="휴먼명조" w:eastAsia="휴먼명조" w:cs="휴먼명조"/>
                 <w:b w:val="0"/>
+                <w:color w:val="000000"/>
                 <w:sz w:val="22"/>
               </w:rPr>
               <w:t>체크리스트·기관 연결</w:t>
@@ -1829,6 +5299,7 @@
               <w:rPr>
                 <w:rFonts w:ascii="휴먼명조" w:hAnsi="휴먼명조" w:eastAsia="휴먼명조" w:cs="휴먼명조"/>
                 <w:b/>
+                <w:color w:val="000000"/>
                 <w:sz w:val="22"/>
               </w:rPr>
               <w:t>검증 항목</w:t>
@@ -1865,6 +5336,7 @@
               <w:rPr>
                 <w:rFonts w:ascii="휴먼명조" w:hAnsi="휴먼명조" w:eastAsia="휴먼명조" w:cs="휴먼명조"/>
                 <w:b w:val="0"/>
+                <w:color w:val="000000"/>
                 <w:sz w:val="22"/>
               </w:rPr>
               <w:t>공고 차수·적용기간</w:t>
@@ -1876,6 +5348,7 @@
               <w:rPr>
                 <w:rFonts w:ascii="휴먼명조" w:hAnsi="휴먼명조" w:eastAsia="휴먼명조" w:cs="휴먼명조"/>
                 <w:b w:val="0"/>
+                <w:color w:val="000000"/>
                 <w:sz w:val="22"/>
               </w:rPr>
               <w:t>문서 식별자</w:t>
@@ -1887,6 +5360,7 @@
               <w:rPr>
                 <w:rFonts w:ascii="휴먼명조" w:hAnsi="휴먼명조" w:eastAsia="휴먼명조" w:cs="휴먼명조"/>
                 <w:b w:val="0"/>
+                <w:color w:val="000000"/>
                 <w:sz w:val="22"/>
               </w:rPr>
               <w:t>페이지 기준</w:t>
@@ -1923,6 +5397,7 @@
               <w:rPr>
                 <w:rFonts w:ascii="휴먼명조" w:hAnsi="휴먼명조" w:eastAsia="휴먼명조" w:cs="휴먼명조"/>
                 <w:b w:val="0"/>
+                <w:color w:val="000000"/>
                 <w:sz w:val="22"/>
               </w:rPr>
               <w:t>표 병합셀·각주</w:t>
@@ -1934,6 +5409,7 @@
               <w:rPr>
                 <w:rFonts w:ascii="휴먼명조" w:hAnsi="휴먼명조" w:eastAsia="휴먼명조" w:cs="휴먼명조"/>
                 <w:b w:val="0"/>
+                <w:color w:val="000000"/>
                 <w:sz w:val="22"/>
               </w:rPr>
               <w:t>원문 내부 충돌</w:t>
@@ -1945,6 +5421,7 @@
               <w:rPr>
                 <w:rFonts w:ascii="휴먼명조" w:hAnsi="휴먼명조" w:eastAsia="휴먼명조" w:cs="휴먼명조"/>
                 <w:b w:val="0"/>
+                <w:color w:val="000000"/>
                 <w:sz w:val="22"/>
               </w:rPr>
               <w:t>미기재·미확인 구분</w:t>
@@ -1981,6 +5458,7 @@
               <w:rPr>
                 <w:rFonts w:ascii="휴먼명조" w:hAnsi="휴먼명조" w:eastAsia="휴먼명조" w:cs="휴먼명조"/>
                 <w:b w:val="0"/>
+                <w:color w:val="000000"/>
                 <w:sz w:val="22"/>
               </w:rPr>
               <w:t>UUID·FK·순환참조</w:t>
@@ -1992,6 +5470,7 @@
               <w:rPr>
                 <w:rFonts w:ascii="휴먼명조" w:hAnsi="휴먼명조" w:eastAsia="휴먼명조" w:cs="휴먼명조"/>
                 <w:b w:val="0"/>
+                <w:color w:val="000000"/>
                 <w:sz w:val="22"/>
               </w:rPr>
               <w:t>쿼터 산술·매핑 대상</w:t>
@@ -2003,6 +5482,7 @@
               <w:rPr>
                 <w:rFonts w:ascii="휴먼명조" w:hAnsi="휴먼명조" w:eastAsia="휴먼명조" w:cs="휴먼명조"/>
                 <w:b w:val="0"/>
+                <w:color w:val="000000"/>
                 <w:sz w:val="22"/>
               </w:rPr>
               <w:t>전체 트랜잭션 검증</w:t>
@@ -2039,6 +5519,7 @@
               <w:rPr>
                 <w:rFonts w:ascii="휴먼명조" w:hAnsi="휴먼명조" w:eastAsia="휴먼명조" w:cs="휴먼명조"/>
                 <w:b w:val="0"/>
+                <w:color w:val="000000"/>
                 <w:sz w:val="22"/>
               </w:rPr>
               <w:t>출처·검증일 표시</w:t>
@@ -2050,6 +5531,7 @@
               <w:rPr>
                 <w:rFonts w:ascii="휴먼명조" w:hAnsi="휴먼명조" w:eastAsia="휴먼명조" w:cs="휴먼명조"/>
                 <w:b w:val="0"/>
+                <w:color w:val="000000"/>
                 <w:sz w:val="22"/>
               </w:rPr>
               <w:t>검토 필요 분리</w:t>
@@ -2061,6 +5543,7 @@
               <w:rPr>
                 <w:rFonts w:ascii="휴먼명조" w:hAnsi="휴먼명조" w:eastAsia="휴먼명조" w:cs="휴먼명조"/>
                 <w:b w:val="0"/>
+                <w:color w:val="000000"/>
                 <w:sz w:val="22"/>
               </w:rPr>
               <w:t>최종 판정 대체 금지</w:t>
@@ -2102,6 +5585,7 @@
               <w:rPr>
                 <w:rFonts w:ascii="휴먼명조" w:hAnsi="휴먼명조" w:eastAsia="휴먼명조" w:cs="휴먼명조"/>
                 <w:b/>
+                <w:color w:val="000000"/>
                 <w:sz w:val="22"/>
               </w:rPr>
               <w:t>산출 결과</w:t>
@@ -2138,6 +5622,7 @@
               <w:rPr>
                 <w:rFonts w:ascii="휴먼명조" w:hAnsi="휴먼명조" w:eastAsia="휴먼명조" w:cs="휴먼명조"/>
                 <w:b w:val="0"/>
+                <w:color w:val="000000"/>
                 <w:sz w:val="22"/>
               </w:rPr>
               <w:t>검증 가능한</w:t>
@@ -2149,6 +5634,7 @@
               <w:rPr>
                 <w:rFonts w:ascii="휴먼명조" w:hAnsi="휴먼명조" w:eastAsia="휴먼명조" w:cs="휴먼명조"/>
                 <w:b w:val="0"/>
+                <w:color w:val="000000"/>
                 <w:sz w:val="22"/>
               </w:rPr>
               <w:t>원천 근거</w:t>
@@ -2185,6 +5671,7 @@
               <w:rPr>
                 <w:rFonts w:ascii="휴먼명조" w:hAnsi="휴먼명조" w:eastAsia="휴먼명조" w:cs="휴먼명조"/>
                 <w:b w:val="0"/>
+                <w:color w:val="000000"/>
                 <w:sz w:val="22"/>
               </w:rPr>
               <w:t>사람이 확인한</w:t>
@@ -2196,6 +5683,7 @@
               <w:rPr>
                 <w:rFonts w:ascii="휴먼명조" w:hAnsi="휴먼명조" w:eastAsia="휴먼명조" w:cs="휴먼명조"/>
                 <w:b w:val="0"/>
+                <w:color w:val="000000"/>
                 <w:sz w:val="22"/>
               </w:rPr>
               <w:t>항목별 데이터</w:t>
@@ -2232,6 +5720,7 @@
               <w:rPr>
                 <w:rFonts w:ascii="휴먼명조" w:hAnsi="휴먼명조" w:eastAsia="휴먼명조" w:cs="휴먼명조"/>
                 <w:b w:val="0"/>
+                <w:color w:val="000000"/>
                 <w:sz w:val="22"/>
               </w:rPr>
               <w:t>계산 가능한 규칙과</w:t>
@@ -2243,6 +5732,7 @@
               <w:rPr>
                 <w:rFonts w:ascii="휴먼명조" w:hAnsi="휴먼명조" w:eastAsia="휴먼명조" w:cs="휴먼명조"/>
                 <w:b w:val="0"/>
+                <w:color w:val="000000"/>
                 <w:sz w:val="22"/>
               </w:rPr>
               <w:t>변경 이력</w:t>
@@ -2279,6 +5769,7 @@
               <w:rPr>
                 <w:rFonts w:ascii="휴먼명조" w:hAnsi="휴먼명조" w:eastAsia="휴먼명조" w:cs="휴먼명조"/>
                 <w:b w:val="0"/>
+                <w:color w:val="000000"/>
                 <w:sz w:val="22"/>
               </w:rPr>
               <w:t>근거 있는 자가진단과</w:t>
@@ -2290,6 +5781,7 @@
               <w:rPr>
                 <w:rFonts w:ascii="휴먼명조" w:hAnsi="휴먼명조" w:eastAsia="휴먼명조" w:cs="휴먼명조"/>
                 <w:b w:val="0"/>
+                <w:color w:val="000000"/>
                 <w:sz w:val="22"/>
               </w:rPr>
               <w:t>다음 행동 안내</w:t>
@@ -2331,6 +5823,7 @@
               <w:rPr>
                 <w:rFonts w:ascii="휴먼명조" w:hAnsi="휴먼명조" w:eastAsia="휴먼명조" w:cs="휴먼명조"/>
                 <w:b/>
+                <w:color w:val="000000"/>
                 <w:sz w:val="22"/>
               </w:rPr>
               <w:t>핵심 원칙</w:t>
@@ -2368,6 +5861,7 @@
               <w:rPr>
                 <w:rFonts w:ascii="휴먼명조" w:hAnsi="휴먼명조" w:eastAsia="휴먼명조" w:cs="휴먼명조"/>
                 <w:b w:val="0"/>
+                <w:color w:val="000000"/>
                 <w:sz w:val="22"/>
               </w:rPr>
               <w:t>생성형 AI가 자격을 추측하지 않고 검수된 규칙과 사람이 판단</w:t>
@@ -2392,7 +5886,7 @@
           <w:b/>
           <w:sz w:val="24"/>
         </w:rPr>
-        <w:t>그림 3. 비자 여정 단계별 서비스 책임 경계</w:t>
+        <w:t>상세 참고표 3. 비자 여정 단계별 서비스 책임 경계</w:t>
       </w:r>
     </w:p>
     <w:tbl>
@@ -2446,6 +5940,7 @@
               <w:rPr>
                 <w:rFonts w:ascii="휴먼명조" w:hAnsi="휴먼명조" w:eastAsia="휴먼명조" w:cs="휴먼명조"/>
                 <w:b/>
+                <w:color w:val="000000"/>
                 <w:sz w:val="22"/>
               </w:rPr>
               <w:t>준비까지는 비자부기가 지원하고 제출·판정은 공식기관에서 수행</w:t>
@@ -2488,6 +5983,7 @@
               <w:rPr>
                 <w:rFonts w:ascii="휴먼명조" w:hAnsi="휴먼명조" w:eastAsia="휴먼명조" w:cs="휴먼명조"/>
                 <w:b/>
+                <w:color w:val="000000"/>
                 <w:sz w:val="22"/>
               </w:rPr>
               <w:t>구분</w:t>
@@ -2524,6 +6020,7 @@
               <w:rPr>
                 <w:rFonts w:ascii="휴먼명조" w:hAnsi="휴먼명조" w:eastAsia="휴먼명조" w:cs="휴먼명조"/>
                 <w:b/>
+                <w:color w:val="000000"/>
                 <w:sz w:val="22"/>
               </w:rPr>
               <w:t>1. 추적</w:t>
@@ -2560,6 +6057,7 @@
               <w:rPr>
                 <w:rFonts w:ascii="휴먼명조" w:hAnsi="휴먼명조" w:eastAsia="휴먼명조" w:cs="휴먼명조"/>
                 <w:b/>
+                <w:color w:val="000000"/>
                 <w:sz w:val="22"/>
               </w:rPr>
               <w:t>2. 준비</w:t>
@@ -2596,6 +6094,7 @@
               <w:rPr>
                 <w:rFonts w:ascii="휴먼명조" w:hAnsi="휴먼명조" w:eastAsia="휴먼명조" w:cs="휴먼명조"/>
                 <w:b/>
+                <w:color w:val="000000"/>
                 <w:sz w:val="22"/>
               </w:rPr>
               <w:t>3. 제출</w:t>
@@ -2632,6 +6131,7 @@
               <w:rPr>
                 <w:rFonts w:ascii="휴먼명조" w:hAnsi="휴먼명조" w:eastAsia="휴먼명조" w:cs="휴먼명조"/>
                 <w:b/>
+                <w:color w:val="000000"/>
                 <w:sz w:val="22"/>
               </w:rPr>
               <w:t>4. 판정</w:t>
@@ -2673,6 +6173,7 @@
               <w:rPr>
                 <w:rFonts w:ascii="휴먼명조" w:hAnsi="휴먼명조" w:eastAsia="휴먼명조" w:cs="휴먼명조"/>
                 <w:b/>
+                <w:color w:val="000000"/>
                 <w:sz w:val="22"/>
               </w:rPr>
               <w:t>주요 기능</w:t>
@@ -2709,6 +6210,7 @@
               <w:rPr>
                 <w:rFonts w:ascii="휴먼명조" w:hAnsi="휴먼명조" w:eastAsia="휴먼명조" w:cs="휴먼명조"/>
                 <w:b w:val="0"/>
+                <w:color w:val="000000"/>
                 <w:sz w:val="22"/>
               </w:rPr>
               <w:t>요건 충족도 확인</w:t>
@@ -2720,6 +6222,7 @@
               <w:rPr>
                 <w:rFonts w:ascii="휴먼명조" w:hAnsi="휴먼명조" w:eastAsia="휴먼명조" w:cs="휴먼명조"/>
                 <w:b w:val="0"/>
+                <w:color w:val="000000"/>
                 <w:sz w:val="22"/>
               </w:rPr>
               <w:t>규칙 기반 자가진단</w:t>
@@ -2731,6 +6234,7 @@
               <w:rPr>
                 <w:rFonts w:ascii="휴먼명조" w:hAnsi="휴먼명조" w:eastAsia="휴먼명조" w:cs="휴먼명조"/>
                 <w:b w:val="0"/>
+                <w:color w:val="000000"/>
                 <w:sz w:val="22"/>
               </w:rPr>
               <w:t>진행 현황 관리</w:t>
@@ -2767,6 +6271,7 @@
               <w:rPr>
                 <w:rFonts w:ascii="휴먼명조" w:hAnsi="휴먼명조" w:eastAsia="휴먼명조" w:cs="휴먼명조"/>
                 <w:b w:val="0"/>
+                <w:color w:val="000000"/>
                 <w:sz w:val="22"/>
               </w:rPr>
               <w:t>단계별 체크리스트</w:t>
@@ -2778,6 +6283,7 @@
               <w:rPr>
                 <w:rFonts w:ascii="휴먼명조" w:hAnsi="휴먼명조" w:eastAsia="휴먼명조" w:cs="휴먼명조"/>
                 <w:b w:val="0"/>
+                <w:color w:val="000000"/>
                 <w:sz w:val="22"/>
               </w:rPr>
               <w:t>OCR 사전 점검</w:t>
@@ -2789,6 +6295,7 @@
               <w:rPr>
                 <w:rFonts w:ascii="휴먼명조" w:hAnsi="휴먼명조" w:eastAsia="휴먼명조" w:cs="휴먼명조"/>
                 <w:b w:val="0"/>
+                <w:color w:val="000000"/>
                 <w:sz w:val="22"/>
               </w:rPr>
               <w:t>확정 일정 관리</w:t>
@@ -2825,6 +6332,7 @@
               <w:rPr>
                 <w:rFonts w:ascii="휴먼명조" w:hAnsi="휴먼명조" w:eastAsia="휴먼명조" w:cs="휴먼명조"/>
                 <w:b w:val="0"/>
+                <w:color w:val="000000"/>
                 <w:sz w:val="22"/>
               </w:rPr>
               <w:t>제출 절차 안내</w:t>
@@ -2836,6 +6344,7 @@
               <w:rPr>
                 <w:rFonts w:ascii="휴먼명조" w:hAnsi="휴먼명조" w:eastAsia="휴먼명조" w:cs="휴먼명조"/>
                 <w:b w:val="0"/>
+                <w:color w:val="000000"/>
                 <w:sz w:val="22"/>
               </w:rPr>
               <w:t>공식 링크·제출처</w:t>
@@ -2847,6 +6356,7 @@
               <w:rPr>
                 <w:rFonts w:ascii="휴먼명조" w:hAnsi="휴먼명조" w:eastAsia="휴먼명조" w:cs="휴먼명조"/>
                 <w:b w:val="0"/>
+                <w:color w:val="000000"/>
                 <w:sz w:val="22"/>
               </w:rPr>
               <w:t>실제 접수에는 미관여</w:t>
@@ -2883,6 +6393,7 @@
               <w:rPr>
                 <w:rFonts w:ascii="휴먼명조" w:hAnsi="휴먼명조" w:eastAsia="휴먼명조" w:cs="휴먼명조"/>
                 <w:b w:val="0"/>
+                <w:color w:val="000000"/>
                 <w:sz w:val="22"/>
               </w:rPr>
               <w:t>공식 승인·불허</w:t>
@@ -2894,6 +6405,7 @@
               <w:rPr>
                 <w:rFonts w:ascii="휴먼명조" w:hAnsi="휴먼명조" w:eastAsia="휴먼명조" w:cs="휴먼명조"/>
                 <w:b w:val="0"/>
+                <w:color w:val="000000"/>
                 <w:sz w:val="22"/>
               </w:rPr>
               <w:t>보완 요구·결과 통지</w:t>
@@ -2905,6 +6417,7 @@
               <w:rPr>
                 <w:rFonts w:ascii="휴먼명조" w:hAnsi="휴먼명조" w:eastAsia="휴먼명조" w:cs="휴먼명조"/>
                 <w:b w:val="0"/>
+                <w:color w:val="000000"/>
                 <w:sz w:val="22"/>
               </w:rPr>
               <w:t>AI 판단 금지</w:t>
@@ -2946,6 +6459,7 @@
               <w:rPr>
                 <w:rFonts w:ascii="휴먼명조" w:hAnsi="휴먼명조" w:eastAsia="휴먼명조" w:cs="휴먼명조"/>
                 <w:b/>
+                <w:color w:val="000000"/>
                 <w:sz w:val="22"/>
               </w:rPr>
               <w:t>처리 주체</w:t>
@@ -2982,6 +6496,7 @@
               <w:rPr>
                 <w:rFonts w:ascii="휴먼명조" w:hAnsi="휴먼명조" w:eastAsia="휴먼명조" w:cs="휴먼명조"/>
                 <w:b w:val="0"/>
+                <w:color w:val="000000"/>
                 <w:sz w:val="22"/>
               </w:rPr>
               <w:t>비자부기</w:t>
@@ -2993,6 +6508,7 @@
               <w:rPr>
                 <w:rFonts w:ascii="휴먼명조" w:hAnsi="휴먼명조" w:eastAsia="휴먼명조" w:cs="휴먼명조"/>
                 <w:b w:val="0"/>
+                <w:color w:val="000000"/>
                 <w:sz w:val="22"/>
               </w:rPr>
               <w:t>+ 사용자</w:t>
@@ -3029,6 +6545,7 @@
               <w:rPr>
                 <w:rFonts w:ascii="휴먼명조" w:hAnsi="휴먼명조" w:eastAsia="휴먼명조" w:cs="휴먼명조"/>
                 <w:b w:val="0"/>
+                <w:color w:val="000000"/>
                 <w:sz w:val="22"/>
               </w:rPr>
               <w:t>비자부기</w:t>
@@ -3040,6 +6557,7 @@
               <w:rPr>
                 <w:rFonts w:ascii="휴먼명조" w:hAnsi="휴먼명조" w:eastAsia="휴먼명조" w:cs="휴먼명조"/>
                 <w:b w:val="0"/>
+                <w:color w:val="000000"/>
                 <w:sz w:val="22"/>
               </w:rPr>
               <w:t>+ 사용자·고용주</w:t>
@@ -3076,6 +6594,7 @@
               <w:rPr>
                 <w:rFonts w:ascii="휴먼명조" w:hAnsi="휴먼명조" w:eastAsia="휴먼명조" w:cs="휴먼명조"/>
                 <w:b w:val="0"/>
+                <w:color w:val="000000"/>
                 <w:sz w:val="22"/>
               </w:rPr>
               <w:t>사용자·고용주</w:t>
@@ -3087,6 +6606,7 @@
               <w:rPr>
                 <w:rFonts w:ascii="휴먼명조" w:hAnsi="휴먼명조" w:eastAsia="휴먼명조" w:cs="휴먼명조"/>
                 <w:b w:val="0"/>
+                <w:color w:val="000000"/>
                 <w:sz w:val="22"/>
               </w:rPr>
               <w:t>+ 공식 접수기관</w:t>
@@ -3123,6 +6643,7 @@
               <w:rPr>
                 <w:rFonts w:ascii="휴먼명조" w:hAnsi="휴먼명조" w:eastAsia="휴먼명조" w:cs="휴먼명조"/>
                 <w:b w:val="0"/>
+                <w:color w:val="000000"/>
                 <w:sz w:val="22"/>
               </w:rPr>
               <w:t>법무부 출입국·</w:t>
@@ -3134,6 +6655,7 @@
               <w:rPr>
                 <w:rFonts w:ascii="휴먼명조" w:hAnsi="휴먼명조" w:eastAsia="휴먼명조" w:cs="휴먼명조"/>
                 <w:b w:val="0"/>
+                <w:color w:val="000000"/>
                 <w:sz w:val="22"/>
               </w:rPr>
               <w:t>외국인관서 등</w:t>
@@ -3175,6 +6697,7 @@
               <w:rPr>
                 <w:rFonts w:ascii="휴먼명조" w:hAnsi="휴먼명조" w:eastAsia="휴먼명조" w:cs="휴먼명조"/>
                 <w:b/>
+                <w:color w:val="000000"/>
                 <w:sz w:val="22"/>
               </w:rPr>
               <w:t>책임 범위</w:t>
@@ -3211,6 +6734,7 @@
               <w:rPr>
                 <w:rFonts w:ascii="휴먼명조" w:hAnsi="휴먼명조" w:eastAsia="휴먼명조" w:cs="휴먼명조"/>
                 <w:b w:val="0"/>
+                <w:color w:val="000000"/>
                 <w:sz w:val="22"/>
               </w:rPr>
               <w:t>근거 있는 사전 점검</w:t>
@@ -3222,6 +6746,7 @@
               <w:rPr>
                 <w:rFonts w:ascii="휴먼명조" w:hAnsi="휴먼명조" w:eastAsia="휴먼명조" w:cs="휴먼명조"/>
                 <w:b w:val="0"/>
+                <w:color w:val="000000"/>
                 <w:sz w:val="22"/>
               </w:rPr>
               <w:t>공식 결정 대체 아님</w:t>
@@ -3258,6 +6783,7 @@
               <w:rPr>
                 <w:rFonts w:ascii="휴먼명조" w:hAnsi="휴먼명조" w:eastAsia="휴먼명조" w:cs="휴먼명조"/>
                 <w:b w:val="0"/>
+                <w:color w:val="000000"/>
                 <w:sz w:val="22"/>
               </w:rPr>
               <w:t>준비 과정 지원</w:t>
@@ -3269,6 +6795,7 @@
               <w:rPr>
                 <w:rFonts w:ascii="휴먼명조" w:hAnsi="휴먼명조" w:eastAsia="휴먼명조" w:cs="휴먼명조"/>
                 <w:b w:val="0"/>
+                <w:color w:val="000000"/>
                 <w:sz w:val="22"/>
               </w:rPr>
               <w:t>최종 제출 전 사용자 확인</w:t>
@@ -3305,6 +6832,7 @@
               <w:rPr>
                 <w:rFonts w:ascii="휴먼명조" w:hAnsi="휴먼명조" w:eastAsia="휴먼명조" w:cs="휴먼명조"/>
                 <w:b w:val="0"/>
+                <w:color w:val="000000"/>
                 <w:sz w:val="22"/>
               </w:rPr>
               <w:t>공식 채널에서 접수</w:t>
@@ -3316,6 +6844,7 @@
               <w:rPr>
                 <w:rFonts w:ascii="휴먼명조" w:hAnsi="휴먼명조" w:eastAsia="휴먼명조" w:cs="휴먼명조"/>
                 <w:b w:val="0"/>
+                <w:color w:val="000000"/>
                 <w:sz w:val="22"/>
               </w:rPr>
               <w:t>비자부기 책임 범위 밖</w:t>
@@ -3352,6 +6881,7 @@
               <w:rPr>
                 <w:rFonts w:ascii="휴먼명조" w:hAnsi="휴먼명조" w:eastAsia="휴먼명조" w:cs="휴먼명조"/>
                 <w:b w:val="0"/>
+                <w:color w:val="000000"/>
                 <w:sz w:val="22"/>
               </w:rPr>
               <w:t>법령·행정 기준에 따른</w:t>
@@ -3363,6 +6893,7 @@
               <w:rPr>
                 <w:rFonts w:ascii="휴먼명조" w:hAnsi="휴먼명조" w:eastAsia="휴먼명조" w:cs="휴먼명조"/>
                 <w:b w:val="0"/>
+                <w:color w:val="000000"/>
                 <w:sz w:val="22"/>
               </w:rPr>
               <w:t>최종 판단</w:t>
@@ -3387,7 +6918,7 @@
           <w:b/>
           <w:sz w:val="24"/>
         </w:rPr>
-        <w:t>그림 4. 이주노동자의 E-7-4R 준비 과정</w:t>
+        <w:t>상세 참고표 4. 이주노동자의 E-7-4R 준비 과정</w:t>
       </w:r>
     </w:p>
     <w:tbl>
@@ -3442,6 +6973,7 @@
               <w:rPr>
                 <w:rFonts w:ascii="휴먼명조" w:hAnsi="휴먼명조" w:eastAsia="휴먼명조" w:cs="휴먼명조"/>
                 <w:b/>
+                <w:color w:val="000000"/>
                 <w:sz w:val="22"/>
               </w:rPr>
               <w:t>응우옌 반 A · 27세 · 베트남 · E-9 · 음성군 제조업체 근무 2년 차</w:t>
@@ -3484,6 +7016,7 @@
               <w:rPr>
                 <w:rFonts w:ascii="휴먼명조" w:hAnsi="휴먼명조" w:eastAsia="휴먼명조" w:cs="휴먼명조"/>
                 <w:b/>
+                <w:color w:val="000000"/>
                 <w:sz w:val="22"/>
               </w:rPr>
               <w:t>구분</w:t>
@@ -3520,6 +7053,7 @@
               <w:rPr>
                 <w:rFonts w:ascii="휴먼명조" w:hAnsi="휴먼명조" w:eastAsia="휴먼명조" w:cs="휴먼명조"/>
                 <w:b/>
+                <w:color w:val="000000"/>
                 <w:sz w:val="22"/>
               </w:rPr>
               <w:t>1. 상황 파악</w:t>
@@ -3556,6 +7090,7 @@
               <w:rPr>
                 <w:rFonts w:ascii="휴먼명조" w:hAnsi="휴먼명조" w:eastAsia="휴먼명조" w:cs="휴먼명조"/>
                 <w:b/>
+                <w:color w:val="000000"/>
                 <w:sz w:val="22"/>
               </w:rPr>
               <w:t>2. 요건 대조</w:t>
@@ -3592,6 +7127,7 @@
               <w:rPr>
                 <w:rFonts w:ascii="휴먼명조" w:hAnsi="휴먼명조" w:eastAsia="휴먼명조" w:cs="휴먼명조"/>
                 <w:b/>
+                <w:color w:val="000000"/>
                 <w:sz w:val="22"/>
               </w:rPr>
               <w:t>3. 일정 관리</w:t>
@@ -3628,6 +7164,7 @@
               <w:rPr>
                 <w:rFonts w:ascii="휴먼명조" w:hAnsi="휴먼명조" w:eastAsia="휴먼명조" w:cs="휴먼명조"/>
                 <w:b/>
+                <w:color w:val="000000"/>
                 <w:sz w:val="22"/>
               </w:rPr>
               <w:t>4. 위험 확인</w:t>
@@ -3664,6 +7201,7 @@
               <w:rPr>
                 <w:rFonts w:ascii="휴먼명조" w:hAnsi="휴먼명조" w:eastAsia="휴먼명조" w:cs="휴먼명조"/>
                 <w:b/>
+                <w:color w:val="000000"/>
                 <w:sz w:val="22"/>
               </w:rPr>
               <w:t>5. 전문기관 연결</w:t>
@@ -3705,6 +7243,7 @@
               <w:rPr>
                 <w:rFonts w:ascii="휴먼명조" w:hAnsi="휴먼명조" w:eastAsia="휴먼명조" w:cs="휴먼명조"/>
                 <w:b/>
+                <w:color w:val="000000"/>
                 <w:sz w:val="22"/>
               </w:rPr>
               <w:t>사용자 행동</w:t>
@@ -3741,6 +7280,7 @@
               <w:rPr>
                 <w:rFonts w:ascii="휴먼명조" w:hAnsi="휴먼명조" w:eastAsia="휴먼명조" w:cs="휴먼명조"/>
                 <w:b w:val="0"/>
+                <w:color w:val="000000"/>
                 <w:sz w:val="22"/>
               </w:rPr>
               <w:t>체류기간·근무처</w:t>
@@ -3752,6 +7292,7 @@
               <w:rPr>
                 <w:rFonts w:ascii="휴먼명조" w:hAnsi="휴먼명조" w:eastAsia="휴먼명조" w:cs="휴먼명조"/>
                 <w:b w:val="0"/>
+                <w:color w:val="000000"/>
                 <w:sz w:val="22"/>
               </w:rPr>
               <w:t>연봉·한국어등급 입력</w:t>
@@ -3788,6 +7329,7 @@
               <w:rPr>
                 <w:rFonts w:ascii="휴먼명조" w:hAnsi="휴먼명조" w:eastAsia="휴먼명조" w:cs="휴먼명조"/>
                 <w:b w:val="0"/>
+                <w:color w:val="000000"/>
                 <w:sz w:val="22"/>
               </w:rPr>
               <w:t>공식 E-7-4R 기준과</w:t>
@@ -3799,6 +7341,7 @@
               <w:rPr>
                 <w:rFonts w:ascii="휴먼명조" w:hAnsi="휴먼명조" w:eastAsia="휴먼명조" w:cs="휴먼명조"/>
                 <w:b w:val="0"/>
+                <w:color w:val="000000"/>
                 <w:sz w:val="22"/>
               </w:rPr>
               <w:t>현재 조건 비교</w:t>
@@ -3835,6 +7378,7 @@
               <w:rPr>
                 <w:rFonts w:ascii="휴먼명조" w:hAnsi="휴먼명조" w:eastAsia="휴먼명조" w:cs="휴먼명조"/>
                 <w:b w:val="0"/>
+                <w:color w:val="000000"/>
                 <w:sz w:val="22"/>
               </w:rPr>
               <w:t>동의한 경우에만</w:t>
@@ -3846,6 +7390,7 @@
               <w:rPr>
                 <w:rFonts w:ascii="휴먼명조" w:hAnsi="휴먼명조" w:eastAsia="휴먼명조" w:cs="휴먼명조"/>
                 <w:b w:val="0"/>
+                <w:color w:val="000000"/>
                 <w:sz w:val="22"/>
               </w:rPr>
               <w:t>방문·제출 일정 추가</w:t>
@@ -3882,6 +7427,7 @@
               <w:rPr>
                 <w:rFonts w:ascii="휴먼명조" w:hAnsi="휴먼명조" w:eastAsia="휴먼명조" w:cs="휴먼명조"/>
                 <w:b w:val="0"/>
+                <w:color w:val="000000"/>
                 <w:sz w:val="22"/>
               </w:rPr>
               <w:t>계약조건 불일치 등</w:t>
@@ -3893,6 +7439,7 @@
               <w:rPr>
                 <w:rFonts w:ascii="휴먼명조" w:hAnsi="휴먼명조" w:eastAsia="휴먼명조" w:cs="휴먼명조"/>
                 <w:b w:val="0"/>
+                <w:color w:val="000000"/>
                 <w:sz w:val="22"/>
               </w:rPr>
               <w:t>위험 신호 확인</w:t>
@@ -3929,6 +7476,7 @@
               <w:rPr>
                 <w:rFonts w:ascii="휴먼명조" w:hAnsi="휴먼명조" w:eastAsia="휴먼명조" w:cs="휴먼명조"/>
                 <w:b w:val="0"/>
+                <w:color w:val="000000"/>
                 <w:sz w:val="22"/>
               </w:rPr>
               <w:t>관할 전문기관의</w:t>
@@ -3940,6 +7488,7 @@
               <w:rPr>
                 <w:rFonts w:ascii="휴먼명조" w:hAnsi="휴먼명조" w:eastAsia="휴먼명조" w:cs="휴먼명조"/>
                 <w:b w:val="0"/>
+                <w:color w:val="000000"/>
                 <w:sz w:val="22"/>
               </w:rPr>
               <w:t>연락처·위치 확인</w:t>
@@ -3981,6 +7530,7 @@
               <w:rPr>
                 <w:rFonts w:ascii="휴먼명조" w:hAnsi="휴먼명조" w:eastAsia="휴먼명조" w:cs="휴먼명조"/>
                 <w:b/>
+                <w:color w:val="000000"/>
                 <w:sz w:val="22"/>
               </w:rPr>
               <w:t>비자부기 지원</w:t>
@@ -4017,6 +7567,7 @@
               <w:rPr>
                 <w:rFonts w:ascii="휴먼명조" w:hAnsi="휴먼명조" w:eastAsia="휴먼명조" w:cs="휴먼명조"/>
                 <w:b w:val="0"/>
+                <w:color w:val="000000"/>
                 <w:sz w:val="22"/>
               </w:rPr>
               <w:t>입력할 조건을</w:t>
@@ -4028,6 +7579,7 @@
               <w:rPr>
                 <w:rFonts w:ascii="휴먼명조" w:hAnsi="휴먼명조" w:eastAsia="휴먼명조" w:cs="휴먼명조"/>
                 <w:b w:val="0"/>
+                <w:color w:val="000000"/>
                 <w:sz w:val="22"/>
               </w:rPr>
               <w:t>질문 순서로 안내</w:t>
@@ -4039,6 +7591,7 @@
               <w:rPr>
                 <w:rFonts w:ascii="휴먼명조" w:hAnsi="휴먼명조" w:eastAsia="휴먼명조" w:cs="휴먼명조"/>
                 <w:b w:val="0"/>
+                <w:color w:val="000000"/>
                 <w:sz w:val="22"/>
               </w:rPr>
               <w:t>검토 필요 항목 분리</w:t>
@@ -4075,6 +7628,7 @@
               <w:rPr>
                 <w:rFonts w:ascii="휴먼명조" w:hAnsi="휴먼명조" w:eastAsia="휴먼명조" w:cs="휴먼명조"/>
                 <w:b w:val="0"/>
+                <w:color w:val="000000"/>
                 <w:sz w:val="22"/>
               </w:rPr>
               <w:t>AND/OR 규칙으로</w:t>
@@ -4086,6 +7640,7 @@
               <w:rPr>
                 <w:rFonts w:ascii="휴먼명조" w:hAnsi="휴먼명조" w:eastAsia="휴먼명조" w:cs="휴먼명조"/>
                 <w:b w:val="0"/>
+                <w:color w:val="000000"/>
                 <w:sz w:val="22"/>
               </w:rPr>
               <w:t>충족·미충족·검토</w:t>
@@ -4097,6 +7652,7 @@
               <w:rPr>
                 <w:rFonts w:ascii="휴먼명조" w:hAnsi="휴먼명조" w:eastAsia="휴먼명조" w:cs="휴먼명조"/>
                 <w:b w:val="0"/>
+                <w:color w:val="000000"/>
                 <w:sz w:val="22"/>
               </w:rPr>
               <w:t>필요 결과를 구분</w:t>
@@ -4133,6 +7689,7 @@
               <w:rPr>
                 <w:rFonts w:ascii="휴먼명조" w:hAnsi="휴먼명조" w:eastAsia="휴먼명조" w:cs="휴먼명조"/>
                 <w:b w:val="0"/>
+                <w:color w:val="000000"/>
                 <w:sz w:val="22"/>
               </w:rPr>
               <w:t>근거 없는 상대일정을</w:t>
@@ -4144,6 +7701,7 @@
               <w:rPr>
                 <w:rFonts w:ascii="휴먼명조" w:hAnsi="휴먼명조" w:eastAsia="휴먼명조" w:cs="휴먼명조"/>
                 <w:b w:val="0"/>
+                <w:color w:val="000000"/>
                 <w:sz w:val="22"/>
               </w:rPr>
               <w:t>추정하지 않고</w:t>
@@ -4155,6 +7713,7 @@
               <w:rPr>
                 <w:rFonts w:ascii="휴먼명조" w:hAnsi="휴먼명조" w:eastAsia="휴먼명조" w:cs="휴먼명조"/>
                 <w:b w:val="0"/>
+                <w:color w:val="000000"/>
                 <w:sz w:val="22"/>
               </w:rPr>
               <w:t>확정 일정만 관리</w:t>
@@ -4191,6 +7750,7 @@
               <w:rPr>
                 <w:rFonts w:ascii="휴먼명조" w:hAnsi="휴먼명조" w:eastAsia="휴먼명조" w:cs="휴먼명조"/>
                 <w:b w:val="0"/>
+                <w:color w:val="000000"/>
                 <w:sz w:val="22"/>
               </w:rPr>
               <w:t>일반 답변을 중단하고</w:t>
@@ -4202,6 +7762,7 @@
               <w:rPr>
                 <w:rFonts w:ascii="휴먼명조" w:hAnsi="휴먼명조" w:eastAsia="휴먼명조" w:cs="휴먼명조"/>
                 <w:b w:val="0"/>
+                <w:color w:val="000000"/>
                 <w:sz w:val="22"/>
               </w:rPr>
               <w:t>AI의 임의 판단 없이</w:t>
@@ -4213,6 +7774,7 @@
               <w:rPr>
                 <w:rFonts w:ascii="휴먼명조" w:hAnsi="휴먼명조" w:eastAsia="휴먼명조" w:cs="휴먼명조"/>
                 <w:b w:val="0"/>
+                <w:color w:val="000000"/>
                 <w:sz w:val="22"/>
               </w:rPr>
               <w:t>위험 유형을 분류</w:t>
@@ -4249,6 +7811,7 @@
               <w:rPr>
                 <w:rFonts w:ascii="휴먼명조" w:hAnsi="휴먼명조" w:eastAsia="휴먼명조" w:cs="휴먼명조"/>
                 <w:b w:val="0"/>
+                <w:color w:val="000000"/>
                 <w:sz w:val="22"/>
               </w:rPr>
               <w:t>노동·행정·긴급지원</w:t>
@@ -4260,6 +7823,7 @@
               <w:rPr>
                 <w:rFonts w:ascii="휴먼명조" w:hAnsi="휴먼명조" w:eastAsia="휴먼명조" w:cs="휴먼명조"/>
                 <w:b w:val="0"/>
+                <w:color w:val="000000"/>
                 <w:sz w:val="22"/>
               </w:rPr>
               <w:t>기관으로 즉시 연결</w:t>
@@ -4301,6 +7865,7 @@
               <w:rPr>
                 <w:rFonts w:ascii="휴먼명조" w:hAnsi="휴먼명조" w:eastAsia="휴먼명조" w:cs="휴먼명조"/>
                 <w:b/>
+                <w:color w:val="000000"/>
                 <w:sz w:val="22"/>
               </w:rPr>
               <w:t>판정·제출 주체</w:t>
@@ -4337,6 +7902,7 @@
               <w:rPr>
                 <w:rFonts w:ascii="휴먼명조" w:hAnsi="휴먼명조" w:eastAsia="휴먼명조" w:cs="휴먼명조"/>
                 <w:b w:val="0"/>
+                <w:color w:val="000000"/>
                 <w:sz w:val="22"/>
               </w:rPr>
               <w:t>사용자 입력</w:t>
@@ -4348,6 +7914,7 @@
               <w:rPr>
                 <w:rFonts w:ascii="휴먼명조" w:hAnsi="휴먼명조" w:eastAsia="휴먼명조" w:cs="휴먼명조"/>
                 <w:b w:val="0"/>
+                <w:color w:val="000000"/>
                 <w:sz w:val="22"/>
               </w:rPr>
               <w:t>필요 시 고용주 확인</w:t>
@@ -4384,6 +7951,7 @@
               <w:rPr>
                 <w:rFonts w:ascii="휴먼명조" w:hAnsi="휴먼명조" w:eastAsia="휴먼명조" w:cs="휴먼명조"/>
                 <w:b w:val="0"/>
+                <w:color w:val="000000"/>
                 <w:sz w:val="22"/>
               </w:rPr>
               <w:t>규칙 기반 사전 점검</w:t>
@@ -4395,6 +7963,7 @@
               <w:rPr>
                 <w:rFonts w:ascii="휴먼명조" w:hAnsi="휴먼명조" w:eastAsia="휴먼명조" w:cs="휴먼명조"/>
                 <w:b w:val="0"/>
+                <w:color w:val="000000"/>
                 <w:sz w:val="22"/>
               </w:rPr>
               <w:t>공식 결정은 아님</w:t>
@@ -4431,6 +8000,7 @@
               <w:rPr>
                 <w:rFonts w:ascii="휴먼명조" w:hAnsi="휴먼명조" w:eastAsia="휴먼명조" w:cs="휴먼명조"/>
                 <w:b w:val="0"/>
+                <w:color w:val="000000"/>
                 <w:sz w:val="22"/>
               </w:rPr>
               <w:t>사용자 선택·관리</w:t>
@@ -4442,6 +8012,7 @@
               <w:rPr>
                 <w:rFonts w:ascii="휴먼명조" w:hAnsi="휴먼명조" w:eastAsia="휴먼명조" w:cs="휴먼명조"/>
                 <w:b w:val="0"/>
+                <w:color w:val="000000"/>
                 <w:sz w:val="22"/>
               </w:rPr>
               <w:t>좌표·일정 최소 수집</w:t>
@@ -4478,6 +8049,7 @@
               <w:rPr>
                 <w:rFonts w:ascii="휴먼명조" w:hAnsi="휴먼명조" w:eastAsia="휴먼명조" w:cs="휴먼명조"/>
                 <w:b w:val="0"/>
+                <w:color w:val="000000"/>
                 <w:sz w:val="22"/>
               </w:rPr>
               <w:t>AI 자동 판정 금지</w:t>
@@ -4489,6 +8061,7 @@
               <w:rPr>
                 <w:rFonts w:ascii="휴먼명조" w:hAnsi="휴먼명조" w:eastAsia="휴먼명조" w:cs="휴먼명조"/>
                 <w:b w:val="0"/>
+                <w:color w:val="000000"/>
                 <w:sz w:val="22"/>
               </w:rPr>
               <w:t>전문기관 상담 권고</w:t>
@@ -4525,6 +8098,7 @@
               <w:rPr>
                 <w:rFonts w:ascii="휴먼명조" w:hAnsi="휴먼명조" w:eastAsia="휴먼명조" w:cs="휴먼명조"/>
                 <w:b w:val="0"/>
+                <w:color w:val="000000"/>
                 <w:sz w:val="22"/>
               </w:rPr>
               <w:t>관할 노동·행정기관의</w:t>
@@ -4536,6 +8110,7 @@
               <w:rPr>
                 <w:rFonts w:ascii="휴먼명조" w:hAnsi="휴먼명조" w:eastAsia="휴먼명조" w:cs="휴먼명조"/>
                 <w:b w:val="0"/>
+                <w:color w:val="000000"/>
                 <w:sz w:val="22"/>
               </w:rPr>
               <w:t>최종 안내·처리</w:t>
@@ -4577,6 +8152,7 @@
               <w:rPr>
                 <w:rFonts w:ascii="휴먼명조" w:hAnsi="휴먼명조" w:eastAsia="휴먼명조" w:cs="휴먼명조"/>
                 <w:b/>
+                <w:color w:val="000000"/>
                 <w:sz w:val="22"/>
               </w:rPr>
               <w:t>책임 경계</w:t>
@@ -4614,6 +8190,7 @@
               <w:rPr>
                 <w:rFonts w:ascii="휴먼명조" w:hAnsi="휴먼명조" w:eastAsia="휴먼명조" w:cs="휴먼명조"/>
                 <w:b w:val="0"/>
+                <w:color w:val="000000"/>
                 <w:sz w:val="22"/>
               </w:rPr>
               <w:t>자가진단·준비는 비자부기에서 지원하고 신청·판정은 공식기관에서 수행</w:t>
@@ -4638,7 +8215,7 @@
           <w:b/>
           <w:sz w:val="24"/>
         </w:rPr>
-        <w:t>그림 5. 유학생의 유학→취업→정착 준비 과정</w:t>
+        <w:t>상세 참고표 5. 유학생의 유학→취업→정착 준비 과정</w:t>
       </w:r>
     </w:p>
     <w:tbl>
@@ -4693,6 +8270,7 @@
               <w:rPr>
                 <w:rFonts w:ascii="휴먼명조" w:hAnsi="휴먼명조" w:eastAsia="휴먼명조" w:cs="휴먼명조"/>
                 <w:b/>
+                <w:color w:val="000000"/>
                 <w:sz w:val="22"/>
               </w:rPr>
               <w:t>바트 체첵 · 22세 · 몽골 · D-2 · 충북 소재 대학 재학</w:t>
@@ -4735,6 +8313,7 @@
               <w:rPr>
                 <w:rFonts w:ascii="휴먼명조" w:hAnsi="휴먼명조" w:eastAsia="휴먼명조" w:cs="휴먼명조"/>
                 <w:b/>
+                <w:color w:val="000000"/>
                 <w:sz w:val="22"/>
               </w:rPr>
               <w:t>구분</w:t>
@@ -4771,6 +8350,7 @@
               <w:rPr>
                 <w:rFonts w:ascii="휴먼명조" w:hAnsi="휴먼명조" w:eastAsia="휴먼명조" w:cs="휴먼명조"/>
                 <w:b/>
+                <w:color w:val="000000"/>
                 <w:sz w:val="22"/>
               </w:rPr>
               <w:t>1. 대상 확인</w:t>
@@ -4807,6 +8387,7 @@
               <w:rPr>
                 <w:rFonts w:ascii="휴먼명조" w:hAnsi="휴먼명조" w:eastAsia="휴먼명조" w:cs="휴먼명조"/>
                 <w:b/>
+                <w:color w:val="000000"/>
                 <w:sz w:val="22"/>
               </w:rPr>
               <w:t>2. 기준 안내</w:t>
@@ -4843,6 +8424,7 @@
               <w:rPr>
                 <w:rFonts w:ascii="휴먼명조" w:hAnsi="휴먼명조" w:eastAsia="휴먼명조" w:cs="휴먼명조"/>
                 <w:b/>
+                <w:color w:val="000000"/>
                 <w:sz w:val="22"/>
               </w:rPr>
               <w:t>3. 서류 이해</w:t>
@@ -4879,6 +8461,7 @@
               <w:rPr>
                 <w:rFonts w:ascii="휴먼명조" w:hAnsi="휴먼명조" w:eastAsia="휴먼명조" w:cs="휴먼명조"/>
                 <w:b/>
+                <w:color w:val="000000"/>
                 <w:sz w:val="22"/>
               </w:rPr>
               <w:t>4. 서류 준비</w:t>
@@ -4915,6 +8498,7 @@
               <w:rPr>
                 <w:rFonts w:ascii="휴먼명조" w:hAnsi="휴먼명조" w:eastAsia="휴먼명조" w:cs="휴먼명조"/>
                 <w:b/>
+                <w:color w:val="000000"/>
                 <w:sz w:val="22"/>
               </w:rPr>
               <w:t>5. 장기 준비</w:t>
@@ -4956,6 +8540,7 @@
               <w:rPr>
                 <w:rFonts w:ascii="휴먼명조" w:hAnsi="휴먼명조" w:eastAsia="휴먼명조" w:cs="휴먼명조"/>
                 <w:b/>
+                <w:color w:val="000000"/>
                 <w:sz w:val="22"/>
               </w:rPr>
               <w:t>사용자 행동</w:t>
@@ -4992,6 +8577,7 @@
               <w:rPr>
                 <w:rFonts w:ascii="휴먼명조" w:hAnsi="휴먼명조" w:eastAsia="휴먼명조" w:cs="휴먼명조"/>
                 <w:b w:val="0"/>
+                <w:color w:val="000000"/>
                 <w:sz w:val="22"/>
               </w:rPr>
               <w:t>학적·TOPIK·허가</w:t>
@@ -5003,6 +8589,7 @@
               <w:rPr>
                 <w:rFonts w:ascii="휴먼명조" w:hAnsi="휴먼명조" w:eastAsia="휴먼명조" w:cs="휴먼명조"/>
                 <w:b w:val="0"/>
+                <w:color w:val="000000"/>
                 <w:sz w:val="22"/>
               </w:rPr>
               <w:t>필요성 확인</w:t>
@@ -5039,6 +8626,7 @@
               <w:rPr>
                 <w:rFonts w:ascii="휴먼명조" w:hAnsi="휴먼명조" w:eastAsia="휴먼명조" w:cs="휴먼명조"/>
                 <w:b w:val="0"/>
+                <w:color w:val="000000"/>
                 <w:sz w:val="22"/>
               </w:rPr>
               <w:t>허용시간·제한업종</w:t>
@@ -5050,6 +8638,7 @@
               <w:rPr>
                 <w:rFonts w:ascii="휴먼명조" w:hAnsi="휴먼명조" w:eastAsia="휴먼명조" w:cs="휴먼명조"/>
                 <w:b w:val="0"/>
+                <w:color w:val="000000"/>
                 <w:sz w:val="22"/>
               </w:rPr>
               <w:t>기준 확인</w:t>
@@ -5086,6 +8675,7 @@
               <w:rPr>
                 <w:rFonts w:ascii="휴먼명조" w:hAnsi="휴먼명조" w:eastAsia="휴먼명조" w:cs="휴먼명조"/>
                 <w:b w:val="0"/>
+                <w:color w:val="000000"/>
                 <w:sz w:val="22"/>
               </w:rPr>
               <w:t>고지서 항목과</w:t>
@@ -5097,6 +8687,7 @@
               <w:rPr>
                 <w:rFonts w:ascii="휴먼명조" w:hAnsi="휴먼명조" w:eastAsia="휴먼명조" w:cs="휴먼명조"/>
                 <w:b w:val="0"/>
+                <w:color w:val="000000"/>
                 <w:sz w:val="22"/>
               </w:rPr>
               <w:t>기한·금액 확인</w:t>
@@ -5133,6 +8724,7 @@
               <w:rPr>
                 <w:rFonts w:ascii="휴먼명조" w:hAnsi="휴먼명조" w:eastAsia="휴먼명조" w:cs="휴먼명조"/>
                 <w:b w:val="0"/>
+                <w:color w:val="000000"/>
                 <w:sz w:val="22"/>
               </w:rPr>
               <w:t>신청서 작성 후</w:t>
@@ -5144,6 +8736,7 @@
               <w:rPr>
                 <w:rFonts w:ascii="휴먼명조" w:hAnsi="휴먼명조" w:eastAsia="휴먼명조" w:cs="휴먼명조"/>
                 <w:b w:val="0"/>
+                <w:color w:val="000000"/>
                 <w:sz w:val="22"/>
               </w:rPr>
               <w:t>학교 제출</w:t>
@@ -5180,6 +8773,7 @@
               <w:rPr>
                 <w:rFonts w:ascii="휴먼명조" w:hAnsi="휴먼명조" w:eastAsia="휴먼명조" w:cs="휴먼명조"/>
                 <w:b w:val="0"/>
+                <w:color w:val="000000"/>
                 <w:sz w:val="22"/>
               </w:rPr>
               <w:t>졸업 후 F-2-R</w:t>
@@ -5191,6 +8785,7 @@
               <w:rPr>
                 <w:rFonts w:ascii="휴먼명조" w:hAnsi="휴먼명조" w:eastAsia="휴먼명조" w:cs="휴먼명조"/>
                 <w:b w:val="0"/>
+                <w:color w:val="000000"/>
                 <w:sz w:val="22"/>
               </w:rPr>
               <w:t>요건 사전 점검</w:t>
@@ -5232,6 +8827,7 @@
               <w:rPr>
                 <w:rFonts w:ascii="휴먼명조" w:hAnsi="휴먼명조" w:eastAsia="휴먼명조" w:cs="휴먼명조"/>
                 <w:b/>
+                <w:color w:val="000000"/>
                 <w:sz w:val="22"/>
               </w:rPr>
               <w:t>비자부기 지원</w:t>
@@ -5268,6 +8864,7 @@
               <w:rPr>
                 <w:rFonts w:ascii="휴먼명조" w:hAnsi="휴먼명조" w:eastAsia="휴먼명조" w:cs="휴먼명조"/>
                 <w:b w:val="0"/>
+                <w:color w:val="000000"/>
                 <w:sz w:val="22"/>
               </w:rPr>
               <w:t>질문형 온보딩으로</w:t>
@@ -5279,6 +8876,7 @@
               <w:rPr>
                 <w:rFonts w:ascii="휴먼명조" w:hAnsi="휴먼명조" w:eastAsia="휴먼명조" w:cs="휴먼명조"/>
                 <w:b w:val="0"/>
+                <w:color w:val="000000"/>
                 <w:sz w:val="22"/>
               </w:rPr>
               <w:t>현재 상황 구분</w:t>
@@ -5290,6 +8888,7 @@
               <w:rPr>
                 <w:rFonts w:ascii="휴먼명조" w:hAnsi="휴먼명조" w:eastAsia="휴먼명조" w:cs="휴먼명조"/>
                 <w:b w:val="0"/>
+                <w:color w:val="000000"/>
                 <w:sz w:val="22"/>
               </w:rPr>
               <w:t>확인할 기준 제시</w:t>
@@ -5326,6 +8925,7 @@
               <w:rPr>
                 <w:rFonts w:ascii="휴먼명조" w:hAnsi="휴먼명조" w:eastAsia="휴먼명조" w:cs="휴먼명조"/>
                 <w:b w:val="0"/>
+                <w:color w:val="000000"/>
                 <w:sz w:val="22"/>
               </w:rPr>
               <w:t>공식 기준을 쉬운</w:t>
@@ -5337,6 +8937,7 @@
               <w:rPr>
                 <w:rFonts w:ascii="휴먼명조" w:hAnsi="휴먼명조" w:eastAsia="휴먼명조" w:cs="휴먼명조"/>
                 <w:b w:val="0"/>
+                <w:color w:val="000000"/>
                 <w:sz w:val="22"/>
               </w:rPr>
               <w:t>한국어로 설명</w:t>
@@ -5348,6 +8949,7 @@
               <w:rPr>
                 <w:rFonts w:ascii="휴먼명조" w:hAnsi="휴먼명조" w:eastAsia="휴먼명조" w:cs="휴먼명조"/>
                 <w:b w:val="0"/>
+                <w:color w:val="000000"/>
                 <w:sz w:val="22"/>
               </w:rPr>
               <w:t>출처·검증일 표시</w:t>
@@ -5384,6 +8986,7 @@
               <w:rPr>
                 <w:rFonts w:ascii="휴먼명조" w:hAnsi="휴먼명조" w:eastAsia="휴먼명조" w:cs="휴먼명조"/>
                 <w:b w:val="0"/>
+                <w:color w:val="000000"/>
                 <w:sz w:val="22"/>
               </w:rPr>
               <w:t>OCR 결과를 항목별</w:t>
@@ -5395,6 +8998,7 @@
               <w:rPr>
                 <w:rFonts w:ascii="휴먼명조" w:hAnsi="휴먼명조" w:eastAsia="휴먼명조" w:cs="휴먼명조"/>
                 <w:b w:val="0"/>
+                <w:color w:val="000000"/>
                 <w:sz w:val="22"/>
               </w:rPr>
               <w:t>확인 필요·누락으로</w:t>
@@ -5406,6 +9010,7 @@
               <w:rPr>
                 <w:rFonts w:ascii="휴먼명조" w:hAnsi="휴먼명조" w:eastAsia="휴먼명조" w:cs="휴먼명조"/>
                 <w:b w:val="0"/>
+                <w:color w:val="000000"/>
                 <w:sz w:val="22"/>
               </w:rPr>
               <w:t>구분해 재검토 지원</w:t>
@@ -5442,6 +9047,7 @@
               <w:rPr>
                 <w:rFonts w:ascii="휴먼명조" w:hAnsi="휴먼명조" w:eastAsia="휴먼명조" w:cs="휴먼명조"/>
                 <w:b w:val="0"/>
+                <w:color w:val="000000"/>
                 <w:sz w:val="22"/>
               </w:rPr>
               <w:t>서류 체크리스트와</w:t>
@@ -5453,6 +9059,7 @@
               <w:rPr>
                 <w:rFonts w:ascii="휴먼명조" w:hAnsi="휴먼명조" w:eastAsia="휴먼명조" w:cs="휴먼명조"/>
                 <w:b w:val="0"/>
+                <w:color w:val="000000"/>
                 <w:sz w:val="22"/>
               </w:rPr>
               <w:t>확정 일정만</w:t>
@@ -5464,6 +9071,7 @@
               <w:rPr>
                 <w:rFonts w:ascii="휴먼명조" w:hAnsi="휴먼명조" w:eastAsia="휴먼명조" w:cs="휴먼명조"/>
                 <w:b w:val="0"/>
+                <w:color w:val="000000"/>
                 <w:sz w:val="22"/>
               </w:rPr>
               <w:t>캘린더에 관리</w:t>
@@ -5500,6 +9108,7 @@
               <w:rPr>
                 <w:rFonts w:ascii="휴먼명조" w:hAnsi="휴먼명조" w:eastAsia="휴먼명조" w:cs="휴먼명조"/>
                 <w:b w:val="0"/>
+                <w:color w:val="000000"/>
                 <w:sz w:val="22"/>
               </w:rPr>
               <w:t>취업·정착 준비를</w:t>
@@ -5511,6 +9120,7 @@
               <w:rPr>
                 <w:rFonts w:ascii="휴먼명조" w:hAnsi="휴먼명조" w:eastAsia="휴먼명조" w:cs="휴먼명조"/>
                 <w:b w:val="0"/>
+                <w:color w:val="000000"/>
                 <w:sz w:val="22"/>
               </w:rPr>
               <w:t>후속 여정으로</w:t>
@@ -5522,6 +9132,7 @@
               <w:rPr>
                 <w:rFonts w:ascii="휴먼명조" w:hAnsi="휴먼명조" w:eastAsia="휴먼명조" w:cs="휴먼명조"/>
                 <w:b w:val="0"/>
+                <w:color w:val="000000"/>
                 <w:sz w:val="22"/>
               </w:rPr>
               <w:t>연결해 안내</w:t>
@@ -5563,6 +9174,7 @@
               <w:rPr>
                 <w:rFonts w:ascii="휴먼명조" w:hAnsi="휴먼명조" w:eastAsia="휴먼명조" w:cs="휴먼명조"/>
                 <w:b/>
+                <w:color w:val="000000"/>
                 <w:sz w:val="22"/>
               </w:rPr>
               <w:t>판정·제출 주체</w:t>
@@ -5599,6 +9211,7 @@
               <w:rPr>
                 <w:rFonts w:ascii="휴먼명조" w:hAnsi="휴먼명조" w:eastAsia="휴먼명조" w:cs="휴먼명조"/>
                 <w:b w:val="0"/>
+                <w:color w:val="000000"/>
                 <w:sz w:val="22"/>
               </w:rPr>
               <w:t>사용자 확인</w:t>
@@ -5610,6 +9223,7 @@
               <w:rPr>
                 <w:rFonts w:ascii="휴먼명조" w:hAnsi="휴먼명조" w:eastAsia="휴먼명조" w:cs="휴먼명조"/>
                 <w:b w:val="0"/>
+                <w:color w:val="000000"/>
                 <w:sz w:val="22"/>
               </w:rPr>
               <w:t>필요 시 학교 문의</w:t>
@@ -5646,6 +9260,7 @@
               <w:rPr>
                 <w:rFonts w:ascii="휴먼명조" w:hAnsi="휴먼명조" w:eastAsia="휴먼명조" w:cs="휴먼명조"/>
                 <w:b w:val="0"/>
+                <w:color w:val="000000"/>
                 <w:sz w:val="22"/>
               </w:rPr>
               <w:t>비자부기 안내</w:t>
@@ -5657,6 +9272,7 @@
               <w:rPr>
                 <w:rFonts w:ascii="휴먼명조" w:hAnsi="휴먼명조" w:eastAsia="휴먼명조" w:cs="휴먼명조"/>
                 <w:b w:val="0"/>
+                <w:color w:val="000000"/>
                 <w:sz w:val="22"/>
               </w:rPr>
               <w:t>공식 기준 병기</w:t>
@@ -5693,6 +9309,7 @@
               <w:rPr>
                 <w:rFonts w:ascii="휴먼명조" w:hAnsi="휴먼명조" w:eastAsia="휴먼명조" w:cs="휴먼명조"/>
                 <w:b w:val="0"/>
+                <w:color w:val="000000"/>
                 <w:sz w:val="22"/>
               </w:rPr>
               <w:t>사용자 최종 확인</w:t>
@@ -5704,6 +9321,7 @@
               <w:rPr>
                 <w:rFonts w:ascii="휴먼명조" w:hAnsi="휴먼명조" w:eastAsia="휴먼명조" w:cs="휴먼명조"/>
                 <w:b w:val="0"/>
+                <w:color w:val="000000"/>
                 <w:sz w:val="22"/>
               </w:rPr>
               <w:t>자동 판정 금지</w:t>
@@ -5740,6 +9358,7 @@
               <w:rPr>
                 <w:rFonts w:ascii="휴먼명조" w:hAnsi="휴먼명조" w:eastAsia="휴먼명조" w:cs="휴먼명조"/>
                 <w:b w:val="0"/>
+                <w:color w:val="000000"/>
                 <w:sz w:val="22"/>
               </w:rPr>
               <w:t>대학 국제교류부서</w:t>
@@ -5751,6 +9370,7 @@
               <w:rPr>
                 <w:rFonts w:ascii="휴먼명조" w:hAnsi="휴먼명조" w:eastAsia="휴먼명조" w:cs="휴먼명조"/>
                 <w:b w:val="0"/>
+                <w:color w:val="000000"/>
                 <w:sz w:val="22"/>
               </w:rPr>
               <w:t>또는 출입국기관</w:t>
@@ -5787,6 +9407,7 @@
               <w:rPr>
                 <w:rFonts w:ascii="휴먼명조" w:hAnsi="휴먼명조" w:eastAsia="휴먼명조" w:cs="휴먼명조"/>
                 <w:b w:val="0"/>
+                <w:color w:val="000000"/>
                 <w:sz w:val="22"/>
               </w:rPr>
               <w:t>관할 행정기관의</w:t>
@@ -5798,6 +9419,7 @@
               <w:rPr>
                 <w:rFonts w:ascii="휴먼명조" w:hAnsi="휴먼명조" w:eastAsia="휴먼명조" w:cs="휴먼명조"/>
                 <w:b w:val="0"/>
+                <w:color w:val="000000"/>
                 <w:sz w:val="22"/>
               </w:rPr>
               <w:t>최종 판단</w:t>
@@ -5839,6 +9461,7 @@
               <w:rPr>
                 <w:rFonts w:ascii="휴먼명조" w:hAnsi="휴먼명조" w:eastAsia="휴먼명조" w:cs="휴먼명조"/>
                 <w:b/>
+                <w:color w:val="000000"/>
                 <w:sz w:val="22"/>
               </w:rPr>
               <w:t>핵심 가치</w:t>
@@ -5876,6 +9499,7 @@
               <w:rPr>
                 <w:rFonts w:ascii="휴먼명조" w:hAnsi="휴먼명조" w:eastAsia="휴먼명조" w:cs="휴먼명조"/>
                 <w:b w:val="0"/>
+                <w:color w:val="000000"/>
                 <w:sz w:val="22"/>
               </w:rPr>
               <w:t>학업·취업 허가와 졸업 후 정착 준비를 하나의 연속된 여정으로 관리</w:t>
@@ -5900,7 +9524,7 @@
           <w:b/>
           <w:sz w:val="24"/>
         </w:rPr>
-        <w:t>그림 6. 현재 구현 상태와 다음 단계</w:t>
+        <w:t>상세 참고표 6. 현재 구현 상태와 다음 단계</w:t>
       </w:r>
     </w:p>
     <w:tbl>
@@ -5953,6 +9577,7 @@
               <w:rPr>
                 <w:rFonts w:ascii="휴먼명조" w:hAnsi="휴먼명조" w:eastAsia="휴먼명조" w:cs="휴먼명조"/>
                 <w:b/>
+                <w:color w:val="000000"/>
                 <w:sz w:val="22"/>
               </w:rPr>
               <w:t>완료·데모·구현 예정 항목을 구분해 과장 없이 표시</w:t>
@@ -5995,6 +9620,7 @@
               <w:rPr>
                 <w:rFonts w:ascii="휴먼명조" w:hAnsi="휴먼명조" w:eastAsia="휴먼명조" w:cs="휴먼명조"/>
                 <w:b/>
+                <w:color w:val="000000"/>
                 <w:sz w:val="22"/>
               </w:rPr>
               <w:t>구분</w:t>
@@ -6031,6 +9657,7 @@
               <w:rPr>
                 <w:rFonts w:ascii="휴먼명조" w:hAnsi="휴먼명조" w:eastAsia="휴먼명조" w:cs="휴먼명조"/>
                 <w:b/>
+                <w:color w:val="000000"/>
                 <w:sz w:val="22"/>
               </w:rPr>
               <w:t>완료</w:t>
@@ -6067,6 +9694,7 @@
               <w:rPr>
                 <w:rFonts w:ascii="휴먼명조" w:hAnsi="휴먼명조" w:eastAsia="휴먼명조" w:cs="휴먼명조"/>
                 <w:b/>
+                <w:color w:val="000000"/>
                 <w:sz w:val="22"/>
               </w:rPr>
               <w:t>데모 구현</w:t>
@@ -6103,6 +9731,7 @@
               <w:rPr>
                 <w:rFonts w:ascii="휴먼명조" w:hAnsi="휴먼명조" w:eastAsia="휴먼명조" w:cs="휴먼명조"/>
                 <w:b/>
+                <w:color w:val="000000"/>
                 <w:sz w:val="22"/>
               </w:rPr>
               <w:t>구현 예정</w:t>
@@ -6144,6 +9773,7 @@
               <w:rPr>
                 <w:rFonts w:ascii="휴먼명조" w:hAnsi="휴먼명조" w:eastAsia="휴먼명조" w:cs="휴먼명조"/>
                 <w:b/>
+                <w:color w:val="000000"/>
                 <w:sz w:val="22"/>
               </w:rPr>
               <w:t>주요 범위</w:t>
@@ -6180,6 +9810,7 @@
               <w:rPr>
                 <w:rFonts w:ascii="휴먼명조" w:hAnsi="휴먼명조" w:eastAsia="휴먼명조" w:cs="휴먼명조"/>
                 <w:b w:val="0"/>
+                <w:color w:val="000000"/>
                 <w:sz w:val="22"/>
               </w:rPr>
               <w:t>공통 데이터 구조 13개 테이블</w:t>
@@ -6191,6 +9822,7 @@
               <w:rPr>
                 <w:rFonts w:ascii="휴먼명조" w:hAnsi="휴먼명조" w:eastAsia="휴먼명조" w:cs="휴먼명조"/>
                 <w:b w:val="0"/>
+                <w:color w:val="000000"/>
                 <w:sz w:val="22"/>
               </w:rPr>
               <w:t>AND/OR 자격조건 논리</w:t>
@@ -6202,6 +9834,7 @@
               <w:rPr>
                 <w:rFonts w:ascii="휴먼명조" w:hAnsi="휴먼명조" w:eastAsia="휴먼명조" w:cs="휴먼명조"/>
                 <w:b w:val="0"/>
+                <w:color w:val="000000"/>
                 <w:sz w:val="22"/>
               </w:rPr>
               <w:t>온보딩·마이허브 화면</w:t>
@@ -6213,6 +9846,7 @@
               <w:rPr>
                 <w:rFonts w:ascii="휴먼명조" w:hAnsi="휴먼명조" w:eastAsia="휴먼명조" w:cs="휴먼명조"/>
                 <w:b w:val="0"/>
+                <w:color w:val="000000"/>
                 <w:sz w:val="22"/>
               </w:rPr>
               <w:t>OCR 이미지 선택·미리보기</w:t>
@@ -6249,6 +9883,7 @@
               <w:rPr>
                 <w:rFonts w:ascii="휴먼명조" w:hAnsi="휴먼명조" w:eastAsia="휴먼명조" w:cs="휴먼명조"/>
                 <w:b w:val="0"/>
+                <w:color w:val="000000"/>
                 <w:sz w:val="22"/>
               </w:rPr>
               <w:t>비자 진행 캘린더</w:t>
@@ -6260,6 +9895,7 @@
               <w:rPr>
                 <w:rFonts w:ascii="휴먼명조" w:hAnsi="휴먼명조" w:eastAsia="휴먼명조" w:cs="휴먼명조"/>
                 <w:b w:val="0"/>
+                <w:color w:val="000000"/>
                 <w:sz w:val="22"/>
               </w:rPr>
               <w:t>지도 기반 기관 안내</w:t>
@@ -6271,6 +9907,7 @@
               <w:rPr>
                 <w:rFonts w:ascii="휴먼명조" w:hAnsi="휴먼명조" w:eastAsia="휴먼명조" w:cs="휴먼명조"/>
                 <w:b w:val="0"/>
+                <w:color w:val="000000"/>
                 <w:sz w:val="22"/>
               </w:rPr>
               <w:t>반응형 사용자 흐름</w:t>
@@ -6282,6 +9919,7 @@
               <w:rPr>
                 <w:rFonts w:ascii="휴먼명조" w:hAnsi="휴먼명조" w:eastAsia="휴먼명조" w:cs="휴먼명조"/>
                 <w:b w:val="0"/>
+                <w:color w:val="000000"/>
                 <w:sz w:val="22"/>
               </w:rPr>
               <w:t>전화·길찾기 화면</w:t>
@@ -6318,6 +9956,7 @@
               <w:rPr>
                 <w:rFonts w:ascii="휴먼명조" w:hAnsi="휴먼명조" w:eastAsia="휴먼명조" w:cs="휴먼명조"/>
                 <w:b w:val="0"/>
+                <w:color w:val="000000"/>
                 <w:sz w:val="22"/>
               </w:rPr>
               <w:t>규칙 기반 계산 엔진</w:t>
@@ -6329,6 +9968,7 @@
               <w:rPr>
                 <w:rFonts w:ascii="휴먼명조" w:hAnsi="휴먼명조" w:eastAsia="휴먼명조" w:cs="휴먼명조"/>
                 <w:b w:val="0"/>
+                <w:color w:val="000000"/>
                 <w:sz w:val="22"/>
               </w:rPr>
               <w:t>다국어 설명·근거 검색</w:t>
@@ -6340,6 +9980,7 @@
               <w:rPr>
                 <w:rFonts w:ascii="휴먼명조" w:hAnsi="휴먼명조" w:eastAsia="휴먼명조" w:cs="휴먼명조"/>
                 <w:b w:val="0"/>
+                <w:color w:val="000000"/>
                 <w:sz w:val="22"/>
               </w:rPr>
               <w:t>위험 상황 기관 라우팅</w:t>
@@ -6351,6 +9992,7 @@
               <w:rPr>
                 <w:rFonts w:ascii="휴먼명조" w:hAnsi="휴먼명조" w:eastAsia="휴먼명조" w:cs="휴먼명조"/>
                 <w:b w:val="0"/>
+                <w:color w:val="000000"/>
                 <w:sz w:val="22"/>
               </w:rPr>
               <w:t>OCR 분석·민감정보 마스킹</w:t>
@@ -6392,6 +10034,7 @@
               <w:rPr>
                 <w:rFonts w:ascii="휴먼명조" w:hAnsi="휴먼명조" w:eastAsia="휴먼명조" w:cs="휴먼명조"/>
                 <w:b/>
+                <w:color w:val="000000"/>
                 <w:sz w:val="22"/>
               </w:rPr>
               <w:t>현재 수준</w:t>
@@ -6428,6 +10071,7 @@
               <w:rPr>
                 <w:rFonts w:ascii="휴먼명조" w:hAnsi="휴먼명조" w:eastAsia="휴먼명조" w:cs="휴먼명조"/>
                 <w:b w:val="0"/>
+                <w:color w:val="000000"/>
                 <w:sz w:val="22"/>
               </w:rPr>
               <w:t>설계·검수 확정</w:t>
@@ -6439,6 +10083,7 @@
               <w:rPr>
                 <w:rFonts w:ascii="휴먼명조" w:hAnsi="휴먼명조" w:eastAsia="휴먼명조" w:cs="휴먼명조"/>
                 <w:b w:val="0"/>
+                <w:color w:val="000000"/>
                 <w:sz w:val="22"/>
               </w:rPr>
               <w:t>웹 화면에 골격 구현</w:t>
@@ -6475,6 +10120,7 @@
               <w:rPr>
                 <w:rFonts w:ascii="휴먼명조" w:hAnsi="휴먼명조" w:eastAsia="휴먼명조" w:cs="휴먼명조"/>
                 <w:b w:val="0"/>
+                <w:color w:val="000000"/>
                 <w:sz w:val="22"/>
               </w:rPr>
               <w:t>사용 흐름 확인 가능</w:t>
@@ -6486,6 +10132,7 @@
               <w:rPr>
                 <w:rFonts w:ascii="휴먼명조" w:hAnsi="휴먼명조" w:eastAsia="휴먼명조" w:cs="휴먼명조"/>
                 <w:b w:val="0"/>
+                <w:color w:val="000000"/>
                 <w:sz w:val="22"/>
               </w:rPr>
               <w:t>일부 실데이터 연동 전</w:t>
@@ -6522,6 +10169,7 @@
               <w:rPr>
                 <w:rFonts w:ascii="휴먼명조" w:hAnsi="휴먼명조" w:eastAsia="휴먼명조" w:cs="휴먼명조"/>
                 <w:b w:val="0"/>
+                <w:color w:val="000000"/>
                 <w:sz w:val="22"/>
               </w:rPr>
               <w:t>현장 검증 후 단계적 구현</w:t>
@@ -6533,6 +10181,7 @@
               <w:rPr>
                 <w:rFonts w:ascii="휴먼명조" w:hAnsi="휴먼명조" w:eastAsia="휴먼명조" w:cs="휴먼명조"/>
                 <w:b w:val="0"/>
+                <w:color w:val="000000"/>
                 <w:sz w:val="22"/>
               </w:rPr>
               <w:t>공식 판정 대체 기능 없음</w:t>
@@ -6574,6 +10223,7 @@
               <w:rPr>
                 <w:rFonts w:ascii="휴먼명조" w:hAnsi="휴먼명조" w:eastAsia="휴먼명조" w:cs="휴먼명조"/>
                 <w:b/>
+                <w:color w:val="000000"/>
                 <w:sz w:val="22"/>
               </w:rPr>
               <w:t>1차 실증</w:t>
@@ -6611,6 +10261,7 @@
               <w:rPr>
                 <w:rFonts w:ascii="휴먼명조" w:hAnsi="휴먼명조" w:eastAsia="휴먼명조" w:cs="휴먼명조"/>
                 <w:b w:val="0"/>
+                <w:color w:val="000000"/>
                 <w:sz w:val="22"/>
               </w:rPr>
               <w:t>이주노동자 × E-7-4R 체류자격 트래커를 우선 검증</w:t>
